--- a/engineering/reports/MCS_V2_CANONICAL_SCHEMAS.docx
+++ b/engineering/reports/MCS_V2_CANONICAL_SCHEMAS.docx
@@ -33,12 +33,12 @@
           <w:sz w:val="40"/>
           <w:szCs w:val="40"/>
         </w:rPr>
-        <w:t xml:space="preserve">Canonical Schema List — for Provisioning Approval</w:t>
+        <w:t xml:space="preserve">Canonical Schema List — for Provisioning Approval (Rev 2)</w:t>
       </w:r>
     </w:p>
     <w:p>
       <w:pPr>
-        <w:spacing w:after="200"/>
+        <w:spacing w:after="160"/>
         <w:jc w:val="center"/>
       </w:pPr>
       <w:r>
@@ -60,10 +60,12 @@
       <w:r>
         <w:rPr>
           <w:rFonts w:ascii="Calibri" w:cs="Calibri" w:eastAsia="Calibri" w:hAnsi="Calibri"/>
+          <w:b/>
+          <w:bCs/>
           <w:sz w:val="20"/>
           <w:szCs w:val="20"/>
         </w:rPr>
-        <w:t xml:space="preserve">This is the canonical schema list for the app’s dedicated triple-stack, using the final canonical names (member = </w:t>
+        <w:t xml:space="preserve">Rev 2 folds in Kevin's 2026-07-01 review: </w:t>
       </w:r>
       <w:r>
         <w:rPr>
@@ -71,7 +73,7 @@
           <w:sz w:val="20"/>
           <w:szCs w:val="20"/>
         </w:rPr>
-        <w:t xml:space="preserve">team_magnificent_members</w:t>
+        <w:t xml:space="preserve">tmag_</w:t>
       </w:r>
       <w:r>
         <w:rPr>
@@ -79,7 +81,7 @@
           <w:sz w:val="20"/>
           <w:szCs w:val="20"/>
         </w:rPr>
-        <w:t xml:space="preserve"> / </w:t>
+        <w:t xml:space="preserve"> prefix on all app-domain collections with semantic grouping (prospect / htank / new_member / agent), the per-agent event split, the new </w:t>
       </w:r>
       <w:r>
         <w:rPr>
@@ -87,7 +89,7 @@
           <w:sz w:val="20"/>
           <w:szCs w:val="20"/>
         </w:rPr>
-        <w:t xml:space="preserve">tmagId</w:t>
+        <w:t xml:space="preserve">tmag_agent_templates</w:t>
       </w:r>
       <w:r>
         <w:rPr>
@@ -95,7 +97,7 @@
           <w:sz w:val="20"/>
           <w:szCs w:val="20"/>
         </w:rPr>
-        <w:t xml:space="preserve"> / </w:t>
+        <w:t xml:space="preserve"> + renamed </w:t>
       </w:r>
       <w:r>
         <w:rPr>
@@ -103,7 +105,7 @@
           <w:sz w:val="20"/>
           <w:szCs w:val="20"/>
         </w:rPr>
-        <w:t xml:space="preserve">:TeamMagnificentMember</w:t>
+        <w:t xml:space="preserve">tmag_content_templates</w:t>
       </w:r>
       <w:r>
         <w:rPr>
@@ -111,7 +113,7 @@
           <w:sz w:val="20"/>
           <w:szCs w:val="20"/>
         </w:rPr>
-        <w:t xml:space="preserve">). Nothing is applied to any store. Review, then approve provisioning: Mongoose + $jsonSchema governed doors, Neo4j constraints, and the Chroma registry are applied at </w:t>
+        <w:t xml:space="preserve">, PascalCase Neo4j </w:t>
       </w:r>
       <w:r>
         <w:rPr>
@@ -119,7 +121,7 @@
           <w:sz w:val="20"/>
           <w:szCs w:val="20"/>
         </w:rPr>
-        <w:t xml:space="preserve">validationLevel:’moderate’</w:t>
+        <w:t xml:space="preserve">Tmag*</w:t>
       </w:r>
       <w:r>
         <w:rPr>
@@ -127,7 +129,48 @@
           <w:sz w:val="20"/>
           <w:szCs w:val="20"/>
         </w:rPr>
-        <w:t xml:space="preserve">, reversibly.</w:t>
+        <w:t xml:space="preserve"> labels, collapsed double-prefixes, and purpose lines that answer the inline questions. </w:t>
+      </w:r>
+      <w:r>
+        <w:rPr>
+          <w:rFonts w:ascii="Consolas" w:cs="Consolas" w:eastAsia="Consolas" w:hAnsi="Consolas"/>
+          <w:sz w:val="20"/>
+          <w:szCs w:val="20"/>
+        </w:rPr>
+        <w:t xml:space="preserve">mcs_</w:t>
+      </w:r>
+      <w:r>
+        <w:rPr>
+          <w:rFonts w:ascii="Calibri" w:cs="Calibri" w:eastAsia="Calibri" w:hAnsi="Calibri"/>
+          <w:sz w:val="20"/>
+          <w:szCs w:val="20"/>
+        </w:rPr>
+        <w:t xml:space="preserve"> is kept for the system/memory layer.</w:t>
+      </w:r>
+    </w:p>
+    <w:p>
+      <w:pPr>
+        <w:spacing w:after="80"/>
+      </w:pPr>
+      <w:r>
+        <w:rPr>
+          <w:rFonts w:ascii="Calibri" w:cs="Calibri" w:eastAsia="Calibri" w:hAnsi="Calibri"/>
+          <w:b/>
+          <w:bCs/>
+          <w:sz w:val="20"/>
+          <w:szCs w:val="20"/>
+        </w:rPr>
+        <w:t xml:space="preserve">To still confirm (small): </w:t>
+      </w:r>
+      <w:r>
+        <w:rPr>
+          <w:rFonts w:ascii="Calibri" w:cs="Calibri" w:eastAsia="Calibri" w:hAnsi="Calibri"/>
+          <w:i/>
+          <w:iCs/>
+          <w:sz w:val="18"/>
+          <w:szCs w:val="18"/>
+        </w:rPr>
+        <w:t xml:space="preserve">(a) Chroma collections aligned to the tmag_ Mongo names (your "same name across all three stores"); (b) tmag_vm_lead_batches vs your "lead_owners" note; (c) tmag_content_templates + tmag_agent_templates kept separate (my recommendation).</w:t>
       </w:r>
     </w:p>
     <w:p>
@@ -193,7 +236,7 @@
           <w:sz w:val="20"/>
           <w:szCs w:val="20"/>
         </w:rPr>
-        <w:t xml:space="preserve"> is a BA in Kevin’s downline. The app’s canonical entity is the MEMBER (id </w:t>
+        <w:t xml:space="preserve"> is a BA in Kevin's downline. The app's canonical entity is the MEMBER (id </w:t>
       </w:r>
       <w:r>
         <w:rPr>
@@ -331,7 +374,7 @@
         </w:trPr>
         <w:tc>
           <w:tcPr>
-            <w:tcW w:type="pct" w:w="022"/>
+            <w:tcW w:type="pct" w:w="024"/>
             <w:shd w:color="14161C" w:val="solid"/>
             <w:tcMar>
               <w:top w:type="dxa" w:w="40"/>
@@ -359,7 +402,7 @@
         </w:tc>
         <w:tc>
           <w:tcPr>
-            <w:tcW w:type="pct" w:w="014"/>
+            <w:tcW w:type="pct" w:w="013"/>
             <w:shd w:color="14161C" w:val="solid"/>
             <w:tcMar>
               <w:top w:type="dxa" w:w="40"/>
@@ -387,7 +430,7 @@
         </w:tc>
         <w:tc>
           <w:tcPr>
-            <w:tcW w:type="pct" w:w="042"/>
+            <w:tcW w:type="pct" w:w="040"/>
             <w:shd w:color="14161C" w:val="solid"/>
             <w:tcMar>
               <w:top w:type="dxa" w:w="40"/>
@@ -415,7 +458,7 @@
         </w:tc>
         <w:tc>
           <w:tcPr>
-            <w:tcW w:type="pct" w:w="022"/>
+            <w:tcW w:type="pct" w:w="023"/>
             <w:shd w:color="14161C" w:val="solid"/>
             <w:tcMar>
               <w:top w:type="dxa" w:w="40"/>
@@ -445,7 +488,7 @@
       <w:tr>
         <w:tc>
           <w:tcPr>
-            <w:tcW w:type="pct" w:w="022"/>
+            <w:tcW w:type="pct" w:w="024"/>
             <w:tcMar>
               <w:top w:type="dxa" w:w="40"/>
               <w:left w:type="dxa" w:w="80"/>
@@ -469,7 +512,7 @@
         </w:tc>
         <w:tc>
           <w:tcPr>
-            <w:tcW w:type="pct" w:w="014"/>
+            <w:tcW w:type="pct" w:w="013"/>
             <w:tcMar>
               <w:top w:type="dxa" w:w="40"/>
               <w:left w:type="dxa" w:w="80"/>
@@ -493,7 +536,7 @@
         </w:tc>
         <w:tc>
           <w:tcPr>
-            <w:tcW w:type="pct" w:w="042"/>
+            <w:tcW w:type="pct" w:w="040"/>
             <w:tcMar>
               <w:top w:type="dxa" w:w="40"/>
               <w:left w:type="dxa" w:w="80"/>
@@ -517,7 +560,7 @@
         </w:tc>
         <w:tc>
           <w:tcPr>
-            <w:tcW w:type="pct" w:w="022"/>
+            <w:tcW w:type="pct" w:w="023"/>
             <w:tcMar>
               <w:top w:type="dxa" w:w="40"/>
               <w:left w:type="dxa" w:w="80"/>
@@ -543,7 +586,7 @@
       <w:tr>
         <w:tc>
           <w:tcPr>
-            <w:tcW w:type="pct" w:w="022"/>
+            <w:tcW w:type="pct" w:w="024"/>
             <w:shd w:color="F6F7FB" w:val="solid"/>
             <w:tcMar>
               <w:top w:type="dxa" w:w="40"/>
@@ -562,13 +605,13 @@
                 <w:sz w:val="17"/>
                 <w:szCs w:val="17"/>
               </w:rPr>
-              <w:t xml:space="preserve">access_codes</w:t>
-            </w:r>
-          </w:p>
-        </w:tc>
-        <w:tc>
-          <w:tcPr>
-            <w:tcW w:type="pct" w:w="014"/>
+              <w:t xml:space="preserve">tmag_access_codes</w:t>
+            </w:r>
+          </w:p>
+        </w:tc>
+        <w:tc>
+          <w:tcPr>
+            <w:tcW w:type="pct" w:w="013"/>
             <w:shd w:color="F6F7FB" w:val="solid"/>
             <w:tcMar>
               <w:top w:type="dxa" w:w="40"/>
@@ -593,7 +636,7 @@
         </w:tc>
         <w:tc>
           <w:tcPr>
-            <w:tcW w:type="pct" w:w="042"/>
+            <w:tcW w:type="pct" w:w="040"/>
             <w:shd w:color="F6F7FB" w:val="solid"/>
             <w:tcMar>
               <w:top w:type="dxa" w:w="40"/>
@@ -618,7 +661,7 @@
         </w:tc>
         <w:tc>
           <w:tcPr>
-            <w:tcW w:type="pct" w:w="022"/>
+            <w:tcW w:type="pct" w:w="023"/>
             <w:shd w:color="F6F7FB" w:val="solid"/>
             <w:tcMar>
               <w:top w:type="dxa" w:w="40"/>
@@ -645,7 +688,7 @@
       <w:tr>
         <w:tc>
           <w:tcPr>
-            <w:tcW w:type="pct" w:w="022"/>
+            <w:tcW w:type="pct" w:w="024"/>
             <w:tcMar>
               <w:top w:type="dxa" w:w="40"/>
               <w:left w:type="dxa" w:w="80"/>
@@ -663,13 +706,13 @@
                 <w:sz w:val="17"/>
                 <w:szCs w:val="17"/>
               </w:rPr>
-              <w:t xml:space="preserve">ba_commitments</w:t>
-            </w:r>
-          </w:p>
-        </w:tc>
-        <w:tc>
-          <w:tcPr>
-            <w:tcW w:type="pct" w:w="014"/>
+              <w:t xml:space="preserve">tmag_commitments</w:t>
+            </w:r>
+          </w:p>
+        </w:tc>
+        <w:tc>
+          <w:tcPr>
+            <w:tcW w:type="pct" w:w="013"/>
             <w:tcMar>
               <w:top w:type="dxa" w:w="40"/>
               <w:left w:type="dxa" w:w="80"/>
@@ -693,7 +736,7 @@
         </w:tc>
         <w:tc>
           <w:tcPr>
-            <w:tcW w:type="pct" w:w="042"/>
+            <w:tcW w:type="pct" w:w="040"/>
             <w:tcMar>
               <w:top w:type="dxa" w:w="40"/>
               <w:left w:type="dxa" w:w="80"/>
@@ -717,25 +760,25 @@
         </w:tc>
         <w:tc>
           <w:tcPr>
-            <w:tcW w:type="pct" w:w="022"/>
-            <w:tcMar>
-              <w:top w:type="dxa" w:w="40"/>
-              <w:left w:type="dxa" w:w="80"/>
-              <w:bottom w:type="dxa" w:w="40"/>
-              <w:right w:type="dxa" w:w="80"/>
-            </w:tcMar>
-          </w:tcPr>
-          <w:p>
-            <w:pPr>
-              <w:spacing w:after="0"/>
-            </w:pPr>
-            <w:r>
-              <w:rPr>
-                <w:rFonts w:ascii="Calibri" w:cs="Calibri" w:eastAsia="Calibri" w:hAnsi="Calibri"/>
-                <w:sz w:val="17"/>
-                <w:szCs w:val="17"/>
-              </w:rPr>
-              <w:t xml:space="preserve">One-click commitment acceptance (audit-grade).</w:t>
+            <w:tcW w:type="pct" w:w="023"/>
+            <w:tcMar>
+              <w:top w:type="dxa" w:w="40"/>
+              <w:left w:type="dxa" w:w="80"/>
+              <w:bottom w:type="dxa" w:w="40"/>
+              <w:right w:type="dxa" w:w="80"/>
+            </w:tcMar>
+          </w:tcPr>
+          <w:p>
+            <w:pPr>
+              <w:spacing w:after="0"/>
+            </w:pPr>
+            <w:r>
+              <w:rPr>
+                <w:rFonts w:ascii="Calibri" w:cs="Calibri" w:eastAsia="Calibri" w:hAnsi="Calibri"/>
+                <w:sz w:val="17"/>
+                <w:szCs w:val="17"/>
+              </w:rPr>
+              <w:t xml:space="preserve">One-click member commitment acceptance (audit-grade).</w:t>
             </w:r>
           </w:p>
         </w:tc>
@@ -743,7 +786,7 @@
       <w:tr>
         <w:tc>
           <w:tcPr>
-            <w:tcW w:type="pct" w:w="022"/>
+            <w:tcW w:type="pct" w:w="024"/>
             <w:shd w:color="F6F7FB" w:val="solid"/>
             <w:tcMar>
               <w:top w:type="dxa" w:w="40"/>
@@ -762,13 +805,13 @@
                 <w:sz w:val="17"/>
                 <w:szCs w:val="17"/>
               </w:rPr>
-              <w:t xml:space="preserve">ba_questionnaires</w:t>
-            </w:r>
-          </w:p>
-        </w:tc>
-        <w:tc>
-          <w:tcPr>
-            <w:tcW w:type="pct" w:w="014"/>
+              <w:t xml:space="preserve">tmag_questionnaires</w:t>
+            </w:r>
+          </w:p>
+        </w:tc>
+        <w:tc>
+          <w:tcPr>
+            <w:tcW w:type="pct" w:w="013"/>
             <w:shd w:color="F6F7FB" w:val="solid"/>
             <w:tcMar>
               <w:top w:type="dxa" w:w="40"/>
@@ -793,7 +836,7 @@
         </w:tc>
         <w:tc>
           <w:tcPr>
-            <w:tcW w:type="pct" w:w="042"/>
+            <w:tcW w:type="pct" w:w="040"/>
             <w:shd w:color="F6F7FB" w:val="solid"/>
             <w:tcMar>
               <w:top w:type="dxa" w:w="40"/>
@@ -818,26 +861,26 @@
         </w:tc>
         <w:tc>
           <w:tcPr>
-            <w:tcW w:type="pct" w:w="022"/>
-            <w:shd w:color="F6F7FB" w:val="solid"/>
-            <w:tcMar>
-              <w:top w:type="dxa" w:w="40"/>
-              <w:left w:type="dxa" w:w="80"/>
-              <w:bottom w:type="dxa" w:w="40"/>
-              <w:right w:type="dxa" w:w="80"/>
-            </w:tcMar>
-          </w:tcPr>
-          <w:p>
-            <w:pPr>
-              <w:spacing w:after="0"/>
-            </w:pPr>
-            <w:r>
-              <w:rPr>
-                <w:rFonts w:ascii="Calibri" w:cs="Calibri" w:eastAsia="Calibri" w:hAnsi="Calibri"/>
-                <w:sz w:val="17"/>
-                <w:szCs w:val="17"/>
-              </w:rPr>
-              <w:t xml:space="preserve">Self-serve interview.</w:t>
+            <w:tcW w:type="pct" w:w="023"/>
+            <w:shd w:color="F6F7FB" w:val="solid"/>
+            <w:tcMar>
+              <w:top w:type="dxa" w:w="40"/>
+              <w:left w:type="dxa" w:w="80"/>
+              <w:bottom w:type="dxa" w:w="40"/>
+              <w:right w:type="dxa" w:w="80"/>
+            </w:tcMar>
+          </w:tcPr>
+          <w:p>
+            <w:pPr>
+              <w:spacing w:after="0"/>
+            </w:pPr>
+            <w:r>
+              <w:rPr>
+                <w:rFonts w:ascii="Calibri" w:cs="Calibri" w:eastAsia="Calibri" w:hAnsi="Calibri"/>
+                <w:sz w:val="17"/>
+                <w:szCs w:val="17"/>
+              </w:rPr>
+              <w:t xml:space="preserve">Self-serve member interview.</w:t>
             </w:r>
           </w:p>
         </w:tc>
@@ -845,7 +888,7 @@
       <w:tr>
         <w:tc>
           <w:tcPr>
-            <w:tcW w:type="pct" w:w="022"/>
+            <w:tcW w:type="pct" w:w="024"/>
             <w:tcMar>
               <w:top w:type="dxa" w:w="40"/>
               <w:left w:type="dxa" w:w="80"/>
@@ -863,13 +906,13 @@
                 <w:sz w:val="17"/>
                 <w:szCs w:val="17"/>
               </w:rPr>
-              <w:t xml:space="preserve">ba_workbooks</w:t>
-            </w:r>
-          </w:p>
-        </w:tc>
-        <w:tc>
-          <w:tcPr>
-            <w:tcW w:type="pct" w:w="014"/>
+              <w:t xml:space="preserve">tmag_workbooks</w:t>
+            </w:r>
+          </w:p>
+        </w:tc>
+        <w:tc>
+          <w:tcPr>
+            <w:tcW w:type="pct" w:w="013"/>
             <w:tcMar>
               <w:top w:type="dxa" w:w="40"/>
               <w:left w:type="dxa" w:w="80"/>
@@ -893,7 +936,7 @@
         </w:tc>
         <w:tc>
           <w:tcPr>
-            <w:tcW w:type="pct" w:w="042"/>
+            <w:tcW w:type="pct" w:w="040"/>
             <w:tcMar>
               <w:top w:type="dxa" w:w="40"/>
               <w:left w:type="dxa" w:w="80"/>
@@ -917,25 +960,25 @@
         </w:tc>
         <w:tc>
           <w:tcPr>
-            <w:tcW w:type="pct" w:w="022"/>
-            <w:tcMar>
-              <w:top w:type="dxa" w:w="40"/>
-              <w:left w:type="dxa" w:w="80"/>
-              <w:bottom w:type="dxa" w:w="40"/>
-              <w:right w:type="dxa" w:w="80"/>
-            </w:tcMar>
-          </w:tcPr>
-          <w:p>
-            <w:pPr>
-              <w:spacing w:after="0"/>
-            </w:pPr>
-            <w:r>
-              <w:rPr>
-                <w:rFonts w:ascii="Calibri" w:cs="Calibri" w:eastAsia="Calibri" w:hAnsi="Calibri"/>
-                <w:sz w:val="17"/>
-                <w:szCs w:val="17"/>
-              </w:rPr>
-              <w:t xml:space="preserve">Sponsor-led 20-Q interview; draft→final.</w:t>
+            <w:tcW w:type="pct" w:w="023"/>
+            <w:tcMar>
+              <w:top w:type="dxa" w:w="40"/>
+              <w:left w:type="dxa" w:w="80"/>
+              <w:bottom w:type="dxa" w:w="40"/>
+              <w:right w:type="dxa" w:w="80"/>
+            </w:tcMar>
+          </w:tcPr>
+          <w:p>
+            <w:pPr>
+              <w:spacing w:after="0"/>
+            </w:pPr>
+            <w:r>
+              <w:rPr>
+                <w:rFonts w:ascii="Calibri" w:cs="Calibri" w:eastAsia="Calibri" w:hAnsi="Calibri"/>
+                <w:sz w:val="17"/>
+                <w:szCs w:val="17"/>
+              </w:rPr>
+              <w:t xml:space="preserve">Sponsor-led 20-Q member interview; draft→final.</w:t>
             </w:r>
           </w:p>
         </w:tc>
@@ -943,7 +986,7 @@
       <w:tr>
         <w:tc>
           <w:tcPr>
-            <w:tcW w:type="pct" w:w="022"/>
+            <w:tcW w:type="pct" w:w="024"/>
             <w:shd w:color="F6F7FB" w:val="solid"/>
             <w:tcMar>
               <w:top w:type="dxa" w:w="40"/>
@@ -962,13 +1005,13 @@
                 <w:sz w:val="17"/>
                 <w:szCs w:val="17"/>
               </w:rPr>
-              <w:t xml:space="preserve">profile_change_challenges</w:t>
-            </w:r>
-          </w:p>
-        </w:tc>
-        <w:tc>
-          <w:tcPr>
-            <w:tcW w:type="pct" w:w="014"/>
+              <w:t xml:space="preserve">tmag_profile_change_challenges</w:t>
+            </w:r>
+          </w:p>
+        </w:tc>
+        <w:tc>
+          <w:tcPr>
+            <w:tcW w:type="pct" w:w="013"/>
             <w:shd w:color="F6F7FB" w:val="solid"/>
             <w:tcMar>
               <w:top w:type="dxa" w:w="40"/>
@@ -993,7 +1036,7 @@
         </w:tc>
         <w:tc>
           <w:tcPr>
-            <w:tcW w:type="pct" w:w="042"/>
+            <w:tcW w:type="pct" w:w="040"/>
             <w:shd w:color="F6F7FB" w:val="solid"/>
             <w:tcMar>
               <w:top w:type="dxa" w:w="40"/>
@@ -1018,7 +1061,7 @@
         </w:tc>
         <w:tc>
           <w:tcPr>
-            <w:tcW w:type="pct" w:w="022"/>
+            <w:tcW w:type="pct" w:w="023"/>
             <w:shd w:color="F6F7FB" w:val="solid"/>
             <w:tcMar>
               <w:top w:type="dxa" w:w="40"/>
@@ -1057,7 +1100,7 @@
           <w:sz w:val="24"/>
           <w:szCs w:val="24"/>
         </w:rPr>
-        <w:t xml:space="preserve">B · Prospect / Token / Pool / CRM</w:t>
+        <w:t xml:space="preserve">B · Prospect / Token / Holding-tank / CRM</w:t>
       </w:r>
     </w:p>
     <w:tbl>
@@ -1084,7 +1127,7 @@
         </w:trPr>
         <w:tc>
           <w:tcPr>
-            <w:tcW w:type="pct" w:w="022"/>
+            <w:tcW w:type="pct" w:w="024"/>
             <w:shd w:color="14161C" w:val="solid"/>
             <w:tcMar>
               <w:top w:type="dxa" w:w="40"/>
@@ -1112,7 +1155,7 @@
         </w:tc>
         <w:tc>
           <w:tcPr>
-            <w:tcW w:type="pct" w:w="014"/>
+            <w:tcW w:type="pct" w:w="013"/>
             <w:shd w:color="14161C" w:val="solid"/>
             <w:tcMar>
               <w:top w:type="dxa" w:w="40"/>
@@ -1140,7 +1183,7 @@
         </w:tc>
         <w:tc>
           <w:tcPr>
-            <w:tcW w:type="pct" w:w="042"/>
+            <w:tcW w:type="pct" w:w="040"/>
             <w:shd w:color="14161C" w:val="solid"/>
             <w:tcMar>
               <w:top w:type="dxa" w:w="40"/>
@@ -1168,7 +1211,7 @@
         </w:tc>
         <w:tc>
           <w:tcPr>
-            <w:tcW w:type="pct" w:w="022"/>
+            <w:tcW w:type="pct" w:w="023"/>
             <w:shd w:color="14161C" w:val="solid"/>
             <w:tcMar>
               <w:top w:type="dxa" w:w="40"/>
@@ -1198,7 +1241,7 @@
       <w:tr>
         <w:tc>
           <w:tcPr>
-            <w:tcW w:type="pct" w:w="022"/>
+            <w:tcW w:type="pct" w:w="024"/>
             <w:tcMar>
               <w:top w:type="dxa" w:w="40"/>
               <w:left w:type="dxa" w:w="80"/>
@@ -1216,13 +1259,13 @@
                 <w:sz w:val="17"/>
                 <w:szCs w:val="17"/>
               </w:rPr>
-              <w:t xml:space="preserve">prospects</w:t>
-            </w:r>
-          </w:p>
-        </w:tc>
-        <w:tc>
-          <w:tcPr>
-            <w:tcW w:type="pct" w:w="014"/>
+              <w:t xml:space="preserve">tmag_prospects</w:t>
+            </w:r>
+          </w:p>
+        </w:tc>
+        <w:tc>
+          <w:tcPr>
+            <w:tcW w:type="pct" w:w="013"/>
             <w:tcMar>
               <w:top w:type="dxa" w:w="40"/>
               <w:left w:type="dxa" w:w="80"/>
@@ -1246,7 +1289,7 @@
         </w:tc>
         <w:tc>
           <w:tcPr>
-            <w:tcW w:type="pct" w:w="042"/>
+            <w:tcW w:type="pct" w:w="040"/>
             <w:tcMar>
               <w:top w:type="dxa" w:w="40"/>
               <w:left w:type="dxa" w:w="80"/>
@@ -1270,7 +1313,7 @@
         </w:tc>
         <w:tc>
           <w:tcPr>
-            <w:tcW w:type="pct" w:w="022"/>
+            <w:tcW w:type="pct" w:w="023"/>
             <w:tcMar>
               <w:top w:type="dxa" w:w="40"/>
               <w:left w:type="dxa" w:w="80"/>
@@ -1296,7 +1339,7 @@
       <w:tr>
         <w:tc>
           <w:tcPr>
-            <w:tcW w:type="pct" w:w="022"/>
+            <w:tcW w:type="pct" w:w="024"/>
             <w:shd w:color="F6F7FB" w:val="solid"/>
             <w:tcMar>
               <w:top w:type="dxa" w:w="40"/>
@@ -1315,13 +1358,13 @@
                 <w:sz w:val="17"/>
                 <w:szCs w:val="17"/>
               </w:rPr>
-              <w:t xml:space="preserve">invite_tokens</w:t>
-            </w:r>
-          </w:p>
-        </w:tc>
-        <w:tc>
-          <w:tcPr>
-            <w:tcW w:type="pct" w:w="014"/>
+              <w:t xml:space="preserve">tmag_prospect_invite_tokens</w:t>
+            </w:r>
+          </w:p>
+        </w:tc>
+        <w:tc>
+          <w:tcPr>
+            <w:tcW w:type="pct" w:w="013"/>
             <w:shd w:color="F6F7FB" w:val="solid"/>
             <w:tcMar>
               <w:top w:type="dxa" w:w="40"/>
@@ -1346,7 +1389,7 @@
         </w:tc>
         <w:tc>
           <w:tcPr>
-            <w:tcW w:type="pct" w:w="042"/>
+            <w:tcW w:type="pct" w:w="040"/>
             <w:shd w:color="F6F7FB" w:val="solid"/>
             <w:tcMar>
               <w:top w:type="dxa" w:w="40"/>
@@ -1371,7 +1414,7 @@
         </w:tc>
         <w:tc>
           <w:tcPr>
-            <w:tcW w:type="pct" w:w="022"/>
+            <w:tcW w:type="pct" w:w="023"/>
             <w:shd w:color="F6F7FB" w:val="solid"/>
             <w:tcMar>
               <w:top w:type="dxa" w:w="40"/>
@@ -1398,7 +1441,7 @@
       <w:tr>
         <w:tc>
           <w:tcPr>
-            <w:tcW w:type="pct" w:w="022"/>
+            <w:tcW w:type="pct" w:w="024"/>
             <w:tcMar>
               <w:top w:type="dxa" w:w="40"/>
               <w:left w:type="dxa" w:w="80"/>
@@ -1416,13 +1459,13 @@
                 <w:sz w:val="17"/>
                 <w:szCs w:val="17"/>
               </w:rPr>
-              <w:t xml:space="preserve">invitation_activity</w:t>
-            </w:r>
-          </w:p>
-        </w:tc>
-        <w:tc>
-          <w:tcPr>
-            <w:tcW w:type="pct" w:w="014"/>
+              <w:t xml:space="preserve">tmag_prospect_invitation_activity</w:t>
+            </w:r>
+          </w:p>
+        </w:tc>
+        <w:tc>
+          <w:tcPr>
+            <w:tcW w:type="pct" w:w="013"/>
             <w:tcMar>
               <w:top w:type="dxa" w:w="40"/>
               <w:left w:type="dxa" w:w="80"/>
@@ -1446,7 +1489,7 @@
         </w:tc>
         <w:tc>
           <w:tcPr>
-            <w:tcW w:type="pct" w:w="042"/>
+            <w:tcW w:type="pct" w:w="040"/>
             <w:tcMar>
               <w:top w:type="dxa" w:w="40"/>
               <w:left w:type="dxa" w:w="80"/>
@@ -1470,25 +1513,25 @@
         </w:tc>
         <w:tc>
           <w:tcPr>
-            <w:tcW w:type="pct" w:w="022"/>
-            <w:tcMar>
-              <w:top w:type="dxa" w:w="40"/>
-              <w:left w:type="dxa" w:w="80"/>
-              <w:bottom w:type="dxa" w:w="40"/>
-              <w:right w:type="dxa" w:w="80"/>
-            </w:tcMar>
-          </w:tcPr>
-          <w:p>
-            <w:pPr>
-              <w:spacing w:after="0"/>
-            </w:pPr>
-            <w:r>
-              <w:rPr>
-                <w:rFonts w:ascii="Calibri" w:cs="Calibri" w:eastAsia="Calibri" w:hAnsi="Calibri"/>
-                <w:sz w:val="17"/>
-                <w:szCs w:val="17"/>
-              </w:rPr>
-              <w:t xml:space="preserve">Append-only BA-side timeline.</w:t>
+            <w:tcW w:type="pct" w:w="023"/>
+            <w:tcMar>
+              <w:top w:type="dxa" w:w="40"/>
+              <w:left w:type="dxa" w:w="80"/>
+              <w:bottom w:type="dxa" w:w="40"/>
+              <w:right w:type="dxa" w:w="80"/>
+            </w:tcMar>
+          </w:tcPr>
+          <w:p>
+            <w:pPr>
+              <w:spacing w:after="0"/>
+            </w:pPr>
+            <w:r>
+              <w:rPr>
+                <w:rFonts w:ascii="Calibri" w:cs="Calibri" w:eastAsia="Calibri" w:hAnsi="Calibri"/>
+                <w:sz w:val="17"/>
+                <w:szCs w:val="17"/>
+              </w:rPr>
+              <w:t xml:space="preserve">Append-only member-side timeline.</w:t>
             </w:r>
           </w:p>
         </w:tc>
@@ -1496,7 +1539,7 @@
       <w:tr>
         <w:tc>
           <w:tcPr>
-            <w:tcW w:type="pct" w:w="022"/>
+            <w:tcW w:type="pct" w:w="024"/>
             <w:shd w:color="F6F7FB" w:val="solid"/>
             <w:tcMar>
               <w:top w:type="dxa" w:w="40"/>
@@ -1515,13 +1558,13 @@
                 <w:sz w:val="17"/>
                 <w:szCs w:val="17"/>
               </w:rPr>
-              <w:t xml:space="preserve">pool_counters</w:t>
-            </w:r>
-          </w:p>
-        </w:tc>
-        <w:tc>
-          <w:tcPr>
-            <w:tcW w:type="pct" w:w="014"/>
+              <w:t xml:space="preserve">tmag_prospect_htank_counters</w:t>
+            </w:r>
+          </w:p>
+        </w:tc>
+        <w:tc>
+          <w:tcPr>
+            <w:tcW w:type="pct" w:w="013"/>
             <w:shd w:color="F6F7FB" w:val="solid"/>
             <w:tcMar>
               <w:top w:type="dxa" w:w="40"/>
@@ -1546,7 +1589,7 @@
         </w:tc>
         <w:tc>
           <w:tcPr>
-            <w:tcW w:type="pct" w:w="042"/>
+            <w:tcW w:type="pct" w:w="040"/>
             <w:shd w:color="F6F7FB" w:val="solid"/>
             <w:tcMar>
               <w:top w:type="dxa" w:w="40"/>
@@ -1571,26 +1614,26 @@
         </w:tc>
         <w:tc>
           <w:tcPr>
-            <w:tcW w:type="pct" w:w="022"/>
-            <w:shd w:color="F6F7FB" w:val="solid"/>
-            <w:tcMar>
-              <w:top w:type="dxa" w:w="40"/>
-              <w:left w:type="dxa" w:w="80"/>
-              <w:bottom w:type="dxa" w:w="40"/>
-              <w:right w:type="dxa" w:w="80"/>
-            </w:tcMar>
-          </w:tcPr>
-          <w:p>
-            <w:pPr>
-              <w:spacing w:after="0"/>
-            </w:pPr>
-            <w:r>
-              <w:rPr>
-                <w:rFonts w:ascii="Calibri" w:cs="Calibri" w:eastAsia="Calibri" w:hAnsi="Calibri"/>
-                <w:sz w:val="17"/>
-                <w:szCs w:val="17"/>
-              </w:rPr>
-              <w:t xml:space="preserve">Single-row monotonic team counter.</w:t>
+            <w:tcW w:type="pct" w:w="023"/>
+            <w:shd w:color="F6F7FB" w:val="solid"/>
+            <w:tcMar>
+              <w:top w:type="dxa" w:w="40"/>
+              <w:left w:type="dxa" w:w="80"/>
+              <w:bottom w:type="dxa" w:w="40"/>
+              <w:right w:type="dxa" w:w="80"/>
+            </w:tcMar>
+          </w:tcPr>
+          <w:p>
+            <w:pPr>
+              <w:spacing w:after="0"/>
+            </w:pPr>
+            <w:r>
+              <w:rPr>
+                <w:rFonts w:ascii="Calibri" w:cs="Calibri" w:eastAsia="Calibri" w:hAnsi="Calibri"/>
+                <w:sz w:val="17"/>
+                <w:szCs w:val="17"/>
+              </w:rPr>
+              <w:t xml:space="preserve">Holding-tank: single-row monotonic team counter.</w:t>
             </w:r>
           </w:p>
         </w:tc>
@@ -1598,7 +1641,7 @@
       <w:tr>
         <w:tc>
           <w:tcPr>
-            <w:tcW w:type="pct" w:w="022"/>
+            <w:tcW w:type="pct" w:w="024"/>
             <w:tcMar>
               <w:top w:type="dxa" w:w="40"/>
               <w:left w:type="dxa" w:w="80"/>
@@ -1616,13 +1659,13 @@
                 <w:sz w:val="17"/>
                 <w:szCs w:val="17"/>
               </w:rPr>
-              <w:t xml:space="preserve">pool_placements</w:t>
-            </w:r>
-          </w:p>
-        </w:tc>
-        <w:tc>
-          <w:tcPr>
-            <w:tcW w:type="pct" w:w="014"/>
+              <w:t xml:space="preserve">tmag_prospect_htank_placements</w:t>
+            </w:r>
+          </w:p>
+        </w:tc>
+        <w:tc>
+          <w:tcPr>
+            <w:tcW w:type="pct" w:w="013"/>
             <w:tcMar>
               <w:top w:type="dxa" w:w="40"/>
               <w:left w:type="dxa" w:w="80"/>
@@ -1646,7 +1689,7 @@
         </w:tc>
         <w:tc>
           <w:tcPr>
-            <w:tcW w:type="pct" w:w="042"/>
+            <w:tcW w:type="pct" w:w="040"/>
             <w:tcMar>
               <w:top w:type="dxa" w:w="40"/>
               <w:left w:type="dxa" w:w="80"/>
@@ -1670,25 +1713,25 @@
         </w:tc>
         <w:tc>
           <w:tcPr>
-            <w:tcW w:type="pct" w:w="022"/>
-            <w:tcMar>
-              <w:top w:type="dxa" w:w="40"/>
-              <w:left w:type="dxa" w:w="80"/>
-              <w:bottom w:type="dxa" w:w="40"/>
-              <w:right w:type="dxa" w:w="80"/>
-            </w:tcMar>
-          </w:tcPr>
-          <w:p>
-            <w:pPr>
-              <w:spacing w:after="0"/>
-            </w:pPr>
-            <w:r>
-              <w:rPr>
-                <w:rFonts w:ascii="Calibri" w:cs="Calibri" w:eastAsia="Calibri" w:hAnsi="Calibri"/>
-                <w:sz w:val="17"/>
-                <w:szCs w:val="17"/>
-              </w:rPr>
-              <w:t xml:space="preserve">One placement/prospect; monotonic, never renumbered.</w:t>
+            <w:tcW w:type="pct" w:w="023"/>
+            <w:tcMar>
+              <w:top w:type="dxa" w:w="40"/>
+              <w:left w:type="dxa" w:w="80"/>
+              <w:bottom w:type="dxa" w:w="40"/>
+              <w:right w:type="dxa" w:w="80"/>
+            </w:tcMar>
+          </w:tcPr>
+          <w:p>
+            <w:pPr>
+              <w:spacing w:after="0"/>
+            </w:pPr>
+            <w:r>
+              <w:rPr>
+                <w:rFonts w:ascii="Calibri" w:cs="Calibri" w:eastAsia="Calibri" w:hAnsi="Calibri"/>
+                <w:sz w:val="17"/>
+                <w:szCs w:val="17"/>
+              </w:rPr>
+              <w:t xml:space="preserve">Holding-tank: one placement/prospect; monotonic, never renumbered.</w:t>
             </w:r>
           </w:p>
         </w:tc>
@@ -1696,7 +1739,7 @@
       <w:tr>
         <w:tc>
           <w:tcPr>
-            <w:tcW w:type="pct" w:w="022"/>
+            <w:tcW w:type="pct" w:w="024"/>
             <w:shd w:color="F6F7FB" w:val="solid"/>
             <w:tcMar>
               <w:top w:type="dxa" w:w="40"/>
@@ -1715,13 +1758,13 @@
                 <w:sz w:val="17"/>
                 <w:szCs w:val="17"/>
               </w:rPr>
-              <w:t xml:space="preserve">prospect_accounts</w:t>
-            </w:r>
-          </w:p>
-        </w:tc>
-        <w:tc>
-          <w:tcPr>
-            <w:tcW w:type="pct" w:w="014"/>
+              <w:t xml:space="preserve">tmag_prospect_htank_accounts</w:t>
+            </w:r>
+          </w:p>
+        </w:tc>
+        <w:tc>
+          <w:tcPr>
+            <w:tcW w:type="pct" w:w="013"/>
             <w:shd w:color="F6F7FB" w:val="solid"/>
             <w:tcMar>
               <w:top w:type="dxa" w:w="40"/>
@@ -1746,7 +1789,7 @@
         </w:tc>
         <w:tc>
           <w:tcPr>
-            <w:tcW w:type="pct" w:w="042"/>
+            <w:tcW w:type="pct" w:w="040"/>
             <w:shd w:color="F6F7FB" w:val="solid"/>
             <w:tcMar>
               <w:top w:type="dxa" w:w="40"/>
@@ -1771,26 +1814,26 @@
         </w:tc>
         <w:tc>
           <w:tcPr>
-            <w:tcW w:type="pct" w:w="022"/>
-            <w:shd w:color="F6F7FB" w:val="solid"/>
-            <w:tcMar>
-              <w:top w:type="dxa" w:w="40"/>
-              <w:left w:type="dxa" w:w="80"/>
-              <w:bottom w:type="dxa" w:w="40"/>
-              <w:right w:type="dxa" w:w="80"/>
-            </w:tcMar>
-          </w:tcPr>
-          <w:p>
-            <w:pPr>
-              <w:spacing w:after="0"/>
-            </w:pPr>
-            <w:r>
-              <w:rPr>
-                <w:rFonts w:ascii="Calibri" w:cs="Calibri" w:eastAsia="Calibri" w:hAnsi="Calibri"/>
-                <w:sz w:val="17"/>
-                <w:szCs w:val="17"/>
-              </w:rPr>
-              <w:t xml:space="preserve">Durable prospect re-entry account.</w:t>
+            <w:tcW w:type="pct" w:w="023"/>
+            <w:shd w:color="F6F7FB" w:val="solid"/>
+            <w:tcMar>
+              <w:top w:type="dxa" w:w="40"/>
+              <w:left w:type="dxa" w:w="80"/>
+              <w:bottom w:type="dxa" w:w="40"/>
+              <w:right w:type="dxa" w:w="80"/>
+            </w:tcMar>
+          </w:tcPr>
+          <w:p>
+            <w:pPr>
+              <w:spacing w:after="0"/>
+            </w:pPr>
+            <w:r>
+              <w:rPr>
+                <w:rFonts w:ascii="Calibri" w:cs="Calibri" w:eastAsia="Calibri" w:hAnsi="Calibri"/>
+                <w:sz w:val="17"/>
+                <w:szCs w:val="17"/>
+              </w:rPr>
+              <w:t xml:space="preserve">Holding-tank: durable prospect re-entry account.</w:t>
             </w:r>
           </w:p>
         </w:tc>
@@ -1798,7 +1841,7 @@
       <w:tr>
         <w:tc>
           <w:tcPr>
-            <w:tcW w:type="pct" w:w="022"/>
+            <w:tcW w:type="pct" w:w="024"/>
             <w:tcMar>
               <w:top w:type="dxa" w:w="40"/>
               <w:left w:type="dxa" w:w="80"/>
@@ -1816,13 +1859,13 @@
                 <w:sz w:val="17"/>
                 <w:szCs w:val="17"/>
               </w:rPr>
-              <w:t xml:space="preserve">prospect_magic_links</w:t>
-            </w:r>
-          </w:p>
-        </w:tc>
-        <w:tc>
-          <w:tcPr>
-            <w:tcW w:type="pct" w:w="014"/>
+              <w:t xml:space="preserve">tmag_prospect_magic_links</w:t>
+            </w:r>
+          </w:p>
+        </w:tc>
+        <w:tc>
+          <w:tcPr>
+            <w:tcW w:type="pct" w:w="013"/>
             <w:tcMar>
               <w:top w:type="dxa" w:w="40"/>
               <w:left w:type="dxa" w:w="80"/>
@@ -1846,7 +1889,7 @@
         </w:tc>
         <w:tc>
           <w:tcPr>
-            <w:tcW w:type="pct" w:w="042"/>
+            <w:tcW w:type="pct" w:w="040"/>
             <w:tcMar>
               <w:top w:type="dxa" w:w="40"/>
               <w:left w:type="dxa" w:w="80"/>
@@ -1870,25 +1913,25 @@
         </w:tc>
         <w:tc>
           <w:tcPr>
-            <w:tcW w:type="pct" w:w="022"/>
-            <w:tcMar>
-              <w:top w:type="dxa" w:w="40"/>
-              <w:left w:type="dxa" w:w="80"/>
-              <w:bottom w:type="dxa" w:w="40"/>
-              <w:right w:type="dxa" w:w="80"/>
-            </w:tcMar>
-          </w:tcPr>
-          <w:p>
-            <w:pPr>
-              <w:spacing w:after="0"/>
-            </w:pPr>
-            <w:r>
-              <w:rPr>
-                <w:rFonts w:ascii="Calibri" w:cs="Calibri" w:eastAsia="Calibri" w:hAnsi="Calibri"/>
-                <w:sz w:val="17"/>
-                <w:szCs w:val="17"/>
-              </w:rPr>
-              <w:t xml:space="preserve">Single-use 60-min SMS re-entry.</w:t>
+            <w:tcW w:type="pct" w:w="023"/>
+            <w:tcMar>
+              <w:top w:type="dxa" w:w="40"/>
+              <w:left w:type="dxa" w:w="80"/>
+              <w:bottom w:type="dxa" w:w="40"/>
+              <w:right w:type="dxa" w:w="80"/>
+            </w:tcMar>
+          </w:tcPr>
+          <w:p>
+            <w:pPr>
+              <w:spacing w:after="0"/>
+            </w:pPr>
+            <w:r>
+              <w:rPr>
+                <w:rFonts w:ascii="Calibri" w:cs="Calibri" w:eastAsia="Calibri" w:hAnsi="Calibri"/>
+                <w:sz w:val="17"/>
+                <w:szCs w:val="17"/>
+              </w:rPr>
+              <w:t xml:space="preserve">Single-use 60-min SMS re-entry link.</w:t>
             </w:r>
           </w:p>
         </w:tc>
@@ -1896,7 +1939,7 @@
       <w:tr>
         <w:tc>
           <w:tcPr>
-            <w:tcW w:type="pct" w:w="022"/>
+            <w:tcW w:type="pct" w:w="024"/>
             <w:shd w:color="F6F7FB" w:val="solid"/>
             <w:tcMar>
               <w:top w:type="dxa" w:w="40"/>
@@ -1915,13 +1958,13 @@
                 <w:sz w:val="17"/>
                 <w:szCs w:val="17"/>
               </w:rPr>
-              <w:t xml:space="preserve">prospect_sessions</w:t>
-            </w:r>
-          </w:p>
-        </w:tc>
-        <w:tc>
-          <w:tcPr>
-            <w:tcW w:type="pct" w:w="014"/>
+              <w:t xml:space="preserve">tmag_prospect_sessions</w:t>
+            </w:r>
+          </w:p>
+        </w:tc>
+        <w:tc>
+          <w:tcPr>
+            <w:tcW w:type="pct" w:w="013"/>
             <w:shd w:color="F6F7FB" w:val="solid"/>
             <w:tcMar>
               <w:top w:type="dxa" w:w="40"/>
@@ -1946,7 +1989,7 @@
         </w:tc>
         <w:tc>
           <w:tcPr>
-            <w:tcW w:type="pct" w:w="042"/>
+            <w:tcW w:type="pct" w:w="040"/>
             <w:shd w:color="F6F7FB" w:val="solid"/>
             <w:tcMar>
               <w:top w:type="dxa" w:w="40"/>
@@ -1971,7 +2014,7 @@
         </w:tc>
         <w:tc>
           <w:tcPr>
-            <w:tcW w:type="pct" w:w="022"/>
+            <w:tcW w:type="pct" w:w="023"/>
             <w:shd w:color="F6F7FB" w:val="solid"/>
             <w:tcMar>
               <w:top w:type="dxa" w:w="40"/>
@@ -1998,7 +2041,7 @@
       <w:tr>
         <w:tc>
           <w:tcPr>
-            <w:tcW w:type="pct" w:w="022"/>
+            <w:tcW w:type="pct" w:w="024"/>
             <w:tcMar>
               <w:top w:type="dxa" w:w="40"/>
               <w:left w:type="dxa" w:w="80"/>
@@ -2016,13 +2059,13 @@
                 <w:sz w:val="17"/>
                 <w:szCs w:val="17"/>
               </w:rPr>
-              <w:t xml:space="preserve">callback_requests</w:t>
-            </w:r>
-          </w:p>
-        </w:tc>
-        <w:tc>
-          <w:tcPr>
-            <w:tcW w:type="pct" w:w="014"/>
+              <w:t xml:space="preserve">tmag_prospect_callback_requests</w:t>
+            </w:r>
+          </w:p>
+        </w:tc>
+        <w:tc>
+          <w:tcPr>
+            <w:tcW w:type="pct" w:w="013"/>
             <w:tcMar>
               <w:top w:type="dxa" w:w="40"/>
               <w:left w:type="dxa" w:w="80"/>
@@ -2046,7 +2089,7 @@
         </w:tc>
         <w:tc>
           <w:tcPr>
-            <w:tcW w:type="pct" w:w="042"/>
+            <w:tcW w:type="pct" w:w="040"/>
             <w:tcMar>
               <w:top w:type="dxa" w:w="40"/>
               <w:left w:type="dxa" w:w="80"/>
@@ -2070,25 +2113,25 @@
         </w:tc>
         <w:tc>
           <w:tcPr>
-            <w:tcW w:type="pct" w:w="022"/>
-            <w:tcMar>
-              <w:top w:type="dxa" w:w="40"/>
-              <w:left w:type="dxa" w:w="80"/>
-              <w:bottom w:type="dxa" w:w="40"/>
-              <w:right w:type="dxa" w:w="80"/>
-            </w:tcMar>
-          </w:tcPr>
-          <w:p>
-            <w:pPr>
-              <w:spacing w:after="0"/>
-            </w:pPr>
-            <w:r>
-              <w:rPr>
-                <w:rFonts w:ascii="Calibri" w:cs="Calibri" w:eastAsia="Calibri" w:hAnsi="Calibri"/>
-                <w:sz w:val="17"/>
-                <w:szCs w:val="17"/>
-              </w:rPr>
-              <w:t xml:space="preserve">Prospect "raised hand".</w:t>
+            <w:tcW w:type="pct" w:w="023"/>
+            <w:tcMar>
+              <w:top w:type="dxa" w:w="40"/>
+              <w:left w:type="dxa" w:w="80"/>
+              <w:bottom w:type="dxa" w:w="40"/>
+              <w:right w:type="dxa" w:w="80"/>
+            </w:tcMar>
+          </w:tcPr>
+          <w:p>
+            <w:pPr>
+              <w:spacing w:after="0"/>
+            </w:pPr>
+            <w:r>
+              <w:rPr>
+                <w:rFonts w:ascii="Calibri" w:cs="Calibri" w:eastAsia="Calibri" w:hAnsi="Calibri"/>
+                <w:sz w:val="17"/>
+                <w:szCs w:val="17"/>
+              </w:rPr>
+              <w:t xml:space="preserve">Prospect "raise hand": clicks "have my sponsor contact me" on the .com video/dashboard → surfaces in the sponsor cockpit. The immediate "call me" signal (≠ booking a webinar).</w:t>
             </w:r>
           </w:p>
         </w:tc>
@@ -2096,7 +2139,7 @@
       <w:tr>
         <w:tc>
           <w:tcPr>
-            <w:tcW w:type="pct" w:w="022"/>
+            <w:tcW w:type="pct" w:w="024"/>
             <w:shd w:color="F6F7FB" w:val="solid"/>
             <w:tcMar>
               <w:top w:type="dxa" w:w="40"/>
@@ -2115,13 +2158,13 @@
                 <w:sz w:val="17"/>
                 <w:szCs w:val="17"/>
               </w:rPr>
-              <w:t xml:space="preserve">crm_notes</w:t>
-            </w:r>
-          </w:p>
-        </w:tc>
-        <w:tc>
-          <w:tcPr>
-            <w:tcW w:type="pct" w:w="014"/>
+              <w:t xml:space="preserve">tmag_prospect_crm_notes</w:t>
+            </w:r>
+          </w:p>
+        </w:tc>
+        <w:tc>
+          <w:tcPr>
+            <w:tcW w:type="pct" w:w="013"/>
             <w:shd w:color="F6F7FB" w:val="solid"/>
             <w:tcMar>
               <w:top w:type="dxa" w:w="40"/>
@@ -2146,7 +2189,7 @@
         </w:tc>
         <w:tc>
           <w:tcPr>
-            <w:tcW w:type="pct" w:w="042"/>
+            <w:tcW w:type="pct" w:w="040"/>
             <w:shd w:color="F6F7FB" w:val="solid"/>
             <w:tcMar>
               <w:top w:type="dxa" w:w="40"/>
@@ -2171,26 +2214,26 @@
         </w:tc>
         <w:tc>
           <w:tcPr>
-            <w:tcW w:type="pct" w:w="022"/>
-            <w:shd w:color="F6F7FB" w:val="solid"/>
-            <w:tcMar>
-              <w:top w:type="dxa" w:w="40"/>
-              <w:left w:type="dxa" w:w="80"/>
-              <w:bottom w:type="dxa" w:w="40"/>
-              <w:right w:type="dxa" w:w="80"/>
-            </w:tcMar>
-          </w:tcPr>
-          <w:p>
-            <w:pPr>
-              <w:spacing w:after="0"/>
-            </w:pPr>
-            <w:r>
-              <w:rPr>
-                <w:rFonts w:ascii="Calibri" w:cs="Calibri" w:eastAsia="Calibri" w:hAnsi="Calibri"/>
-                <w:sz w:val="17"/>
-                <w:szCs w:val="17"/>
-              </w:rPr>
-              <w:t xml:space="preserve">BA-private append-only notes.</w:t>
+            <w:tcW w:type="pct" w:w="023"/>
+            <w:shd w:color="F6F7FB" w:val="solid"/>
+            <w:tcMar>
+              <w:top w:type="dxa" w:w="40"/>
+              <w:left w:type="dxa" w:w="80"/>
+              <w:bottom w:type="dxa" w:w="40"/>
+              <w:right w:type="dxa" w:w="80"/>
+            </w:tcMar>
+          </w:tcPr>
+          <w:p>
+            <w:pPr>
+              <w:spacing w:after="0"/>
+            </w:pPr>
+            <w:r>
+              <w:rPr>
+                <w:rFonts w:ascii="Calibri" w:cs="Calibri" w:eastAsia="Calibri" w:hAnsi="Calibri"/>
+                <w:sz w:val="17"/>
+                <w:szCs w:val="17"/>
+              </w:rPr>
+              <w:t xml:space="preserve">Member-private append-only prospect notes.</w:t>
             </w:r>
           </w:p>
         </w:tc>
@@ -2198,7 +2241,7 @@
       <w:tr>
         <w:tc>
           <w:tcPr>
-            <w:tcW w:type="pct" w:w="022"/>
+            <w:tcW w:type="pct" w:w="024"/>
             <w:tcMar>
               <w:top w:type="dxa" w:w="40"/>
               <w:left w:type="dxa" w:w="80"/>
@@ -2216,13 +2259,13 @@
                 <w:sz w:val="17"/>
                 <w:szCs w:val="17"/>
               </w:rPr>
-              <w:t xml:space="preserve">crm_followups</w:t>
-            </w:r>
-          </w:p>
-        </w:tc>
-        <w:tc>
-          <w:tcPr>
-            <w:tcW w:type="pct" w:w="014"/>
+              <w:t xml:space="preserve">tmag_prospect_crm_followups</w:t>
+            </w:r>
+          </w:p>
+        </w:tc>
+        <w:tc>
+          <w:tcPr>
+            <w:tcW w:type="pct" w:w="013"/>
             <w:tcMar>
               <w:top w:type="dxa" w:w="40"/>
               <w:left w:type="dxa" w:w="80"/>
@@ -2246,7 +2289,7 @@
         </w:tc>
         <w:tc>
           <w:tcPr>
-            <w:tcW w:type="pct" w:w="042"/>
+            <w:tcW w:type="pct" w:w="040"/>
             <w:tcMar>
               <w:top w:type="dxa" w:w="40"/>
               <w:left w:type="dxa" w:w="80"/>
@@ -2270,7 +2313,7 @@
         </w:tc>
         <w:tc>
           <w:tcPr>
-            <w:tcW w:type="pct" w:w="022"/>
+            <w:tcW w:type="pct" w:w="023"/>
             <w:tcMar>
               <w:top w:type="dxa" w:w="40"/>
               <w:left w:type="dxa" w:w="80"/>
@@ -2296,7 +2339,7 @@
       <w:tr>
         <w:tc>
           <w:tcPr>
-            <w:tcW w:type="pct" w:w="022"/>
+            <w:tcW w:type="pct" w:w="024"/>
             <w:shd w:color="F6F7FB" w:val="solid"/>
             <w:tcMar>
               <w:top w:type="dxa" w:w="40"/>
@@ -2315,13 +2358,13 @@
                 <w:sz w:val="17"/>
                 <w:szCs w:val="17"/>
               </w:rPr>
-              <w:t xml:space="preserve">crm_dispositions</w:t>
-            </w:r>
-          </w:p>
-        </w:tc>
-        <w:tc>
-          <w:tcPr>
-            <w:tcW w:type="pct" w:w="014"/>
+              <w:t xml:space="preserve">tmag_prospect_crm_dispositions</w:t>
+            </w:r>
+          </w:p>
+        </w:tc>
+        <w:tc>
+          <w:tcPr>
+            <w:tcW w:type="pct" w:w="013"/>
             <w:shd w:color="F6F7FB" w:val="solid"/>
             <w:tcMar>
               <w:top w:type="dxa" w:w="40"/>
@@ -2346,7 +2389,7 @@
         </w:tc>
         <w:tc>
           <w:tcPr>
-            <w:tcW w:type="pct" w:w="042"/>
+            <w:tcW w:type="pct" w:w="040"/>
             <w:shd w:color="F6F7FB" w:val="solid"/>
             <w:tcMar>
               <w:top w:type="dxa" w:w="40"/>
@@ -2371,7 +2414,7 @@
         </w:tc>
         <w:tc>
           <w:tcPr>
-            <w:tcW w:type="pct" w:w="022"/>
+            <w:tcW w:type="pct" w:w="023"/>
             <w:shd w:color="F6F7FB" w:val="solid"/>
             <w:tcMar>
               <w:top w:type="dxa" w:w="40"/>
@@ -2398,7 +2441,7 @@
       <w:tr>
         <w:tc>
           <w:tcPr>
-            <w:tcW w:type="pct" w:w="022"/>
+            <w:tcW w:type="pct" w:w="024"/>
             <w:tcMar>
               <w:top w:type="dxa" w:w="40"/>
               <w:left w:type="dxa" w:w="80"/>
@@ -2416,13 +2459,13 @@
                 <w:sz w:val="17"/>
                 <w:szCs w:val="17"/>
               </w:rPr>
-              <w:t xml:space="preserve">prospect_crm_records</w:t>
-            </w:r>
-          </w:p>
-        </w:tc>
-        <w:tc>
-          <w:tcPr>
-            <w:tcW w:type="pct" w:w="014"/>
+              <w:t xml:space="preserve">tmag_prospect_crm_records</w:t>
+            </w:r>
+          </w:p>
+        </w:tc>
+        <w:tc>
+          <w:tcPr>
+            <w:tcW w:type="pct" w:w="013"/>
             <w:tcMar>
               <w:top w:type="dxa" w:w="40"/>
               <w:left w:type="dxa" w:w="80"/>
@@ -2446,7 +2489,7 @@
         </w:tc>
         <w:tc>
           <w:tcPr>
-            <w:tcW w:type="pct" w:w="042"/>
+            <w:tcW w:type="pct" w:w="040"/>
             <w:tcMar>
               <w:top w:type="dxa" w:w="40"/>
               <w:left w:type="dxa" w:w="80"/>
@@ -2470,7 +2513,7 @@
         </w:tc>
         <w:tc>
           <w:tcPr>
-            <w:tcW w:type="pct" w:w="022"/>
+            <w:tcW w:type="pct" w:w="023"/>
             <w:tcMar>
               <w:top w:type="dxa" w:w="40"/>
               <w:left w:type="dxa" w:w="80"/>
@@ -2496,7 +2539,7 @@
       <w:tr>
         <w:tc>
           <w:tcPr>
-            <w:tcW w:type="pct" w:w="022"/>
+            <w:tcW w:type="pct" w:w="024"/>
             <w:shd w:color="F6F7FB" w:val="solid"/>
             <w:tcMar>
               <w:top w:type="dxa" w:w="40"/>
@@ -2515,13 +2558,13 @@
                 <w:sz w:val="17"/>
                 <w:szCs w:val="17"/>
               </w:rPr>
-              <w:t xml:space="preserve">prospect_timeline_events</w:t>
-            </w:r>
-          </w:p>
-        </w:tc>
-        <w:tc>
-          <w:tcPr>
-            <w:tcW w:type="pct" w:w="014"/>
+              <w:t xml:space="preserve">tmag_prospect_timeline_events</w:t>
+            </w:r>
+          </w:p>
+        </w:tc>
+        <w:tc>
+          <w:tcPr>
+            <w:tcW w:type="pct" w:w="013"/>
             <w:shd w:color="F6F7FB" w:val="solid"/>
             <w:tcMar>
               <w:top w:type="dxa" w:w="40"/>
@@ -2546,7 +2589,7 @@
         </w:tc>
         <w:tc>
           <w:tcPr>
-            <w:tcW w:type="pct" w:w="042"/>
+            <w:tcW w:type="pct" w:w="040"/>
             <w:shd w:color="F6F7FB" w:val="solid"/>
             <w:tcMar>
               <w:top w:type="dxa" w:w="40"/>
@@ -2571,7 +2614,7 @@
         </w:tc>
         <w:tc>
           <w:tcPr>
-            <w:tcW w:type="pct" w:w="022"/>
+            <w:tcW w:type="pct" w:w="023"/>
             <w:shd w:color="F6F7FB" w:val="solid"/>
             <w:tcMar>
               <w:top w:type="dxa" w:w="40"/>
@@ -2637,7 +2680,7 @@
         </w:trPr>
         <w:tc>
           <w:tcPr>
-            <w:tcW w:type="pct" w:w="022"/>
+            <w:tcW w:type="pct" w:w="024"/>
             <w:shd w:color="14161C" w:val="solid"/>
             <w:tcMar>
               <w:top w:type="dxa" w:w="40"/>
@@ -2665,7 +2708,7 @@
         </w:tc>
         <w:tc>
           <w:tcPr>
-            <w:tcW w:type="pct" w:w="014"/>
+            <w:tcW w:type="pct" w:w="013"/>
             <w:shd w:color="14161C" w:val="solid"/>
             <w:tcMar>
               <w:top w:type="dxa" w:w="40"/>
@@ -2693,7 +2736,7 @@
         </w:tc>
         <w:tc>
           <w:tcPr>
-            <w:tcW w:type="pct" w:w="042"/>
+            <w:tcW w:type="pct" w:w="040"/>
             <w:shd w:color="14161C" w:val="solid"/>
             <w:tcMar>
               <w:top w:type="dxa" w:w="40"/>
@@ -2721,7 +2764,7 @@
         </w:tc>
         <w:tc>
           <w:tcPr>
-            <w:tcW w:type="pct" w:w="022"/>
+            <w:tcW w:type="pct" w:w="023"/>
             <w:shd w:color="14161C" w:val="solid"/>
             <w:tcMar>
               <w:top w:type="dxa" w:w="40"/>
@@ -2751,7 +2794,7 @@
       <w:tr>
         <w:tc>
           <w:tcPr>
-            <w:tcW w:type="pct" w:w="022"/>
+            <w:tcW w:type="pct" w:w="024"/>
             <w:tcMar>
               <w:top w:type="dxa" w:w="40"/>
               <w:left w:type="dxa" w:w="80"/>
@@ -2769,13 +2812,13 @@
                 <w:sz w:val="17"/>
                 <w:szCs w:val="17"/>
               </w:rPr>
-              <w:t xml:space="preserve">webinar_events</w:t>
-            </w:r>
-          </w:p>
-        </w:tc>
-        <w:tc>
-          <w:tcPr>
-            <w:tcW w:type="pct" w:w="014"/>
+              <w:t xml:space="preserve">tmag_prospect_webinar_events</w:t>
+            </w:r>
+          </w:p>
+        </w:tc>
+        <w:tc>
+          <w:tcPr>
+            <w:tcW w:type="pct" w:w="013"/>
             <w:tcMar>
               <w:top w:type="dxa" w:w="40"/>
               <w:left w:type="dxa" w:w="80"/>
@@ -2799,7 +2842,7 @@
         </w:tc>
         <w:tc>
           <w:tcPr>
-            <w:tcW w:type="pct" w:w="042"/>
+            <w:tcW w:type="pct" w:w="040"/>
             <w:tcMar>
               <w:top w:type="dxa" w:w="40"/>
               <w:left w:type="dxa" w:w="80"/>
@@ -2823,7 +2866,7 @@
         </w:tc>
         <w:tc>
           <w:tcPr>
-            <w:tcW w:type="pct" w:w="022"/>
+            <w:tcW w:type="pct" w:w="023"/>
             <w:tcMar>
               <w:top w:type="dxa" w:w="40"/>
               <w:left w:type="dxa" w:w="80"/>
@@ -2849,7 +2892,7 @@
       <w:tr>
         <w:tc>
           <w:tcPr>
-            <w:tcW w:type="pct" w:w="022"/>
+            <w:tcW w:type="pct" w:w="024"/>
             <w:shd w:color="F6F7FB" w:val="solid"/>
             <w:tcMar>
               <w:top w:type="dxa" w:w="40"/>
@@ -2868,13 +2911,13 @@
                 <w:sz w:val="17"/>
                 <w:szCs w:val="17"/>
               </w:rPr>
-              <w:t xml:space="preserve">webinar_reservations</w:t>
-            </w:r>
-          </w:p>
-        </w:tc>
-        <w:tc>
-          <w:tcPr>
-            <w:tcW w:type="pct" w:w="014"/>
+              <w:t xml:space="preserve">tmag_prospect_webinar_reservations</w:t>
+            </w:r>
+          </w:p>
+        </w:tc>
+        <w:tc>
+          <w:tcPr>
+            <w:tcW w:type="pct" w:w="013"/>
             <w:shd w:color="F6F7FB" w:val="solid"/>
             <w:tcMar>
               <w:top w:type="dxa" w:w="40"/>
@@ -2899,7 +2942,7 @@
         </w:tc>
         <w:tc>
           <w:tcPr>
-            <w:tcW w:type="pct" w:w="042"/>
+            <w:tcW w:type="pct" w:w="040"/>
             <w:shd w:color="F6F7FB" w:val="solid"/>
             <w:tcMar>
               <w:top w:type="dxa" w:w="40"/>
@@ -2924,7 +2967,7 @@
         </w:tc>
         <w:tc>
           <w:tcPr>
-            <w:tcW w:type="pct" w:w="022"/>
+            <w:tcW w:type="pct" w:w="023"/>
             <w:shd w:color="F6F7FB" w:val="solid"/>
             <w:tcMar>
               <w:top w:type="dxa" w:w="40"/>
@@ -2951,7 +2994,7 @@
       <w:tr>
         <w:tc>
           <w:tcPr>
-            <w:tcW w:type="pct" w:w="022"/>
+            <w:tcW w:type="pct" w:w="024"/>
             <w:tcMar>
               <w:top w:type="dxa" w:w="40"/>
               <w:left w:type="dxa" w:w="80"/>
@@ -2969,13 +3012,13 @@
                 <w:sz w:val="17"/>
                 <w:szCs w:val="17"/>
               </w:rPr>
-              <w:t xml:space="preserve">orientation_sessions</w:t>
-            </w:r>
-          </w:p>
-        </w:tc>
-        <w:tc>
-          <w:tcPr>
-            <w:tcW w:type="pct" w:w="014"/>
+              <w:t xml:space="preserve">tmag_new_member_orientation_sessions</w:t>
+            </w:r>
+          </w:p>
+        </w:tc>
+        <w:tc>
+          <w:tcPr>
+            <w:tcW w:type="pct" w:w="013"/>
             <w:tcMar>
               <w:top w:type="dxa" w:w="40"/>
               <w:left w:type="dxa" w:w="80"/>
@@ -2999,7 +3042,7 @@
         </w:tc>
         <w:tc>
           <w:tcPr>
-            <w:tcW w:type="pct" w:w="042"/>
+            <w:tcW w:type="pct" w:w="040"/>
             <w:tcMar>
               <w:top w:type="dxa" w:w="40"/>
               <w:left w:type="dxa" w:w="80"/>
@@ -3023,25 +3066,25 @@
         </w:tc>
         <w:tc>
           <w:tcPr>
-            <w:tcW w:type="pct" w:w="022"/>
-            <w:tcMar>
-              <w:top w:type="dxa" w:w="40"/>
-              <w:left w:type="dxa" w:w="80"/>
-              <w:bottom w:type="dxa" w:w="40"/>
-              <w:right w:type="dxa" w:w="80"/>
-            </w:tcMar>
-          </w:tcPr>
-          <w:p>
-            <w:pPr>
-              <w:spacing w:after="0"/>
-            </w:pPr>
-            <w:r>
-              <w:rPr>
-                <w:rFonts w:ascii="Calibri" w:cs="Calibri" w:eastAsia="Calibri" w:hAnsi="Calibri"/>
-                <w:sz w:val="17"/>
-                <w:szCs w:val="17"/>
-              </w:rPr>
-              <w:t xml:space="preserve">BA group orientation (cap 10).</w:t>
+            <w:tcW w:type="pct" w:w="023"/>
+            <w:tcMar>
+              <w:top w:type="dxa" w:w="40"/>
+              <w:left w:type="dxa" w:w="80"/>
+              <w:bottom w:type="dxa" w:w="40"/>
+              <w:right w:type="dxa" w:w="80"/>
+            </w:tcMar>
+          </w:tcPr>
+          <w:p>
+            <w:pPr>
+              <w:spacing w:after="0"/>
+            </w:pPr>
+            <w:r>
+              <w:rPr>
+                <w:rFonts w:ascii="Calibri" w:cs="Calibri" w:eastAsia="Calibri" w:hAnsi="Calibri"/>
+                <w:sz w:val="17"/>
+                <w:szCs w:val="17"/>
+              </w:rPr>
+              <w:t xml:space="preserve">New-member group orientation (cap 10).</w:t>
             </w:r>
           </w:p>
         </w:tc>
@@ -3049,7 +3092,7 @@
       <w:tr>
         <w:tc>
           <w:tcPr>
-            <w:tcW w:type="pct" w:w="022"/>
+            <w:tcW w:type="pct" w:w="024"/>
             <w:shd w:color="F6F7FB" w:val="solid"/>
             <w:tcMar>
               <w:top w:type="dxa" w:w="40"/>
@@ -3068,13 +3111,13 @@
                 <w:sz w:val="17"/>
                 <w:szCs w:val="17"/>
               </w:rPr>
-              <w:t xml:space="preserve">orientation_reservations</w:t>
-            </w:r>
-          </w:p>
-        </w:tc>
-        <w:tc>
-          <w:tcPr>
-            <w:tcW w:type="pct" w:w="014"/>
+              <w:t xml:space="preserve">tmag_new_member_orientation_reservations</w:t>
+            </w:r>
+          </w:p>
+        </w:tc>
+        <w:tc>
+          <w:tcPr>
+            <w:tcW w:type="pct" w:w="013"/>
             <w:shd w:color="F6F7FB" w:val="solid"/>
             <w:tcMar>
               <w:top w:type="dxa" w:w="40"/>
@@ -3099,7 +3142,7 @@
         </w:tc>
         <w:tc>
           <w:tcPr>
-            <w:tcW w:type="pct" w:w="042"/>
+            <w:tcW w:type="pct" w:w="040"/>
             <w:shd w:color="F6F7FB" w:val="solid"/>
             <w:tcMar>
               <w:top w:type="dxa" w:w="40"/>
@@ -3124,7 +3167,7 @@
         </w:tc>
         <w:tc>
           <w:tcPr>
-            <w:tcW w:type="pct" w:w="022"/>
+            <w:tcW w:type="pct" w:w="023"/>
             <w:shd w:color="F6F7FB" w:val="solid"/>
             <w:tcMar>
               <w:top w:type="dxa" w:w="40"/>
@@ -3151,7 +3194,7 @@
       <w:tr>
         <w:tc>
           <w:tcPr>
-            <w:tcW w:type="pct" w:w="022"/>
+            <w:tcW w:type="pct" w:w="024"/>
             <w:tcMar>
               <w:top w:type="dxa" w:w="40"/>
               <w:left w:type="dxa" w:w="80"/>
@@ -3169,13 +3212,13 @@
                 <w:sz w:val="17"/>
                 <w:szCs w:val="17"/>
               </w:rPr>
-              <w:t xml:space="preserve">fast_start_progress</w:t>
-            </w:r>
-          </w:p>
-        </w:tc>
-        <w:tc>
-          <w:tcPr>
-            <w:tcW w:type="pct" w:w="014"/>
+              <w:t xml:space="preserve">tmag_fast_start_progress</w:t>
+            </w:r>
+          </w:p>
+        </w:tc>
+        <w:tc>
+          <w:tcPr>
+            <w:tcW w:type="pct" w:w="013"/>
             <w:tcMar>
               <w:top w:type="dxa" w:w="40"/>
               <w:left w:type="dxa" w:w="80"/>
@@ -3199,7 +3242,7 @@
         </w:tc>
         <w:tc>
           <w:tcPr>
-            <w:tcW w:type="pct" w:w="042"/>
+            <w:tcW w:type="pct" w:w="040"/>
             <w:tcMar>
               <w:top w:type="dxa" w:w="40"/>
               <w:left w:type="dxa" w:w="80"/>
@@ -3223,7 +3266,7 @@
         </w:tc>
         <w:tc>
           <w:tcPr>
-            <w:tcW w:type="pct" w:w="022"/>
+            <w:tcW w:type="pct" w:w="023"/>
             <w:tcMar>
               <w:top w:type="dxa" w:w="40"/>
               <w:left w:type="dxa" w:w="80"/>
@@ -3249,7 +3292,7 @@
       <w:tr>
         <w:tc>
           <w:tcPr>
-            <w:tcW w:type="pct" w:w="022"/>
+            <w:tcW w:type="pct" w:w="024"/>
             <w:shd w:color="F6F7FB" w:val="solid"/>
             <w:tcMar>
               <w:top w:type="dxa" w:w="40"/>
@@ -3268,13 +3311,13 @@
                 <w:sz w:val="17"/>
                 <w:szCs w:val="17"/>
               </w:rPr>
-              <w:t xml:space="preserve">steve_discoveries</w:t>
-            </w:r>
-          </w:p>
-        </w:tc>
-        <w:tc>
-          <w:tcPr>
-            <w:tcW w:type="pct" w:w="014"/>
+              <w:t xml:space="preserve">tmag_steve_success_interview</w:t>
+            </w:r>
+          </w:p>
+        </w:tc>
+        <w:tc>
+          <w:tcPr>
+            <w:tcW w:type="pct" w:w="013"/>
             <w:shd w:color="F6F7FB" w:val="solid"/>
             <w:tcMar>
               <w:top w:type="dxa" w:w="40"/>
@@ -3299,7 +3342,7 @@
         </w:tc>
         <w:tc>
           <w:tcPr>
-            <w:tcW w:type="pct" w:w="042"/>
+            <w:tcW w:type="pct" w:w="040"/>
             <w:shd w:color="F6F7FB" w:val="solid"/>
             <w:tcMar>
               <w:top w:type="dxa" w:w="40"/>
@@ -3324,26 +3367,26 @@
         </w:tc>
         <w:tc>
           <w:tcPr>
-            <w:tcW w:type="pct" w:w="022"/>
-            <w:shd w:color="F6F7FB" w:val="solid"/>
-            <w:tcMar>
-              <w:top w:type="dxa" w:w="40"/>
-              <w:left w:type="dxa" w:w="80"/>
-              <w:bottom w:type="dxa" w:w="40"/>
-              <w:right w:type="dxa" w:w="80"/>
-            </w:tcMar>
-          </w:tcPr>
-          <w:p>
-            <w:pPr>
-              <w:spacing w:after="0"/>
-            </w:pPr>
-            <w:r>
-              <w:rPr>
-                <w:rFonts w:ascii="Calibri" w:cs="Calibri" w:eastAsia="Calibri" w:hAnsi="Calibri"/>
-                <w:sz w:val="17"/>
-                <w:szCs w:val="17"/>
-              </w:rPr>
-              <w:t xml:space="preserve">Discovery &amp; Success Interview (1/member).</w:t>
+            <w:tcW w:type="pct" w:w="023"/>
+            <w:shd w:color="F6F7FB" w:val="solid"/>
+            <w:tcMar>
+              <w:top w:type="dxa" w:w="40"/>
+              <w:left w:type="dxa" w:w="80"/>
+              <w:bottom w:type="dxa" w:w="40"/>
+              <w:right w:type="dxa" w:w="80"/>
+            </w:tcMar>
+          </w:tcPr>
+          <w:p>
+            <w:pPr>
+              <w:spacing w:after="0"/>
+            </w:pPr>
+            <w:r>
+              <w:rPr>
+                <w:rFonts w:ascii="Calibri" w:cs="Calibri" w:eastAsia="Calibri" w:hAnsi="Calibri"/>
+                <w:sz w:val="17"/>
+                <w:szCs w:val="17"/>
+              </w:rPr>
+              <w:t xml:space="preserve">Steve Discovery &amp; Success Interview (1/member).</w:t>
             </w:r>
           </w:p>
         </w:tc>
@@ -3363,7 +3406,7 @@
           <w:sz w:val="24"/>
           <w:szCs w:val="24"/>
         </w:rPr>
-        <w:t xml:space="preserve">D · Agents / Governance / Audit / Admin</w:t>
+        <w:t xml:space="preserve">D · Agents / Templates / Governance / Audit / Admin</w:t>
       </w:r>
     </w:p>
     <w:tbl>
@@ -3390,7 +3433,7 @@
         </w:trPr>
         <w:tc>
           <w:tcPr>
-            <w:tcW w:type="pct" w:w="022"/>
+            <w:tcW w:type="pct" w:w="024"/>
             <w:shd w:color="14161C" w:val="solid"/>
             <w:tcMar>
               <w:top w:type="dxa" w:w="40"/>
@@ -3418,7 +3461,7 @@
         </w:tc>
         <w:tc>
           <w:tcPr>
-            <w:tcW w:type="pct" w:w="014"/>
+            <w:tcW w:type="pct" w:w="013"/>
             <w:shd w:color="14161C" w:val="solid"/>
             <w:tcMar>
               <w:top w:type="dxa" w:w="40"/>
@@ -3446,7 +3489,7 @@
         </w:tc>
         <w:tc>
           <w:tcPr>
-            <w:tcW w:type="pct" w:w="042"/>
+            <w:tcW w:type="pct" w:w="040"/>
             <w:shd w:color="14161C" w:val="solid"/>
             <w:tcMar>
               <w:top w:type="dxa" w:w="40"/>
@@ -3474,7 +3517,7 @@
         </w:tc>
         <w:tc>
           <w:tcPr>
-            <w:tcW w:type="pct" w:w="022"/>
+            <w:tcW w:type="pct" w:w="023"/>
             <w:shd w:color="14161C" w:val="solid"/>
             <w:tcMar>
               <w:top w:type="dxa" w:w="40"/>
@@ -3504,7 +3547,7 @@
       <w:tr>
         <w:tc>
           <w:tcPr>
-            <w:tcW w:type="pct" w:w="022"/>
+            <w:tcW w:type="pct" w:w="024"/>
             <w:tcMar>
               <w:top w:type="dxa" w:w="40"/>
               <w:left w:type="dxa" w:w="80"/>
@@ -3522,13 +3565,13 @@
                 <w:sz w:val="17"/>
                 <w:szCs w:val="17"/>
               </w:rPr>
-              <w:t xml:space="preserve">agent_events</w:t>
-            </w:r>
-          </w:p>
-        </w:tc>
-        <w:tc>
-          <w:tcPr>
-            <w:tcW w:type="pct" w:w="014"/>
+              <w:t xml:space="preserve">tmag_agent_ivory_events</w:t>
+            </w:r>
+          </w:p>
+        </w:tc>
+        <w:tc>
+          <w:tcPr>
+            <w:tcW w:type="pct" w:w="013"/>
             <w:tcMar>
               <w:top w:type="dxa" w:w="40"/>
               <w:left w:type="dxa" w:w="80"/>
@@ -3552,7 +3595,7 @@
         </w:tc>
         <w:tc>
           <w:tcPr>
-            <w:tcW w:type="pct" w:w="042"/>
+            <w:tcW w:type="pct" w:w="040"/>
             <w:tcMar>
               <w:top w:type="dxa" w:w="40"/>
               <w:left w:type="dxa" w:w="80"/>
@@ -3576,25 +3619,25 @@
         </w:tc>
         <w:tc>
           <w:tcPr>
-            <w:tcW w:type="pct" w:w="022"/>
-            <w:tcMar>
-              <w:top w:type="dxa" w:w="40"/>
-              <w:left w:type="dxa" w:w="80"/>
-              <w:bottom w:type="dxa" w:w="40"/>
-              <w:right w:type="dxa" w:w="80"/>
-            </w:tcMar>
-          </w:tcPr>
-          <w:p>
-            <w:pPr>
-              <w:spacing w:after="0"/>
-            </w:pPr>
-            <w:r>
-              <w:rPr>
-                <w:rFonts w:ascii="Calibri" w:cs="Calibri" w:eastAsia="Calibri" w:hAnsi="Calibri"/>
-                <w:sz w:val="17"/>
-                <w:szCs w:val="17"/>
-              </w:rPr>
-              <w:t xml:space="preserve">Agent-interaction audit trail.</w:t>
+            <w:tcW w:type="pct" w:w="023"/>
+            <w:tcMar>
+              <w:top w:type="dxa" w:w="40"/>
+              <w:left w:type="dxa" w:w="80"/>
+              <w:bottom w:type="dxa" w:w="40"/>
+              <w:right w:type="dxa" w:w="80"/>
+            </w:tcMar>
+          </w:tcPr>
+          <w:p>
+            <w:pPr>
+              <w:spacing w:after="0"/>
+            </w:pPr>
+            <w:r>
+              <w:rPr>
+                <w:rFonts w:ascii="Calibri" w:cs="Calibri" w:eastAsia="Calibri" w:hAnsi="Calibri"/>
+                <w:sz w:val="17"/>
+                <w:szCs w:val="17"/>
+              </w:rPr>
+              <w:t xml:space="preserve">Ivory agent-interaction audit trail (split per agent).</w:t>
             </w:r>
           </w:p>
         </w:tc>
@@ -3602,7 +3645,7 @@
       <w:tr>
         <w:tc>
           <w:tcPr>
-            <w:tcW w:type="pct" w:w="022"/>
+            <w:tcW w:type="pct" w:w="024"/>
             <w:shd w:color="F6F7FB" w:val="solid"/>
             <w:tcMar>
               <w:top w:type="dxa" w:w="40"/>
@@ -3621,82 +3664,82 @@
                 <w:sz w:val="17"/>
                 <w:szCs w:val="17"/>
               </w:rPr>
-              <w:t xml:space="preserve">generator_runs</w:t>
-            </w:r>
-          </w:p>
-        </w:tc>
-        <w:tc>
-          <w:tcPr>
-            <w:tcW w:type="pct" w:w="014"/>
-            <w:shd w:color="F6F7FB" w:val="solid"/>
-            <w:tcMar>
-              <w:top w:type="dxa" w:w="40"/>
-              <w:left w:type="dxa" w:w="80"/>
-              <w:bottom w:type="dxa" w:w="40"/>
-              <w:right w:type="dxa" w:w="80"/>
-            </w:tcMar>
-          </w:tcPr>
-          <w:p>
-            <w:pPr>
-              <w:spacing w:after="0"/>
-            </w:pPr>
-            <w:r>
-              <w:rPr>
-                <w:rFonts w:ascii="Calibri" w:cs="Calibri" w:eastAsia="Calibri" w:hAnsi="Calibri"/>
-                <w:sz w:val="17"/>
-                <w:szCs w:val="17"/>
-              </w:rPr>
-              <w:t xml:space="preserve">runId</w:t>
-            </w:r>
-          </w:p>
-        </w:tc>
-        <w:tc>
-          <w:tcPr>
-            <w:tcW w:type="pct" w:w="042"/>
-            <w:shd w:color="F6F7FB" w:val="solid"/>
-            <w:tcMar>
-              <w:top w:type="dxa" w:w="40"/>
-              <w:left w:type="dxa" w:w="80"/>
-              <w:bottom w:type="dxa" w:w="40"/>
-              <w:right w:type="dxa" w:w="80"/>
-            </w:tcMar>
-          </w:tcPr>
-          <w:p>
-            <w:pPr>
-              <w:spacing w:after="0"/>
-            </w:pPr>
-            <w:r>
-              <w:rPr>
-                <w:rFonts w:ascii="Calibri" w:cs="Calibri" w:eastAsia="Calibri" w:hAnsi="Calibri"/>
-                <w:sz w:val="17"/>
-                <w:szCs w:val="17"/>
-              </w:rPr>
-              <w:t xml:space="preserve">runId · tmagId · productKey · productName · angle</w:t>
-            </w:r>
-          </w:p>
-        </w:tc>
-        <w:tc>
-          <w:tcPr>
-            <w:tcW w:type="pct" w:w="022"/>
-            <w:shd w:color="F6F7FB" w:val="solid"/>
-            <w:tcMar>
-              <w:top w:type="dxa" w:w="40"/>
-              <w:left w:type="dxa" w:w="80"/>
-              <w:bottom w:type="dxa" w:w="40"/>
-              <w:right w:type="dxa" w:w="80"/>
-            </w:tcMar>
-          </w:tcPr>
-          <w:p>
-            <w:pPr>
-              <w:spacing w:after="0"/>
-            </w:pPr>
-            <w:r>
-              <w:rPr>
-                <w:rFonts w:ascii="Calibri" w:cs="Calibri" w:eastAsia="Calibri" w:hAnsi="Calibri"/>
-                <w:sz w:val="17"/>
-                <w:szCs w:val="17"/>
-              </w:rPr>
-              <w:t xml:space="preserve">WDYK Generator sessions.</w:t>
+              <w:t xml:space="preserve">tmag_agent_michael_events</w:t>
+            </w:r>
+          </w:p>
+        </w:tc>
+        <w:tc>
+          <w:tcPr>
+            <w:tcW w:type="pct" w:w="013"/>
+            <w:shd w:color="F6F7FB" w:val="solid"/>
+            <w:tcMar>
+              <w:top w:type="dxa" w:w="40"/>
+              <w:left w:type="dxa" w:w="80"/>
+              <w:bottom w:type="dxa" w:w="40"/>
+              <w:right w:type="dxa" w:w="80"/>
+            </w:tcMar>
+          </w:tcPr>
+          <w:p>
+            <w:pPr>
+              <w:spacing w:after="0"/>
+            </w:pPr>
+            <w:r>
+              <w:rPr>
+                <w:rFonts w:ascii="Calibri" w:cs="Calibri" w:eastAsia="Calibri" w:hAnsi="Calibri"/>
+                <w:sz w:val="17"/>
+                <w:szCs w:val="17"/>
+              </w:rPr>
+              <w:t xml:space="preserve">eventId</w:t>
+            </w:r>
+          </w:p>
+        </w:tc>
+        <w:tc>
+          <w:tcPr>
+            <w:tcW w:type="pct" w:w="040"/>
+            <w:shd w:color="F6F7FB" w:val="solid"/>
+            <w:tcMar>
+              <w:top w:type="dxa" w:w="40"/>
+              <w:left w:type="dxa" w:w="80"/>
+              <w:bottom w:type="dxa" w:w="40"/>
+              <w:right w:type="dxa" w:w="80"/>
+            </w:tcMar>
+          </w:tcPr>
+          <w:p>
+            <w:pPr>
+              <w:spacing w:after="0"/>
+            </w:pPr>
+            <w:r>
+              <w:rPr>
+                <w:rFonts w:ascii="Calibri" w:cs="Calibri" w:eastAsia="Calibri" w:hAnsi="Calibri"/>
+                <w:sz w:val="17"/>
+                <w:szCs w:val="17"/>
+              </w:rPr>
+              <w:t xml:space="preserve">eventId · tmagId · agentId · kind · createdAt</w:t>
+            </w:r>
+          </w:p>
+        </w:tc>
+        <w:tc>
+          <w:tcPr>
+            <w:tcW w:type="pct" w:w="023"/>
+            <w:shd w:color="F6F7FB" w:val="solid"/>
+            <w:tcMar>
+              <w:top w:type="dxa" w:w="40"/>
+              <w:left w:type="dxa" w:w="80"/>
+              <w:bottom w:type="dxa" w:w="40"/>
+              <w:right w:type="dxa" w:w="80"/>
+            </w:tcMar>
+          </w:tcPr>
+          <w:p>
+            <w:pPr>
+              <w:spacing w:after="0"/>
+            </w:pPr>
+            <w:r>
+              <w:rPr>
+                <w:rFonts w:ascii="Calibri" w:cs="Calibri" w:eastAsia="Calibri" w:hAnsi="Calibri"/>
+                <w:sz w:val="17"/>
+                <w:szCs w:val="17"/>
+              </w:rPr>
+              <w:t xml:space="preserve">Michael agent-interaction audit trail.</w:t>
             </w:r>
           </w:p>
         </w:tc>
@@ -3704,7 +3747,7 @@
       <w:tr>
         <w:tc>
           <w:tcPr>
-            <w:tcW w:type="pct" w:w="022"/>
+            <w:tcW w:type="pct" w:w="024"/>
             <w:tcMar>
               <w:top w:type="dxa" w:w="40"/>
               <w:left w:type="dxa" w:w="80"/>
@@ -3722,79 +3765,79 @@
                 <w:sz w:val="17"/>
                 <w:szCs w:val="17"/>
               </w:rPr>
-              <w:t xml:space="preserve">ivory_names</w:t>
-            </w:r>
-          </w:p>
-        </w:tc>
-        <w:tc>
-          <w:tcPr>
-            <w:tcW w:type="pct" w:w="014"/>
-            <w:tcMar>
-              <w:top w:type="dxa" w:w="40"/>
-              <w:left w:type="dxa" w:w="80"/>
-              <w:bottom w:type="dxa" w:w="40"/>
-              <w:right w:type="dxa" w:w="80"/>
-            </w:tcMar>
-          </w:tcPr>
-          <w:p>
-            <w:pPr>
-              <w:spacing w:after="0"/>
-            </w:pPr>
-            <w:r>
-              <w:rPr>
-                <w:rFonts w:ascii="Calibri" w:cs="Calibri" w:eastAsia="Calibri" w:hAnsi="Calibri"/>
-                <w:sz w:val="17"/>
-                <w:szCs w:val="17"/>
-              </w:rPr>
-              <w:t xml:space="preserve">ivoryId</w:t>
-            </w:r>
-          </w:p>
-        </w:tc>
-        <w:tc>
-          <w:tcPr>
-            <w:tcW w:type="pct" w:w="042"/>
-            <w:tcMar>
-              <w:top w:type="dxa" w:w="40"/>
-              <w:left w:type="dxa" w:w="80"/>
-              <w:bottom w:type="dxa" w:w="40"/>
-              <w:right w:type="dxa" w:w="80"/>
-            </w:tcMar>
-          </w:tcPr>
-          <w:p>
-            <w:pPr>
-              <w:spacing w:after="0"/>
-            </w:pPr>
-            <w:r>
-              <w:rPr>
-                <w:rFonts w:ascii="Calibri" w:cs="Calibri" w:eastAsia="Calibri" w:hAnsi="Calibri"/>
-                <w:sz w:val="17"/>
-                <w:szCs w:val="17"/>
-              </w:rPr>
-              <w:t xml:space="preserve">ivoryId · tmagId · firstName · lastName · categories[] · status</w:t>
-            </w:r>
-          </w:p>
-        </w:tc>
-        <w:tc>
-          <w:tcPr>
-            <w:tcW w:type="pct" w:w="022"/>
-            <w:tcMar>
-              <w:top w:type="dxa" w:w="40"/>
-              <w:left w:type="dxa" w:w="80"/>
-              <w:bottom w:type="dxa" w:w="40"/>
-              <w:right w:type="dxa" w:w="80"/>
-            </w:tcMar>
-          </w:tcPr>
-          <w:p>
-            <w:pPr>
-              <w:spacing w:after="0"/>
-            </w:pPr>
-            <w:r>
-              <w:rPr>
-                <w:rFonts w:ascii="Calibri" w:cs="Calibri" w:eastAsia="Calibri" w:hAnsi="Calibri"/>
-                <w:sz w:val="17"/>
-                <w:szCs w:val="17"/>
-              </w:rPr>
-              <w:t xml:space="preserve">BA-private warm-market roster.</w:t>
+              <w:t xml:space="preserve">tmag_agent_steve_events</w:t>
+            </w:r>
+          </w:p>
+        </w:tc>
+        <w:tc>
+          <w:tcPr>
+            <w:tcW w:type="pct" w:w="013"/>
+            <w:tcMar>
+              <w:top w:type="dxa" w:w="40"/>
+              <w:left w:type="dxa" w:w="80"/>
+              <w:bottom w:type="dxa" w:w="40"/>
+              <w:right w:type="dxa" w:w="80"/>
+            </w:tcMar>
+          </w:tcPr>
+          <w:p>
+            <w:pPr>
+              <w:spacing w:after="0"/>
+            </w:pPr>
+            <w:r>
+              <w:rPr>
+                <w:rFonts w:ascii="Calibri" w:cs="Calibri" w:eastAsia="Calibri" w:hAnsi="Calibri"/>
+                <w:sz w:val="17"/>
+                <w:szCs w:val="17"/>
+              </w:rPr>
+              <w:t xml:space="preserve">eventId</w:t>
+            </w:r>
+          </w:p>
+        </w:tc>
+        <w:tc>
+          <w:tcPr>
+            <w:tcW w:type="pct" w:w="040"/>
+            <w:tcMar>
+              <w:top w:type="dxa" w:w="40"/>
+              <w:left w:type="dxa" w:w="80"/>
+              <w:bottom w:type="dxa" w:w="40"/>
+              <w:right w:type="dxa" w:w="80"/>
+            </w:tcMar>
+          </w:tcPr>
+          <w:p>
+            <w:pPr>
+              <w:spacing w:after="0"/>
+            </w:pPr>
+            <w:r>
+              <w:rPr>
+                <w:rFonts w:ascii="Calibri" w:cs="Calibri" w:eastAsia="Calibri" w:hAnsi="Calibri"/>
+                <w:sz w:val="17"/>
+                <w:szCs w:val="17"/>
+              </w:rPr>
+              <w:t xml:space="preserve">eventId · tmagId · agentId · kind · createdAt</w:t>
+            </w:r>
+          </w:p>
+        </w:tc>
+        <w:tc>
+          <w:tcPr>
+            <w:tcW w:type="pct" w:w="023"/>
+            <w:tcMar>
+              <w:top w:type="dxa" w:w="40"/>
+              <w:left w:type="dxa" w:w="80"/>
+              <w:bottom w:type="dxa" w:w="40"/>
+              <w:right w:type="dxa" w:w="80"/>
+            </w:tcMar>
+          </w:tcPr>
+          <w:p>
+            <w:pPr>
+              <w:spacing w:after="0"/>
+            </w:pPr>
+            <w:r>
+              <w:rPr>
+                <w:rFonts w:ascii="Calibri" w:cs="Calibri" w:eastAsia="Calibri" w:hAnsi="Calibri"/>
+                <w:sz w:val="17"/>
+                <w:szCs w:val="17"/>
+              </w:rPr>
+              <w:t xml:space="preserve">Steve agent-interaction audit trail.</w:t>
             </w:r>
           </w:p>
         </w:tc>
@@ -3802,7 +3845,7 @@
       <w:tr>
         <w:tc>
           <w:tcPr>
-            <w:tcW w:type="pct" w:w="022"/>
+            <w:tcW w:type="pct" w:w="024"/>
             <w:shd w:color="F6F7FB" w:val="solid"/>
             <w:tcMar>
               <w:top w:type="dxa" w:w="40"/>
@@ -3821,82 +3864,82 @@
                 <w:sz w:val="17"/>
                 <w:szCs w:val="17"/>
               </w:rPr>
-              <w:t xml:space="preserve">mcs_audit_log</w:t>
-            </w:r>
-          </w:p>
-        </w:tc>
-        <w:tc>
-          <w:tcPr>
-            <w:tcW w:type="pct" w:w="014"/>
-            <w:shd w:color="F6F7FB" w:val="solid"/>
-            <w:tcMar>
-              <w:top w:type="dxa" w:w="40"/>
-              <w:left w:type="dxa" w:w="80"/>
-              <w:bottom w:type="dxa" w:w="40"/>
-              <w:right w:type="dxa" w:w="80"/>
-            </w:tcMar>
-          </w:tcPr>
-          <w:p>
-            <w:pPr>
-              <w:spacing w:after="0"/>
-            </w:pPr>
-            <w:r>
-              <w:rPr>
-                <w:rFonts w:ascii="Calibri" w:cs="Calibri" w:eastAsia="Calibri" w:hAnsi="Calibri"/>
-                <w:sz w:val="17"/>
-                <w:szCs w:val="17"/>
-              </w:rPr>
-              <w:t xml:space="preserve">entryId</w:t>
-            </w:r>
-          </w:p>
-        </w:tc>
-        <w:tc>
-          <w:tcPr>
-            <w:tcW w:type="pct" w:w="042"/>
-            <w:shd w:color="F6F7FB" w:val="solid"/>
-            <w:tcMar>
-              <w:top w:type="dxa" w:w="40"/>
-              <w:left w:type="dxa" w:w="80"/>
-              <w:bottom w:type="dxa" w:w="40"/>
-              <w:right w:type="dxa" w:w="80"/>
-            </w:tcMar>
-          </w:tcPr>
-          <w:p>
-            <w:pPr>
-              <w:spacing w:after="0"/>
-            </w:pPr>
-            <w:r>
-              <w:rPr>
-                <w:rFonts w:ascii="Calibri" w:cs="Calibri" w:eastAsia="Calibri" w:hAnsi="Calibri"/>
-                <w:sz w:val="17"/>
-                <w:szCs w:val="17"/>
-              </w:rPr>
-              <w:t xml:space="preserve">entryId · timestamp · role · actor · action · entity · severity + runtime block (R0)</w:t>
-            </w:r>
-          </w:p>
-        </w:tc>
-        <w:tc>
-          <w:tcPr>
-            <w:tcW w:type="pct" w:w="022"/>
-            <w:shd w:color="F6F7FB" w:val="solid"/>
-            <w:tcMar>
-              <w:top w:type="dxa" w:w="40"/>
-              <w:left w:type="dxa" w:w="80"/>
-              <w:bottom w:type="dxa" w:w="40"/>
-              <w:right w:type="dxa" w:w="80"/>
-            </w:tcMar>
-          </w:tcPr>
-          <w:p>
-            <w:pPr>
-              <w:spacing w:after="0"/>
-            </w:pPr>
-            <w:r>
-              <w:rPr>
-                <w:rFonts w:ascii="Calibri" w:cs="Calibri" w:eastAsia="Calibri" w:hAnsi="Calibri"/>
-                <w:sz w:val="17"/>
-                <w:szCs w:val="17"/>
-              </w:rPr>
-              <w:t xml:space="preserve">Canonical append-only audit substrate.</w:t>
+              <w:t xml:space="preserve">tmag_agent_templates</w:t>
+            </w:r>
+          </w:p>
+        </w:tc>
+        <w:tc>
+          <w:tcPr>
+            <w:tcW w:type="pct" w:w="013"/>
+            <w:shd w:color="F6F7FB" w:val="solid"/>
+            <w:tcMar>
+              <w:top w:type="dxa" w:w="40"/>
+              <w:left w:type="dxa" w:w="80"/>
+              <w:bottom w:type="dxa" w:w="40"/>
+              <w:right w:type="dxa" w:w="80"/>
+            </w:tcMar>
+          </w:tcPr>
+          <w:p>
+            <w:pPr>
+              <w:spacing w:after="0"/>
+            </w:pPr>
+            <w:r>
+              <w:rPr>
+                <w:rFonts w:ascii="Calibri" w:cs="Calibri" w:eastAsia="Calibri" w:hAnsi="Calibri"/>
+                <w:sz w:val="17"/>
+                <w:szCs w:val="17"/>
+              </w:rPr>
+              <w:t xml:space="preserve">templateId</w:t>
+            </w:r>
+          </w:p>
+        </w:tc>
+        <w:tc>
+          <w:tcPr>
+            <w:tcW w:type="pct" w:w="040"/>
+            <w:shd w:color="F6F7FB" w:val="solid"/>
+            <w:tcMar>
+              <w:top w:type="dxa" w:w="40"/>
+              <w:left w:type="dxa" w:w="80"/>
+              <w:bottom w:type="dxa" w:w="40"/>
+              <w:right w:type="dxa" w:w="80"/>
+            </w:tcMar>
+          </w:tcPr>
+          <w:p>
+            <w:pPr>
+              <w:spacing w:after="0"/>
+            </w:pPr>
+            <w:r>
+              <w:rPr>
+                <w:rFonts w:ascii="Calibri" w:cs="Calibri" w:eastAsia="Calibri" w:hAnsi="Calibri"/>
+                <w:sz w:val="17"/>
+                <w:szCs w:val="17"/>
+              </w:rPr>
+              <w:t xml:space="preserve">templateId · agentKey(ivory|michael|steve|…) · templateKind(learning|interviewing|invitation|…) · version · steps · questionSet · guardrails · knowledgeDomains[]</w:t>
+            </w:r>
+          </w:p>
+        </w:tc>
+        <w:tc>
+          <w:tcPr>
+            <w:tcW w:type="pct" w:w="023"/>
+            <w:shd w:color="F6F7FB" w:val="solid"/>
+            <w:tcMar>
+              <w:top w:type="dxa" w:w="40"/>
+              <w:left w:type="dxa" w:w="80"/>
+              <w:bottom w:type="dxa" w:w="40"/>
+              <w:right w:type="dxa" w:w="80"/>
+            </w:tcMar>
+          </w:tcPr>
+          <w:p>
+            <w:pPr>
+              <w:spacing w:after="0"/>
+            </w:pPr>
+            <w:r>
+              <w:rPr>
+                <w:rFonts w:ascii="Calibri" w:cs="Calibri" w:eastAsia="Calibri" w:hAnsi="Calibri"/>
+                <w:sz w:val="17"/>
+                <w:szCs w:val="17"/>
+              </w:rPr>
+              <w:t xml:space="preserve">NEW. The agent operating "roads": the templates each agent runs on and the knowledge domains it pulls from. First-class agent operating system.</w:t>
             </w:r>
           </w:p>
         </w:tc>
@@ -3904,7 +3947,7 @@
       <w:tr>
         <w:tc>
           <w:tcPr>
-            <w:tcW w:type="pct" w:w="022"/>
+            <w:tcW w:type="pct" w:w="024"/>
             <w:tcMar>
               <w:top w:type="dxa" w:w="40"/>
               <w:left w:type="dxa" w:w="80"/>
@@ -3922,79 +3965,79 @@
                 <w:sz w:val="17"/>
                 <w:szCs w:val="17"/>
               </w:rPr>
-              <w:t xml:space="preserve">projection_outbox</w:t>
-            </w:r>
-          </w:p>
-        </w:tc>
-        <w:tc>
-          <w:tcPr>
-            <w:tcW w:type="pct" w:w="014"/>
-            <w:tcMar>
-              <w:top w:type="dxa" w:w="40"/>
-              <w:left w:type="dxa" w:w="80"/>
-              <w:bottom w:type="dxa" w:w="40"/>
-              <w:right w:type="dxa" w:w="80"/>
-            </w:tcMar>
-          </w:tcPr>
-          <w:p>
-            <w:pPr>
-              <w:spacing w:after="0"/>
-            </w:pPr>
-            <w:r>
-              <w:rPr>
-                <w:rFonts w:ascii="Calibri" w:cs="Calibri" w:eastAsia="Calibri" w:hAnsi="Calibri"/>
-                <w:sz w:val="17"/>
-                <w:szCs w:val="17"/>
-              </w:rPr>
-              <w:t xml:space="preserve">outboxId</w:t>
-            </w:r>
-          </w:p>
-        </w:tc>
-        <w:tc>
-          <w:tcPr>
-            <w:tcW w:type="pct" w:w="042"/>
-            <w:tcMar>
-              <w:top w:type="dxa" w:w="40"/>
-              <w:left w:type="dxa" w:w="80"/>
-              <w:bottom w:type="dxa" w:w="40"/>
-              <w:right w:type="dxa" w:w="80"/>
-            </w:tcMar>
-          </w:tcPr>
-          <w:p>
-            <w:pPr>
-              <w:spacing w:after="0"/>
-            </w:pPr>
-            <w:r>
-              <w:rPr>
-                <w:rFonts w:ascii="Calibri" w:cs="Calibri" w:eastAsia="Calibri" w:hAnsi="Calibri"/>
-                <w:sz w:val="17"/>
-                <w:szCs w:val="17"/>
-              </w:rPr>
-              <w:t xml:space="preserve">outboxId · tier · target · entityId · payload · status · attempts · nextAttemptAt</w:t>
-            </w:r>
-          </w:p>
-        </w:tc>
-        <w:tc>
-          <w:tcPr>
-            <w:tcW w:type="pct" w:w="022"/>
-            <w:tcMar>
-              <w:top w:type="dxa" w:w="40"/>
-              <w:left w:type="dxa" w:w="80"/>
-              <w:bottom w:type="dxa" w:w="40"/>
-              <w:right w:type="dxa" w:w="80"/>
-            </w:tcMar>
-          </w:tcPr>
-          <w:p>
-            <w:pPr>
-              <w:spacing w:after="0"/>
-            </w:pPr>
-            <w:r>
-              <w:rPr>
-                <w:rFonts w:ascii="Calibri" w:cs="Calibri" w:eastAsia="Calibri" w:hAnsi="Calibri"/>
-                <w:sz w:val="17"/>
-                <w:szCs w:val="17"/>
-              </w:rPr>
-              <w:t xml:space="preserve">Durable retry queue for projections (H1).</w:t>
+              <w:t xml:space="preserve">tmag_content_templates</w:t>
+            </w:r>
+          </w:p>
+        </w:tc>
+        <w:tc>
+          <w:tcPr>
+            <w:tcW w:type="pct" w:w="013"/>
+            <w:tcMar>
+              <w:top w:type="dxa" w:w="40"/>
+              <w:left w:type="dxa" w:w="80"/>
+              <w:bottom w:type="dxa" w:w="40"/>
+              <w:right w:type="dxa" w:w="80"/>
+            </w:tcMar>
+          </w:tcPr>
+          <w:p>
+            <w:pPr>
+              <w:spacing w:after="0"/>
+            </w:pPr>
+            <w:r>
+              <w:rPr>
+                <w:rFonts w:ascii="Calibri" w:cs="Calibri" w:eastAsia="Calibri" w:hAnsi="Calibri"/>
+                <w:sz w:val="17"/>
+                <w:szCs w:val="17"/>
+              </w:rPr>
+              <w:t xml:space="preserve">templateVersionId</w:t>
+            </w:r>
+          </w:p>
+        </w:tc>
+        <w:tc>
+          <w:tcPr>
+            <w:tcW w:type="pct" w:w="040"/>
+            <w:tcMar>
+              <w:top w:type="dxa" w:w="40"/>
+              <w:left w:type="dxa" w:w="80"/>
+              <w:bottom w:type="dxa" w:w="40"/>
+              <w:right w:type="dxa" w:w="80"/>
+            </w:tcMar>
+          </w:tcPr>
+          <w:p>
+            <w:pPr>
+              <w:spacing w:after="0"/>
+            </w:pPr>
+            <w:r>
+              <w:rPr>
+                <w:rFonts w:ascii="Calibri" w:cs="Calibri" w:eastAsia="Calibri" w:hAnsi="Calibri"/>
+                <w:sz w:val="17"/>
+                <w:szCs w:val="17"/>
+              </w:rPr>
+              <w:t xml:space="preserve">templateVersionId · tenantId · templateKey · surface · version</w:t>
+            </w:r>
+          </w:p>
+        </w:tc>
+        <w:tc>
+          <w:tcPr>
+            <w:tcW w:type="pct" w:w="023"/>
+            <w:tcMar>
+              <w:top w:type="dxa" w:w="40"/>
+              <w:left w:type="dxa" w:w="80"/>
+              <w:bottom w:type="dxa" w:w="40"/>
+              <w:right w:type="dxa" w:w="80"/>
+            </w:tcMar>
+          </w:tcPr>
+          <w:p>
+            <w:pPr>
+              <w:spacing w:after="0"/>
+            </w:pPr>
+            <w:r>
+              <w:rPr>
+                <w:rFonts w:ascii="Calibri" w:cs="Calibri" w:eastAsia="Calibri" w:hAnsi="Calibri"/>
+                <w:sz w:val="17"/>
+                <w:szCs w:val="17"/>
+              </w:rPr>
+              <w:t xml:space="preserve">Renamed from master_content_versions. Versioned served copy/content rendered to users.</w:t>
             </w:r>
           </w:p>
         </w:tc>
@@ -4002,7 +4045,7 @@
       <w:tr>
         <w:tc>
           <w:tcPr>
-            <w:tcW w:type="pct" w:w="022"/>
+            <w:tcW w:type="pct" w:w="024"/>
             <w:shd w:color="F6F7FB" w:val="solid"/>
             <w:tcMar>
               <w:top w:type="dxa" w:w="40"/>
@@ -4021,82 +4064,82 @@
                 <w:sz w:val="17"/>
                 <w:szCs w:val="17"/>
               </w:rPr>
-              <w:t xml:space="preserve">tenant_settings_versions</w:t>
-            </w:r>
-          </w:p>
-        </w:tc>
-        <w:tc>
-          <w:tcPr>
-            <w:tcW w:type="pct" w:w="014"/>
-            <w:shd w:color="F6F7FB" w:val="solid"/>
-            <w:tcMar>
-              <w:top w:type="dxa" w:w="40"/>
-              <w:left w:type="dxa" w:w="80"/>
-              <w:bottom w:type="dxa" w:w="40"/>
-              <w:right w:type="dxa" w:w="80"/>
-            </w:tcMar>
-          </w:tcPr>
-          <w:p>
-            <w:pPr>
-              <w:spacing w:after="0"/>
-            </w:pPr>
-            <w:r>
-              <w:rPr>
-                <w:rFonts w:ascii="Calibri" w:cs="Calibri" w:eastAsia="Calibri" w:hAnsi="Calibri"/>
-                <w:sz w:val="17"/>
-                <w:szCs w:val="17"/>
-              </w:rPr>
-              <w:t xml:space="preserve">settingsVersionId</w:t>
-            </w:r>
-          </w:p>
-        </w:tc>
-        <w:tc>
-          <w:tcPr>
-            <w:tcW w:type="pct" w:w="042"/>
-            <w:shd w:color="F6F7FB" w:val="solid"/>
-            <w:tcMar>
-              <w:top w:type="dxa" w:w="40"/>
-              <w:left w:type="dxa" w:w="80"/>
-              <w:bottom w:type="dxa" w:w="40"/>
-              <w:right w:type="dxa" w:w="80"/>
-            </w:tcMar>
-          </w:tcPr>
-          <w:p>
-            <w:pPr>
-              <w:spacing w:after="0"/>
-            </w:pPr>
-            <w:r>
-              <w:rPr>
-                <w:rFonts w:ascii="Calibri" w:cs="Calibri" w:eastAsia="Calibri" w:hAnsi="Calibri"/>
-                <w:sz w:val="17"/>
-                <w:szCs w:val="17"/>
-              </w:rPr>
-              <w:t xml:space="preserve">settingsVersionId · version · reason · tenantId · complianceMode</w:t>
-            </w:r>
-          </w:p>
-        </w:tc>
-        <w:tc>
-          <w:tcPr>
-            <w:tcW w:type="pct" w:w="022"/>
-            <w:shd w:color="F6F7FB" w:val="solid"/>
-            <w:tcMar>
-              <w:top w:type="dxa" w:w="40"/>
-              <w:left w:type="dxa" w:w="80"/>
-              <w:bottom w:type="dxa" w:w="40"/>
-              <w:right w:type="dxa" w:w="80"/>
-            </w:tcMar>
-          </w:tcPr>
-          <w:p>
-            <w:pPr>
-              <w:spacing w:after="0"/>
-            </w:pPr>
-            <w:r>
-              <w:rPr>
-                <w:rFonts w:ascii="Calibri" w:cs="Calibri" w:eastAsia="Calibri" w:hAnsi="Calibri"/>
-                <w:sz w:val="17"/>
-                <w:szCs w:val="17"/>
-              </w:rPr>
-              <w:t xml:space="preserve">Append-only tenant settings history.</w:t>
+              <w:t xml:space="preserve">tmag_invitation_generator_runs</w:t>
+            </w:r>
+          </w:p>
+        </w:tc>
+        <w:tc>
+          <w:tcPr>
+            <w:tcW w:type="pct" w:w="013"/>
+            <w:shd w:color="F6F7FB" w:val="solid"/>
+            <w:tcMar>
+              <w:top w:type="dxa" w:w="40"/>
+              <w:left w:type="dxa" w:w="80"/>
+              <w:bottom w:type="dxa" w:w="40"/>
+              <w:right w:type="dxa" w:w="80"/>
+            </w:tcMar>
+          </w:tcPr>
+          <w:p>
+            <w:pPr>
+              <w:spacing w:after="0"/>
+            </w:pPr>
+            <w:r>
+              <w:rPr>
+                <w:rFonts w:ascii="Calibri" w:cs="Calibri" w:eastAsia="Calibri" w:hAnsi="Calibri"/>
+                <w:sz w:val="17"/>
+                <w:szCs w:val="17"/>
+              </w:rPr>
+              <w:t xml:space="preserve">runId</w:t>
+            </w:r>
+          </w:p>
+        </w:tc>
+        <w:tc>
+          <w:tcPr>
+            <w:tcW w:type="pct" w:w="040"/>
+            <w:shd w:color="F6F7FB" w:val="solid"/>
+            <w:tcMar>
+              <w:top w:type="dxa" w:w="40"/>
+              <w:left w:type="dxa" w:w="80"/>
+              <w:bottom w:type="dxa" w:w="40"/>
+              <w:right w:type="dxa" w:w="80"/>
+            </w:tcMar>
+          </w:tcPr>
+          <w:p>
+            <w:pPr>
+              <w:spacing w:after="0"/>
+            </w:pPr>
+            <w:r>
+              <w:rPr>
+                <w:rFonts w:ascii="Calibri" w:cs="Calibri" w:eastAsia="Calibri" w:hAnsi="Calibri"/>
+                <w:sz w:val="17"/>
+                <w:szCs w:val="17"/>
+              </w:rPr>
+              <w:t xml:space="preserve">runId · tmagId · productKey · productName · angle</w:t>
+            </w:r>
+          </w:p>
+        </w:tc>
+        <w:tc>
+          <w:tcPr>
+            <w:tcW w:type="pct" w:w="023"/>
+            <w:shd w:color="F6F7FB" w:val="solid"/>
+            <w:tcMar>
+              <w:top w:type="dxa" w:w="40"/>
+              <w:left w:type="dxa" w:w="80"/>
+              <w:bottom w:type="dxa" w:w="40"/>
+              <w:right w:type="dxa" w:w="80"/>
+            </w:tcMar>
+          </w:tcPr>
+          <w:p>
+            <w:pPr>
+              <w:spacing w:after="0"/>
+            </w:pPr>
+            <w:r>
+              <w:rPr>
+                <w:rFonts w:ascii="Calibri" w:cs="Calibri" w:eastAsia="Calibri" w:hAnsi="Calibri"/>
+                <w:sz w:val="17"/>
+                <w:szCs w:val="17"/>
+              </w:rPr>
+              <w:t xml:space="preserve">WDYK invitation-generator sessions.</w:t>
             </w:r>
           </w:p>
         </w:tc>
@@ -4104,7 +4147,7 @@
       <w:tr>
         <w:tc>
           <w:tcPr>
-            <w:tcW w:type="pct" w:w="022"/>
+            <w:tcW w:type="pct" w:w="024"/>
             <w:tcMar>
               <w:top w:type="dxa" w:w="40"/>
               <w:left w:type="dxa" w:w="80"/>
@@ -4122,79 +4165,79 @@
                 <w:sz w:val="17"/>
                 <w:szCs w:val="17"/>
               </w:rPr>
-              <w:t xml:space="preserve">master_content_versions</w:t>
-            </w:r>
-          </w:p>
-        </w:tc>
-        <w:tc>
-          <w:tcPr>
-            <w:tcW w:type="pct" w:w="014"/>
-            <w:tcMar>
-              <w:top w:type="dxa" w:w="40"/>
-              <w:left w:type="dxa" w:w="80"/>
-              <w:bottom w:type="dxa" w:w="40"/>
-              <w:right w:type="dxa" w:w="80"/>
-            </w:tcMar>
-          </w:tcPr>
-          <w:p>
-            <w:pPr>
-              <w:spacing w:after="0"/>
-            </w:pPr>
-            <w:r>
-              <w:rPr>
-                <w:rFonts w:ascii="Calibri" w:cs="Calibri" w:eastAsia="Calibri" w:hAnsi="Calibri"/>
-                <w:sz w:val="17"/>
-                <w:szCs w:val="17"/>
-              </w:rPr>
-              <w:t xml:space="preserve">templateVersionId</w:t>
-            </w:r>
-          </w:p>
-        </w:tc>
-        <w:tc>
-          <w:tcPr>
-            <w:tcW w:type="pct" w:w="042"/>
-            <w:tcMar>
-              <w:top w:type="dxa" w:w="40"/>
-              <w:left w:type="dxa" w:w="80"/>
-              <w:bottom w:type="dxa" w:w="40"/>
-              <w:right w:type="dxa" w:w="80"/>
-            </w:tcMar>
-          </w:tcPr>
-          <w:p>
-            <w:pPr>
-              <w:spacing w:after="0"/>
-            </w:pPr>
-            <w:r>
-              <w:rPr>
-                <w:rFonts w:ascii="Calibri" w:cs="Calibri" w:eastAsia="Calibri" w:hAnsi="Calibri"/>
-                <w:sz w:val="17"/>
-                <w:szCs w:val="17"/>
-              </w:rPr>
-              <w:t xml:space="preserve">templateVersionId · tenantId · templateKey · surface · version</w:t>
-            </w:r>
-          </w:p>
-        </w:tc>
-        <w:tc>
-          <w:tcPr>
-            <w:tcW w:type="pct" w:w="022"/>
-            <w:tcMar>
-              <w:top w:type="dxa" w:w="40"/>
-              <w:left w:type="dxa" w:w="80"/>
-              <w:bottom w:type="dxa" w:w="40"/>
-              <w:right w:type="dxa" w:w="80"/>
-            </w:tcMar>
-          </w:tcPr>
-          <w:p>
-            <w:pPr>
-              <w:spacing w:after="0"/>
-            </w:pPr>
-            <w:r>
-              <w:rPr>
-                <w:rFonts w:ascii="Calibri" w:cs="Calibri" w:eastAsia="Calibri" w:hAnsi="Calibri"/>
-                <w:sz w:val="17"/>
-                <w:szCs w:val="17"/>
-              </w:rPr>
-              <w:t xml:space="preserve">Append-only master-content overrides.</w:t>
+              <w:t xml:space="preserve">tmag_ivory_prospect_names</w:t>
+            </w:r>
+          </w:p>
+        </w:tc>
+        <w:tc>
+          <w:tcPr>
+            <w:tcW w:type="pct" w:w="013"/>
+            <w:tcMar>
+              <w:top w:type="dxa" w:w="40"/>
+              <w:left w:type="dxa" w:w="80"/>
+              <w:bottom w:type="dxa" w:w="40"/>
+              <w:right w:type="dxa" w:w="80"/>
+            </w:tcMar>
+          </w:tcPr>
+          <w:p>
+            <w:pPr>
+              <w:spacing w:after="0"/>
+            </w:pPr>
+            <w:r>
+              <w:rPr>
+                <w:rFonts w:ascii="Calibri" w:cs="Calibri" w:eastAsia="Calibri" w:hAnsi="Calibri"/>
+                <w:sz w:val="17"/>
+                <w:szCs w:val="17"/>
+              </w:rPr>
+              <w:t xml:space="preserve">ivoryId</w:t>
+            </w:r>
+          </w:p>
+        </w:tc>
+        <w:tc>
+          <w:tcPr>
+            <w:tcW w:type="pct" w:w="040"/>
+            <w:tcMar>
+              <w:top w:type="dxa" w:w="40"/>
+              <w:left w:type="dxa" w:w="80"/>
+              <w:bottom w:type="dxa" w:w="40"/>
+              <w:right w:type="dxa" w:w="80"/>
+            </w:tcMar>
+          </w:tcPr>
+          <w:p>
+            <w:pPr>
+              <w:spacing w:after="0"/>
+            </w:pPr>
+            <w:r>
+              <w:rPr>
+                <w:rFonts w:ascii="Calibri" w:cs="Calibri" w:eastAsia="Calibri" w:hAnsi="Calibri"/>
+                <w:sz w:val="17"/>
+                <w:szCs w:val="17"/>
+              </w:rPr>
+              <w:t xml:space="preserve">ivoryId · tmagId · firstName · lastName · categories[] · status</w:t>
+            </w:r>
+          </w:p>
+        </w:tc>
+        <w:tc>
+          <w:tcPr>
+            <w:tcW w:type="pct" w:w="023"/>
+            <w:tcMar>
+              <w:top w:type="dxa" w:w="40"/>
+              <w:left w:type="dxa" w:w="80"/>
+              <w:bottom w:type="dxa" w:w="40"/>
+              <w:right w:type="dxa" w:w="80"/>
+            </w:tcMar>
+          </w:tcPr>
+          <w:p>
+            <w:pPr>
+              <w:spacing w:after="0"/>
+            </w:pPr>
+            <w:r>
+              <w:rPr>
+                <w:rFonts w:ascii="Calibri" w:cs="Calibri" w:eastAsia="Calibri" w:hAnsi="Calibri"/>
+                <w:sz w:val="17"/>
+                <w:szCs w:val="17"/>
+              </w:rPr>
+              <w:t xml:space="preserve">Member-private warm-market roster (Ivory).</w:t>
             </w:r>
           </w:p>
         </w:tc>
@@ -4202,7 +4245,7 @@
       <w:tr>
         <w:tc>
           <w:tcPr>
-            <w:tcW w:type="pct" w:w="022"/>
+            <w:tcW w:type="pct" w:w="024"/>
             <w:shd w:color="F6F7FB" w:val="solid"/>
             <w:tcMar>
               <w:top w:type="dxa" w:w="40"/>
@@ -4221,82 +4264,82 @@
                 <w:sz w:val="17"/>
                 <w:szCs w:val="17"/>
               </w:rPr>
-              <w:t xml:space="preserve">admin_settings</w:t>
-            </w:r>
-          </w:p>
-        </w:tc>
-        <w:tc>
-          <w:tcPr>
-            <w:tcW w:type="pct" w:w="014"/>
-            <w:shd w:color="F6F7FB" w:val="solid"/>
-            <w:tcMar>
-              <w:top w:type="dxa" w:w="40"/>
-              <w:left w:type="dxa" w:w="80"/>
-              <w:bottom w:type="dxa" w:w="40"/>
-              <w:right w:type="dxa" w:w="80"/>
-            </w:tcMar>
-          </w:tcPr>
-          <w:p>
-            <w:pPr>
-              <w:spacing w:after="0"/>
-            </w:pPr>
-            <w:r>
-              <w:rPr>
-                <w:rFonts w:ascii="Calibri" w:cs="Calibri" w:eastAsia="Calibri" w:hAnsi="Calibri"/>
-                <w:sz w:val="17"/>
-                <w:szCs w:val="17"/>
-              </w:rPr>
-              <w:t xml:space="preserve">human key</w:t>
-            </w:r>
-          </w:p>
-        </w:tc>
-        <w:tc>
-          <w:tcPr>
-            <w:tcW w:type="pct" w:w="042"/>
-            <w:shd w:color="F6F7FB" w:val="solid"/>
-            <w:tcMar>
-              <w:top w:type="dxa" w:w="40"/>
-              <w:left w:type="dxa" w:w="80"/>
-              <w:bottom w:type="dxa" w:w="40"/>
-              <w:right w:type="dxa" w:w="80"/>
-            </w:tcMar>
-          </w:tcPr>
-          <w:p>
-            <w:pPr>
-              <w:spacing w:after="0"/>
-            </w:pPr>
-            <w:r>
-              <w:rPr>
-                <w:rFonts w:ascii="Calibri" w:cs="Calibri" w:eastAsia="Calibri" w:hAnsi="Calibri"/>
-                <w:sz w:val="17"/>
-                <w:szCs w:val="17"/>
-              </w:rPr>
-              <w:t xml:space="preserve">value</w:t>
-            </w:r>
-          </w:p>
-        </w:tc>
-        <w:tc>
-          <w:tcPr>
-            <w:tcW w:type="pct" w:w="022"/>
-            <w:shd w:color="F6F7FB" w:val="solid"/>
-            <w:tcMar>
-              <w:top w:type="dxa" w:w="40"/>
-              <w:left w:type="dxa" w:w="80"/>
-              <w:bottom w:type="dxa" w:w="40"/>
-              <w:right w:type="dxa" w:w="80"/>
-            </w:tcMar>
-          </w:tcPr>
-          <w:p>
-            <w:pPr>
-              <w:spacing w:after="0"/>
-            </w:pPr>
-            <w:r>
-              <w:rPr>
-                <w:rFonts w:ascii="Calibri" w:cs="Calibri" w:eastAsia="Calibri" w:hAnsi="Calibri"/>
-                <w:sz w:val="17"/>
-                <w:szCs w:val="17"/>
-              </w:rPr>
-              <w:t xml:space="preserve">Single-row-per-key admin config.</w:t>
+              <w:t xml:space="preserve">mcs_audit_log</w:t>
+            </w:r>
+          </w:p>
+        </w:tc>
+        <w:tc>
+          <w:tcPr>
+            <w:tcW w:type="pct" w:w="013"/>
+            <w:shd w:color="F6F7FB" w:val="solid"/>
+            <w:tcMar>
+              <w:top w:type="dxa" w:w="40"/>
+              <w:left w:type="dxa" w:w="80"/>
+              <w:bottom w:type="dxa" w:w="40"/>
+              <w:right w:type="dxa" w:w="80"/>
+            </w:tcMar>
+          </w:tcPr>
+          <w:p>
+            <w:pPr>
+              <w:spacing w:after="0"/>
+            </w:pPr>
+            <w:r>
+              <w:rPr>
+                <w:rFonts w:ascii="Calibri" w:cs="Calibri" w:eastAsia="Calibri" w:hAnsi="Calibri"/>
+                <w:sz w:val="17"/>
+                <w:szCs w:val="17"/>
+              </w:rPr>
+              <w:t xml:space="preserve">entryId</w:t>
+            </w:r>
+          </w:p>
+        </w:tc>
+        <w:tc>
+          <w:tcPr>
+            <w:tcW w:type="pct" w:w="040"/>
+            <w:shd w:color="F6F7FB" w:val="solid"/>
+            <w:tcMar>
+              <w:top w:type="dxa" w:w="40"/>
+              <w:left w:type="dxa" w:w="80"/>
+              <w:bottom w:type="dxa" w:w="40"/>
+              <w:right w:type="dxa" w:w="80"/>
+            </w:tcMar>
+          </w:tcPr>
+          <w:p>
+            <w:pPr>
+              <w:spacing w:after="0"/>
+            </w:pPr>
+            <w:r>
+              <w:rPr>
+                <w:rFonts w:ascii="Calibri" w:cs="Calibri" w:eastAsia="Calibri" w:hAnsi="Calibri"/>
+                <w:sz w:val="17"/>
+                <w:szCs w:val="17"/>
+              </w:rPr>
+              <w:t xml:space="preserve">entryId · timestamp · role · actor · action · entity · severity + runtime block (R0)</w:t>
+            </w:r>
+          </w:p>
+        </w:tc>
+        <w:tc>
+          <w:tcPr>
+            <w:tcW w:type="pct" w:w="023"/>
+            <w:shd w:color="F6F7FB" w:val="solid"/>
+            <w:tcMar>
+              <w:top w:type="dxa" w:w="40"/>
+              <w:left w:type="dxa" w:w="80"/>
+              <w:bottom w:type="dxa" w:w="40"/>
+              <w:right w:type="dxa" w:w="80"/>
+            </w:tcMar>
+          </w:tcPr>
+          <w:p>
+            <w:pPr>
+              <w:spacing w:after="0"/>
+            </w:pPr>
+            <w:r>
+              <w:rPr>
+                <w:rFonts w:ascii="Calibri" w:cs="Calibri" w:eastAsia="Calibri" w:hAnsi="Calibri"/>
+                <w:sz w:val="17"/>
+                <w:szCs w:val="17"/>
+              </w:rPr>
+              <w:t xml:space="preserve">SYSTEM. Canonical append-only audit substrate.</w:t>
             </w:r>
           </w:p>
         </w:tc>
@@ -4304,7 +4347,7 @@
       <w:tr>
         <w:tc>
           <w:tcPr>
-            <w:tcW w:type="pct" w:w="022"/>
+            <w:tcW w:type="pct" w:w="024"/>
             <w:tcMar>
               <w:top w:type="dxa" w:w="40"/>
               <w:left w:type="dxa" w:w="80"/>
@@ -4322,79 +4365,79 @@
                 <w:sz w:val="17"/>
                 <w:szCs w:val="17"/>
               </w:rPr>
-              <w:t xml:space="preserve">admin_sponsor_overrides</w:t>
-            </w:r>
-          </w:p>
-        </w:tc>
-        <w:tc>
-          <w:tcPr>
-            <w:tcW w:type="pct" w:w="014"/>
-            <w:tcMar>
-              <w:top w:type="dxa" w:w="40"/>
-              <w:left w:type="dxa" w:w="80"/>
-              <w:bottom w:type="dxa" w:w="40"/>
-              <w:right w:type="dxa" w:w="80"/>
-            </w:tcMar>
-          </w:tcPr>
-          <w:p>
-            <w:pPr>
-              <w:spacing w:after="0"/>
-            </w:pPr>
-            <w:r>
-              <w:rPr>
-                <w:rFonts w:ascii="Calibri" w:cs="Calibri" w:eastAsia="Calibri" w:hAnsi="Calibri"/>
-                <w:sz w:val="17"/>
-                <w:szCs w:val="17"/>
-              </w:rPr>
-              <w:t xml:space="preserve">overrideId</w:t>
-            </w:r>
-          </w:p>
-        </w:tc>
-        <w:tc>
-          <w:tcPr>
-            <w:tcW w:type="pct" w:w="042"/>
-            <w:tcMar>
-              <w:top w:type="dxa" w:w="40"/>
-              <w:left w:type="dxa" w:w="80"/>
-              <w:bottom w:type="dxa" w:w="40"/>
-              <w:right w:type="dxa" w:w="80"/>
-            </w:tcMar>
-          </w:tcPr>
-          <w:p>
-            <w:pPr>
-              <w:spacing w:after="0"/>
-            </w:pPr>
-            <w:r>
-              <w:rPr>
-                <w:rFonts w:ascii="Calibri" w:cs="Calibri" w:eastAsia="Calibri" w:hAnsi="Calibri"/>
-                <w:sz w:val="17"/>
-                <w:szCs w:val="17"/>
-              </w:rPr>
-              <w:t xml:space="preserve">overrideId · tmagId · previousSponsorTmagId · newSponsorTmagId · requestingTmagId · reason · performedByTmagId · auditEntryId</w:t>
-            </w:r>
-          </w:p>
-        </w:tc>
-        <w:tc>
-          <w:tcPr>
-            <w:tcW w:type="pct" w:w="022"/>
-            <w:tcMar>
-              <w:top w:type="dxa" w:w="40"/>
-              <w:left w:type="dxa" w:w="80"/>
-              <w:bottom w:type="dxa" w:w="40"/>
-              <w:right w:type="dxa" w:w="80"/>
-            </w:tcMar>
-          </w:tcPr>
-          <w:p>
-            <w:pPr>
-              <w:spacing w:after="0"/>
-            </w:pPr>
-            <w:r>
-              <w:rPr>
-                <w:rFonts w:ascii="Calibri" w:cs="Calibri" w:eastAsia="Calibri" w:hAnsi="Calibri"/>
-                <w:sz w:val="17"/>
-                <w:szCs w:val="17"/>
-              </w:rPr>
-              <w:t xml:space="preserve">Append-only sponsor-override history.</w:t>
+              <w:t xml:space="preserve">tmag_projection_outbox</w:t>
+            </w:r>
+          </w:p>
+        </w:tc>
+        <w:tc>
+          <w:tcPr>
+            <w:tcW w:type="pct" w:w="013"/>
+            <w:tcMar>
+              <w:top w:type="dxa" w:w="40"/>
+              <w:left w:type="dxa" w:w="80"/>
+              <w:bottom w:type="dxa" w:w="40"/>
+              <w:right w:type="dxa" w:w="80"/>
+            </w:tcMar>
+          </w:tcPr>
+          <w:p>
+            <w:pPr>
+              <w:spacing w:after="0"/>
+            </w:pPr>
+            <w:r>
+              <w:rPr>
+                <w:rFonts w:ascii="Calibri" w:cs="Calibri" w:eastAsia="Calibri" w:hAnsi="Calibri"/>
+                <w:sz w:val="17"/>
+                <w:szCs w:val="17"/>
+              </w:rPr>
+              <w:t xml:space="preserve">outboxId</w:t>
+            </w:r>
+          </w:p>
+        </w:tc>
+        <w:tc>
+          <w:tcPr>
+            <w:tcW w:type="pct" w:w="040"/>
+            <w:tcMar>
+              <w:top w:type="dxa" w:w="40"/>
+              <w:left w:type="dxa" w:w="80"/>
+              <w:bottom w:type="dxa" w:w="40"/>
+              <w:right w:type="dxa" w:w="80"/>
+            </w:tcMar>
+          </w:tcPr>
+          <w:p>
+            <w:pPr>
+              <w:spacing w:after="0"/>
+            </w:pPr>
+            <w:r>
+              <w:rPr>
+                <w:rFonts w:ascii="Calibri" w:cs="Calibri" w:eastAsia="Calibri" w:hAnsi="Calibri"/>
+                <w:sz w:val="17"/>
+                <w:szCs w:val="17"/>
+              </w:rPr>
+              <w:t xml:space="preserve">outboxId · tier · target · entityId · payload · status · attempts · nextAttemptAt</w:t>
+            </w:r>
+          </w:p>
+        </w:tc>
+        <w:tc>
+          <w:tcPr>
+            <w:tcW w:type="pct" w:w="023"/>
+            <w:tcMar>
+              <w:top w:type="dxa" w:w="40"/>
+              <w:left w:type="dxa" w:w="80"/>
+              <w:bottom w:type="dxa" w:w="40"/>
+              <w:right w:type="dxa" w:w="80"/>
+            </w:tcMar>
+          </w:tcPr>
+          <w:p>
+            <w:pPr>
+              <w:spacing w:after="0"/>
+            </w:pPr>
+            <w:r>
+              <w:rPr>
+                <w:rFonts w:ascii="Calibri" w:cs="Calibri" w:eastAsia="Calibri" w:hAnsi="Calibri"/>
+                <w:sz w:val="17"/>
+                <w:szCs w:val="17"/>
+              </w:rPr>
+              <w:t xml:space="preserve">Durable retry queue for PROJECTIONS = the triple-stack mirror writes (Mongo→Neo4j/Chroma). Keeps the three stores in sync when one hiccups (H1).</w:t>
             </w:r>
           </w:p>
         </w:tc>
@@ -4402,7 +4445,7 @@
       <w:tr>
         <w:tc>
           <w:tcPr>
-            <w:tcW w:type="pct" w:w="022"/>
+            <w:tcW w:type="pct" w:w="024"/>
             <w:shd w:color="F6F7FB" w:val="solid"/>
             <w:tcMar>
               <w:top w:type="dxa" w:w="40"/>
@@ -4421,82 +4464,82 @@
                 <w:sz w:val="17"/>
                 <w:szCs w:val="17"/>
               </w:rPr>
-              <w:t xml:space="preserve">admin_curated_leader_tags</w:t>
-            </w:r>
-          </w:p>
-        </w:tc>
-        <w:tc>
-          <w:tcPr>
-            <w:tcW w:type="pct" w:w="014"/>
-            <w:shd w:color="F6F7FB" w:val="solid"/>
-            <w:tcMar>
-              <w:top w:type="dxa" w:w="40"/>
-              <w:left w:type="dxa" w:w="80"/>
-              <w:bottom w:type="dxa" w:w="40"/>
-              <w:right w:type="dxa" w:w="80"/>
-            </w:tcMar>
-          </w:tcPr>
-          <w:p>
-            <w:pPr>
-              <w:spacing w:after="0"/>
-            </w:pPr>
-            <w:r>
-              <w:rPr>
-                <w:rFonts w:ascii="Calibri" w:cs="Calibri" w:eastAsia="Calibri" w:hAnsi="Calibri"/>
-                <w:sz w:val="17"/>
-                <w:szCs w:val="17"/>
-              </w:rPr>
-              <w:t xml:space="preserve">curated_&lt;tmagId&gt;</w:t>
-            </w:r>
-          </w:p>
-        </w:tc>
-        <w:tc>
-          <w:tcPr>
-            <w:tcW w:type="pct" w:w="042"/>
-            <w:shd w:color="F6F7FB" w:val="solid"/>
-            <w:tcMar>
-              <w:top w:type="dxa" w:w="40"/>
-              <w:left w:type="dxa" w:w="80"/>
-              <w:bottom w:type="dxa" w:w="40"/>
-              <w:right w:type="dxa" w:w="80"/>
-            </w:tcMar>
-          </w:tcPr>
-          <w:p>
-            <w:pPr>
-              <w:spacing w:after="0"/>
-            </w:pPr>
-            <w:r>
-              <w:rPr>
-                <w:rFonts w:ascii="Calibri" w:cs="Calibri" w:eastAsia="Calibri" w:hAnsi="Calibri"/>
-                <w:sz w:val="17"/>
-                <w:szCs w:val="17"/>
-              </w:rPr>
-              <w:t xml:space="preserve">tmagId · curated · setByTmagId · setAt</w:t>
-            </w:r>
-          </w:p>
-        </w:tc>
-        <w:tc>
-          <w:tcPr>
-            <w:tcW w:type="pct" w:w="022"/>
-            <w:shd w:color="F6F7FB" w:val="solid"/>
-            <w:tcMar>
-              <w:top w:type="dxa" w:w="40"/>
-              <w:left w:type="dxa" w:w="80"/>
-              <w:bottom w:type="dxa" w:w="40"/>
-              <w:right w:type="dxa" w:w="80"/>
-            </w:tcMar>
-          </w:tcPr>
-          <w:p>
-            <w:pPr>
-              <w:spacing w:after="0"/>
-            </w:pPr>
-            <w:r>
-              <w:rPr>
-                <w:rFonts w:ascii="Calibri" w:cs="Calibri" w:eastAsia="Calibri" w:hAnsi="Calibri"/>
-                <w:sz w:val="17"/>
-                <w:szCs w:val="17"/>
-              </w:rPr>
-              <w:t xml:space="preserve">Curated-leader badge.</w:t>
+              <w:t xml:space="preserve">tenant_settings_versions</w:t>
+            </w:r>
+          </w:p>
+        </w:tc>
+        <w:tc>
+          <w:tcPr>
+            <w:tcW w:type="pct" w:w="013"/>
+            <w:shd w:color="F6F7FB" w:val="solid"/>
+            <w:tcMar>
+              <w:top w:type="dxa" w:w="40"/>
+              <w:left w:type="dxa" w:w="80"/>
+              <w:bottom w:type="dxa" w:w="40"/>
+              <w:right w:type="dxa" w:w="80"/>
+            </w:tcMar>
+          </w:tcPr>
+          <w:p>
+            <w:pPr>
+              <w:spacing w:after="0"/>
+            </w:pPr>
+            <w:r>
+              <w:rPr>
+                <w:rFonts w:ascii="Calibri" w:cs="Calibri" w:eastAsia="Calibri" w:hAnsi="Calibri"/>
+                <w:sz w:val="17"/>
+                <w:szCs w:val="17"/>
+              </w:rPr>
+              <w:t xml:space="preserve">settingsVersionId</w:t>
+            </w:r>
+          </w:p>
+        </w:tc>
+        <w:tc>
+          <w:tcPr>
+            <w:tcW w:type="pct" w:w="040"/>
+            <w:shd w:color="F6F7FB" w:val="solid"/>
+            <w:tcMar>
+              <w:top w:type="dxa" w:w="40"/>
+              <w:left w:type="dxa" w:w="80"/>
+              <w:bottom w:type="dxa" w:w="40"/>
+              <w:right w:type="dxa" w:w="80"/>
+            </w:tcMar>
+          </w:tcPr>
+          <w:p>
+            <w:pPr>
+              <w:spacing w:after="0"/>
+            </w:pPr>
+            <w:r>
+              <w:rPr>
+                <w:rFonts w:ascii="Calibri" w:cs="Calibri" w:eastAsia="Calibri" w:hAnsi="Calibri"/>
+                <w:sz w:val="17"/>
+                <w:szCs w:val="17"/>
+              </w:rPr>
+              <w:t xml:space="preserve">settingsVersionId · version · reason · tenantId · complianceMode</w:t>
+            </w:r>
+          </w:p>
+        </w:tc>
+        <w:tc>
+          <w:tcPr>
+            <w:tcW w:type="pct" w:w="023"/>
+            <w:shd w:color="F6F7FB" w:val="solid"/>
+            <w:tcMar>
+              <w:top w:type="dxa" w:w="40"/>
+              <w:left w:type="dxa" w:w="80"/>
+              <w:bottom w:type="dxa" w:w="40"/>
+              <w:right w:type="dxa" w:w="80"/>
+            </w:tcMar>
+          </w:tcPr>
+          <w:p>
+            <w:pPr>
+              <w:spacing w:after="0"/>
+            </w:pPr>
+            <w:r>
+              <w:rPr>
+                <w:rFonts w:ascii="Calibri" w:cs="Calibri" w:eastAsia="Calibri" w:hAnsi="Calibri"/>
+                <w:sz w:val="17"/>
+                <w:szCs w:val="17"/>
+              </w:rPr>
+              <w:t xml:space="preserve">SYSTEM. Append-only tenant settings history.</w:t>
             </w:r>
           </w:p>
         </w:tc>
@@ -4504,7 +4547,7 @@
       <w:tr>
         <w:tc>
           <w:tcPr>
-            <w:tcW w:type="pct" w:w="022"/>
+            <w:tcW w:type="pct" w:w="024"/>
             <w:tcMar>
               <w:top w:type="dxa" w:w="40"/>
               <w:left w:type="dxa" w:w="80"/>
@@ -4522,79 +4565,79 @@
                 <w:sz w:val="17"/>
                 <w:szCs w:val="17"/>
               </w:rPr>
-              <w:t xml:space="preserve">admin_ba_notes</w:t>
-            </w:r>
-          </w:p>
-        </w:tc>
-        <w:tc>
-          <w:tcPr>
-            <w:tcW w:type="pct" w:w="014"/>
-            <w:tcMar>
-              <w:top w:type="dxa" w:w="40"/>
-              <w:left w:type="dxa" w:w="80"/>
-              <w:bottom w:type="dxa" w:w="40"/>
-              <w:right w:type="dxa" w:w="80"/>
-            </w:tcMar>
-          </w:tcPr>
-          <w:p>
-            <w:pPr>
-              <w:spacing w:after="0"/>
-            </w:pPr>
-            <w:r>
-              <w:rPr>
-                <w:rFonts w:ascii="Calibri" w:cs="Calibri" w:eastAsia="Calibri" w:hAnsi="Calibri"/>
-                <w:sz w:val="17"/>
-                <w:szCs w:val="17"/>
-              </w:rPr>
-              <w:t xml:space="preserve">noteId</w:t>
-            </w:r>
-          </w:p>
-        </w:tc>
-        <w:tc>
-          <w:tcPr>
-            <w:tcW w:type="pct" w:w="042"/>
-            <w:tcMar>
-              <w:top w:type="dxa" w:w="40"/>
-              <w:left w:type="dxa" w:w="80"/>
-              <w:bottom w:type="dxa" w:w="40"/>
-              <w:right w:type="dxa" w:w="80"/>
-            </w:tcMar>
-          </w:tcPr>
-          <w:p>
-            <w:pPr>
-              <w:spacing w:after="0"/>
-            </w:pPr>
-            <w:r>
-              <w:rPr>
-                <w:rFonts w:ascii="Calibri" w:cs="Calibri" w:eastAsia="Calibri" w:hAnsi="Calibri"/>
-                <w:sz w:val="17"/>
-                <w:szCs w:val="17"/>
-              </w:rPr>
-              <w:t xml:space="preserve">noteId · tmagId · text · authorTmagId · createdAt</w:t>
-            </w:r>
-          </w:p>
-        </w:tc>
-        <w:tc>
-          <w:tcPr>
-            <w:tcW w:type="pct" w:w="022"/>
-            <w:tcMar>
-              <w:top w:type="dxa" w:w="40"/>
-              <w:left w:type="dxa" w:w="80"/>
-              <w:bottom w:type="dxa" w:w="40"/>
-              <w:right w:type="dxa" w:w="80"/>
-            </w:tcMar>
-          </w:tcPr>
-          <w:p>
-            <w:pPr>
-              <w:spacing w:after="0"/>
-            </w:pPr>
-            <w:r>
-              <w:rPr>
-                <w:rFonts w:ascii="Calibri" w:cs="Calibri" w:eastAsia="Calibri" w:hAnsi="Calibri"/>
-                <w:sz w:val="17"/>
-                <w:szCs w:val="17"/>
-              </w:rPr>
-              <w:t xml:space="preserve">Kevin-private member notes.</w:t>
+              <w:t xml:space="preserve">tmag_admin_settings</w:t>
+            </w:r>
+          </w:p>
+        </w:tc>
+        <w:tc>
+          <w:tcPr>
+            <w:tcW w:type="pct" w:w="013"/>
+            <w:tcMar>
+              <w:top w:type="dxa" w:w="40"/>
+              <w:left w:type="dxa" w:w="80"/>
+              <w:bottom w:type="dxa" w:w="40"/>
+              <w:right w:type="dxa" w:w="80"/>
+            </w:tcMar>
+          </w:tcPr>
+          <w:p>
+            <w:pPr>
+              <w:spacing w:after="0"/>
+            </w:pPr>
+            <w:r>
+              <w:rPr>
+                <w:rFonts w:ascii="Calibri" w:cs="Calibri" w:eastAsia="Calibri" w:hAnsi="Calibri"/>
+                <w:sz w:val="17"/>
+                <w:szCs w:val="17"/>
+              </w:rPr>
+              <w:t xml:space="preserve">human key</w:t>
+            </w:r>
+          </w:p>
+        </w:tc>
+        <w:tc>
+          <w:tcPr>
+            <w:tcW w:type="pct" w:w="040"/>
+            <w:tcMar>
+              <w:top w:type="dxa" w:w="40"/>
+              <w:left w:type="dxa" w:w="80"/>
+              <w:bottom w:type="dxa" w:w="40"/>
+              <w:right w:type="dxa" w:w="80"/>
+            </w:tcMar>
+          </w:tcPr>
+          <w:p>
+            <w:pPr>
+              <w:spacing w:after="0"/>
+            </w:pPr>
+            <w:r>
+              <w:rPr>
+                <w:rFonts w:ascii="Calibri" w:cs="Calibri" w:eastAsia="Calibri" w:hAnsi="Calibri"/>
+                <w:sz w:val="17"/>
+                <w:szCs w:val="17"/>
+              </w:rPr>
+              <w:t xml:space="preserve">value</w:t>
+            </w:r>
+          </w:p>
+        </w:tc>
+        <w:tc>
+          <w:tcPr>
+            <w:tcW w:type="pct" w:w="023"/>
+            <w:tcMar>
+              <w:top w:type="dxa" w:w="40"/>
+              <w:left w:type="dxa" w:w="80"/>
+              <w:bottom w:type="dxa" w:w="40"/>
+              <w:right w:type="dxa" w:w="80"/>
+            </w:tcMar>
+          </w:tcPr>
+          <w:p>
+            <w:pPr>
+              <w:spacing w:after="0"/>
+            </w:pPr>
+            <w:r>
+              <w:rPr>
+                <w:rFonts w:ascii="Calibri" w:cs="Calibri" w:eastAsia="Calibri" w:hAnsi="Calibri"/>
+                <w:sz w:val="17"/>
+                <w:szCs w:val="17"/>
+              </w:rPr>
+              <w:t xml:space="preserve">Single-row-per-key admin config.</w:t>
             </w:r>
           </w:p>
         </w:tc>
@@ -4602,7 +4645,7 @@
       <w:tr>
         <w:tc>
           <w:tcPr>
-            <w:tcW w:type="pct" w:w="022"/>
+            <w:tcW w:type="pct" w:w="024"/>
             <w:shd w:color="F6F7FB" w:val="solid"/>
             <w:tcMar>
               <w:top w:type="dxa" w:w="40"/>
@@ -4621,13 +4664,213 @@
                 <w:sz w:val="17"/>
                 <w:szCs w:val="17"/>
               </w:rPr>
-              <w:t xml:space="preserve">admin_prospect_notes</w:t>
-            </w:r>
-          </w:p>
-        </w:tc>
-        <w:tc>
-          <w:tcPr>
-            <w:tcW w:type="pct" w:w="014"/>
+              <w:t xml:space="preserve">tmag_admin_sponsor_overrides</w:t>
+            </w:r>
+          </w:p>
+        </w:tc>
+        <w:tc>
+          <w:tcPr>
+            <w:tcW w:type="pct" w:w="013"/>
+            <w:shd w:color="F6F7FB" w:val="solid"/>
+            <w:tcMar>
+              <w:top w:type="dxa" w:w="40"/>
+              <w:left w:type="dxa" w:w="80"/>
+              <w:bottom w:type="dxa" w:w="40"/>
+              <w:right w:type="dxa" w:w="80"/>
+            </w:tcMar>
+          </w:tcPr>
+          <w:p>
+            <w:pPr>
+              <w:spacing w:after="0"/>
+            </w:pPr>
+            <w:r>
+              <w:rPr>
+                <w:rFonts w:ascii="Calibri" w:cs="Calibri" w:eastAsia="Calibri" w:hAnsi="Calibri"/>
+                <w:sz w:val="17"/>
+                <w:szCs w:val="17"/>
+              </w:rPr>
+              <w:t xml:space="preserve">overrideId</w:t>
+            </w:r>
+          </w:p>
+        </w:tc>
+        <w:tc>
+          <w:tcPr>
+            <w:tcW w:type="pct" w:w="040"/>
+            <w:shd w:color="F6F7FB" w:val="solid"/>
+            <w:tcMar>
+              <w:top w:type="dxa" w:w="40"/>
+              <w:left w:type="dxa" w:w="80"/>
+              <w:bottom w:type="dxa" w:w="40"/>
+              <w:right w:type="dxa" w:w="80"/>
+            </w:tcMar>
+          </w:tcPr>
+          <w:p>
+            <w:pPr>
+              <w:spacing w:after="0"/>
+            </w:pPr>
+            <w:r>
+              <w:rPr>
+                <w:rFonts w:ascii="Calibri" w:cs="Calibri" w:eastAsia="Calibri" w:hAnsi="Calibri"/>
+                <w:sz w:val="17"/>
+                <w:szCs w:val="17"/>
+              </w:rPr>
+              <w:t xml:space="preserve">overrideId · tmagId · previousSponsorTmagId · newSponsorTmagId · requestingTmagId · reason · performedByTmagId · auditEntryId</w:t>
+            </w:r>
+          </w:p>
+        </w:tc>
+        <w:tc>
+          <w:tcPr>
+            <w:tcW w:type="pct" w:w="023"/>
+            <w:shd w:color="F6F7FB" w:val="solid"/>
+            <w:tcMar>
+              <w:top w:type="dxa" w:w="40"/>
+              <w:left w:type="dxa" w:w="80"/>
+              <w:bottom w:type="dxa" w:w="40"/>
+              <w:right w:type="dxa" w:w="80"/>
+            </w:tcMar>
+          </w:tcPr>
+          <w:p>
+            <w:pPr>
+              <w:spacing w:after="0"/>
+            </w:pPr>
+            <w:r>
+              <w:rPr>
+                <w:rFonts w:ascii="Calibri" w:cs="Calibri" w:eastAsia="Calibri" w:hAnsi="Calibri"/>
+                <w:sz w:val="17"/>
+                <w:szCs w:val="17"/>
+              </w:rPr>
+              <w:t xml:space="preserve">Append-only sponsor-override history.</w:t>
+            </w:r>
+          </w:p>
+        </w:tc>
+      </w:tr>
+      <w:tr>
+        <w:tc>
+          <w:tcPr>
+            <w:tcW w:type="pct" w:w="024"/>
+            <w:tcMar>
+              <w:top w:type="dxa" w:w="40"/>
+              <w:left w:type="dxa" w:w="80"/>
+              <w:bottom w:type="dxa" w:w="40"/>
+              <w:right w:type="dxa" w:w="80"/>
+            </w:tcMar>
+          </w:tcPr>
+          <w:p>
+            <w:pPr>
+              <w:spacing w:after="0"/>
+            </w:pPr>
+            <w:r>
+              <w:rPr>
+                <w:rFonts w:ascii="Consolas" w:cs="Consolas" w:eastAsia="Consolas" w:hAnsi="Consolas"/>
+                <w:sz w:val="17"/>
+                <w:szCs w:val="17"/>
+              </w:rPr>
+              <w:t xml:space="preserve">tmag_admin_curated_leader_tags</w:t>
+            </w:r>
+          </w:p>
+        </w:tc>
+        <w:tc>
+          <w:tcPr>
+            <w:tcW w:type="pct" w:w="013"/>
+            <w:tcMar>
+              <w:top w:type="dxa" w:w="40"/>
+              <w:left w:type="dxa" w:w="80"/>
+              <w:bottom w:type="dxa" w:w="40"/>
+              <w:right w:type="dxa" w:w="80"/>
+            </w:tcMar>
+          </w:tcPr>
+          <w:p>
+            <w:pPr>
+              <w:spacing w:after="0"/>
+            </w:pPr>
+            <w:r>
+              <w:rPr>
+                <w:rFonts w:ascii="Calibri" w:cs="Calibri" w:eastAsia="Calibri" w:hAnsi="Calibri"/>
+                <w:sz w:val="17"/>
+                <w:szCs w:val="17"/>
+              </w:rPr>
+              <w:t xml:space="preserve">curated_&lt;tmagId&gt;</w:t>
+            </w:r>
+          </w:p>
+        </w:tc>
+        <w:tc>
+          <w:tcPr>
+            <w:tcW w:type="pct" w:w="040"/>
+            <w:tcMar>
+              <w:top w:type="dxa" w:w="40"/>
+              <w:left w:type="dxa" w:w="80"/>
+              <w:bottom w:type="dxa" w:w="40"/>
+              <w:right w:type="dxa" w:w="80"/>
+            </w:tcMar>
+          </w:tcPr>
+          <w:p>
+            <w:pPr>
+              <w:spacing w:after="0"/>
+            </w:pPr>
+            <w:r>
+              <w:rPr>
+                <w:rFonts w:ascii="Calibri" w:cs="Calibri" w:eastAsia="Calibri" w:hAnsi="Calibri"/>
+                <w:sz w:val="17"/>
+                <w:szCs w:val="17"/>
+              </w:rPr>
+              <w:t xml:space="preserve">tmagId · curated · setByTmagId · setAt</w:t>
+            </w:r>
+          </w:p>
+        </w:tc>
+        <w:tc>
+          <w:tcPr>
+            <w:tcW w:type="pct" w:w="023"/>
+            <w:tcMar>
+              <w:top w:type="dxa" w:w="40"/>
+              <w:left w:type="dxa" w:w="80"/>
+              <w:bottom w:type="dxa" w:w="40"/>
+              <w:right w:type="dxa" w:w="80"/>
+            </w:tcMar>
+          </w:tcPr>
+          <w:p>
+            <w:pPr>
+              <w:spacing w:after="0"/>
+            </w:pPr>
+            <w:r>
+              <w:rPr>
+                <w:rFonts w:ascii="Calibri" w:cs="Calibri" w:eastAsia="Calibri" w:hAnsi="Calibri"/>
+                <w:sz w:val="17"/>
+                <w:szCs w:val="17"/>
+              </w:rPr>
+              <w:t xml:space="preserve">Curated-leader badge.</w:t>
+            </w:r>
+          </w:p>
+        </w:tc>
+      </w:tr>
+      <w:tr>
+        <w:tc>
+          <w:tcPr>
+            <w:tcW w:type="pct" w:w="024"/>
+            <w:shd w:color="F6F7FB" w:val="solid"/>
+            <w:tcMar>
+              <w:top w:type="dxa" w:w="40"/>
+              <w:left w:type="dxa" w:w="80"/>
+              <w:bottom w:type="dxa" w:w="40"/>
+              <w:right w:type="dxa" w:w="80"/>
+            </w:tcMar>
+          </w:tcPr>
+          <w:p>
+            <w:pPr>
+              <w:spacing w:after="0"/>
+            </w:pPr>
+            <w:r>
+              <w:rPr>
+                <w:rFonts w:ascii="Consolas" w:cs="Consolas" w:eastAsia="Consolas" w:hAnsi="Consolas"/>
+                <w:sz w:val="17"/>
+                <w:szCs w:val="17"/>
+              </w:rPr>
+              <w:t xml:space="preserve">tmag_admin_member_notes</w:t>
+            </w:r>
+          </w:p>
+        </w:tc>
+        <w:tc>
+          <w:tcPr>
+            <w:tcW w:type="pct" w:w="013"/>
             <w:shd w:color="F6F7FB" w:val="solid"/>
             <w:tcMar>
               <w:top w:type="dxa" w:w="40"/>
@@ -4652,8 +4895,107 @@
         </w:tc>
         <w:tc>
           <w:tcPr>
-            <w:tcW w:type="pct" w:w="042"/>
-            <w:shd w:color="F6F7FB" w:val="solid"/>
+            <w:tcW w:type="pct" w:w="040"/>
+            <w:shd w:color="F6F7FB" w:val="solid"/>
+            <w:tcMar>
+              <w:top w:type="dxa" w:w="40"/>
+              <w:left w:type="dxa" w:w="80"/>
+              <w:bottom w:type="dxa" w:w="40"/>
+              <w:right w:type="dxa" w:w="80"/>
+            </w:tcMar>
+          </w:tcPr>
+          <w:p>
+            <w:pPr>
+              <w:spacing w:after="0"/>
+            </w:pPr>
+            <w:r>
+              <w:rPr>
+                <w:rFonts w:ascii="Calibri" w:cs="Calibri" w:eastAsia="Calibri" w:hAnsi="Calibri"/>
+                <w:sz w:val="17"/>
+                <w:szCs w:val="17"/>
+              </w:rPr>
+              <w:t xml:space="preserve">noteId · tmagId · text · authorTmagId · createdAt</w:t>
+            </w:r>
+          </w:p>
+        </w:tc>
+        <w:tc>
+          <w:tcPr>
+            <w:tcW w:type="pct" w:w="023"/>
+            <w:shd w:color="F6F7FB" w:val="solid"/>
+            <w:tcMar>
+              <w:top w:type="dxa" w:w="40"/>
+              <w:left w:type="dxa" w:w="80"/>
+              <w:bottom w:type="dxa" w:w="40"/>
+              <w:right w:type="dxa" w:w="80"/>
+            </w:tcMar>
+          </w:tcPr>
+          <w:p>
+            <w:pPr>
+              <w:spacing w:after="0"/>
+            </w:pPr>
+            <w:r>
+              <w:rPr>
+                <w:rFonts w:ascii="Calibri" w:cs="Calibri" w:eastAsia="Calibri" w:hAnsi="Calibri"/>
+                <w:sz w:val="17"/>
+                <w:szCs w:val="17"/>
+              </w:rPr>
+              <w:t xml:space="preserve">Kevin-private member notes.</w:t>
+            </w:r>
+          </w:p>
+        </w:tc>
+      </w:tr>
+      <w:tr>
+        <w:tc>
+          <w:tcPr>
+            <w:tcW w:type="pct" w:w="024"/>
+            <w:tcMar>
+              <w:top w:type="dxa" w:w="40"/>
+              <w:left w:type="dxa" w:w="80"/>
+              <w:bottom w:type="dxa" w:w="40"/>
+              <w:right w:type="dxa" w:w="80"/>
+            </w:tcMar>
+          </w:tcPr>
+          <w:p>
+            <w:pPr>
+              <w:spacing w:after="0"/>
+            </w:pPr>
+            <w:r>
+              <w:rPr>
+                <w:rFonts w:ascii="Consolas" w:cs="Consolas" w:eastAsia="Consolas" w:hAnsi="Consolas"/>
+                <w:sz w:val="17"/>
+                <w:szCs w:val="17"/>
+              </w:rPr>
+              <w:t xml:space="preserve">tmag_admin_prospect_notes</w:t>
+            </w:r>
+          </w:p>
+        </w:tc>
+        <w:tc>
+          <w:tcPr>
+            <w:tcW w:type="pct" w:w="013"/>
+            <w:tcMar>
+              <w:top w:type="dxa" w:w="40"/>
+              <w:left w:type="dxa" w:w="80"/>
+              <w:bottom w:type="dxa" w:w="40"/>
+              <w:right w:type="dxa" w:w="80"/>
+            </w:tcMar>
+          </w:tcPr>
+          <w:p>
+            <w:pPr>
+              <w:spacing w:after="0"/>
+            </w:pPr>
+            <w:r>
+              <w:rPr>
+                <w:rFonts w:ascii="Calibri" w:cs="Calibri" w:eastAsia="Calibri" w:hAnsi="Calibri"/>
+                <w:sz w:val="17"/>
+                <w:szCs w:val="17"/>
+              </w:rPr>
+              <w:t xml:space="preserve">noteId</w:t>
+            </w:r>
+          </w:p>
+        </w:tc>
+        <w:tc>
+          <w:tcPr>
+            <w:tcW w:type="pct" w:w="040"/>
             <w:tcMar>
               <w:top w:type="dxa" w:w="40"/>
               <w:left w:type="dxa" w:w="80"/>
@@ -4677,8 +5019,7 @@
         </w:tc>
         <w:tc>
           <w:tcPr>
-            <w:tcW w:type="pct" w:w="022"/>
-            <w:shd w:color="F6F7FB" w:val="solid"/>
+            <w:tcW w:type="pct" w:w="023"/>
             <w:tcMar>
               <w:top w:type="dxa" w:w="40"/>
               <w:left w:type="dxa" w:w="80"/>
@@ -4743,7 +5084,7 @@
         </w:trPr>
         <w:tc>
           <w:tcPr>
-            <w:tcW w:type="pct" w:w="022"/>
+            <w:tcW w:type="pct" w:w="024"/>
             <w:shd w:color="14161C" w:val="solid"/>
             <w:tcMar>
               <w:top w:type="dxa" w:w="40"/>
@@ -4771,7 +5112,7 @@
         </w:tc>
         <w:tc>
           <w:tcPr>
-            <w:tcW w:type="pct" w:w="014"/>
+            <w:tcW w:type="pct" w:w="013"/>
             <w:shd w:color="14161C" w:val="solid"/>
             <w:tcMar>
               <w:top w:type="dxa" w:w="40"/>
@@ -4799,7 +5140,7 @@
         </w:tc>
         <w:tc>
           <w:tcPr>
-            <w:tcW w:type="pct" w:w="042"/>
+            <w:tcW w:type="pct" w:w="040"/>
             <w:shd w:color="14161C" w:val="solid"/>
             <w:tcMar>
               <w:top w:type="dxa" w:w="40"/>
@@ -4827,7 +5168,7 @@
         </w:tc>
         <w:tc>
           <w:tcPr>
-            <w:tcW w:type="pct" w:w="022"/>
+            <w:tcW w:type="pct" w:w="023"/>
             <w:shd w:color="14161C" w:val="solid"/>
             <w:tcMar>
               <w:top w:type="dxa" w:w="40"/>
@@ -4857,7 +5198,7 @@
       <w:tr>
         <w:tc>
           <w:tcPr>
-            <w:tcW w:type="pct" w:w="022"/>
+            <w:tcW w:type="pct" w:w="024"/>
             <w:tcMar>
               <w:top w:type="dxa" w:w="40"/>
               <w:left w:type="dxa" w:w="80"/>
@@ -4875,13 +5216,13 @@
                 <w:sz w:val="17"/>
                 <w:szCs w:val="17"/>
               </w:rPr>
-              <w:t xml:space="preserve">vm_lead_batches</w:t>
-            </w:r>
-          </w:p>
-        </w:tc>
-        <w:tc>
-          <w:tcPr>
-            <w:tcW w:type="pct" w:w="014"/>
+              <w:t xml:space="preserve">tmag_vm_lead_batches</w:t>
+            </w:r>
+          </w:p>
+        </w:tc>
+        <w:tc>
+          <w:tcPr>
+            <w:tcW w:type="pct" w:w="013"/>
             <w:tcMar>
               <w:top w:type="dxa" w:w="40"/>
               <w:left w:type="dxa" w:w="80"/>
@@ -4905,7 +5246,7 @@
         </w:tc>
         <w:tc>
           <w:tcPr>
-            <w:tcW w:type="pct" w:w="042"/>
+            <w:tcW w:type="pct" w:w="040"/>
             <w:tcMar>
               <w:top w:type="dxa" w:w="40"/>
               <w:left w:type="dxa" w:w="80"/>
@@ -4929,25 +5270,25 @@
         </w:tc>
         <w:tc>
           <w:tcPr>
-            <w:tcW w:type="pct" w:w="022"/>
-            <w:tcMar>
-              <w:top w:type="dxa" w:w="40"/>
-              <w:left w:type="dxa" w:w="80"/>
-              <w:bottom w:type="dxa" w:w="40"/>
-              <w:right w:type="dxa" w:w="80"/>
-            </w:tcMar>
-          </w:tcPr>
-          <w:p>
-            <w:pPr>
-              <w:spacing w:after="0"/>
-            </w:pPr>
-            <w:r>
-              <w:rPr>
-                <w:rFonts w:ascii="Calibri" w:cs="Calibri" w:eastAsia="Calibri" w:hAnsi="Calibri"/>
-                <w:sz w:val="17"/>
-                <w:szCs w:val="17"/>
-              </w:rPr>
-              <w:t xml:space="preserve">BA-owned acquisition batch.</w:t>
+            <w:tcW w:type="pct" w:w="023"/>
+            <w:tcMar>
+              <w:top w:type="dxa" w:w="40"/>
+              <w:left w:type="dxa" w:w="80"/>
+              <w:bottom w:type="dxa" w:w="40"/>
+              <w:right w:type="dxa" w:w="80"/>
+            </w:tcMar>
+          </w:tcPr>
+          <w:p>
+            <w:pPr>
+              <w:spacing w:after="0"/>
+            </w:pPr>
+            <w:r>
+              <w:rPr>
+                <w:rFonts w:ascii="Calibri" w:cs="Calibri" w:eastAsia="Calibri" w:hAnsi="Calibri"/>
+                <w:sz w:val="17"/>
+                <w:szCs w:val="17"/>
+              </w:rPr>
+              <w:t xml:space="preserve">Member-owned acquisition batch. (You noted "lead_owners" — confirm if you want the rename.)</w:t>
             </w:r>
           </w:p>
         </w:tc>
@@ -4955,7 +5296,7 @@
       <w:tr>
         <w:tc>
           <w:tcPr>
-            <w:tcW w:type="pct" w:w="022"/>
+            <w:tcW w:type="pct" w:w="024"/>
             <w:shd w:color="F6F7FB" w:val="solid"/>
             <w:tcMar>
               <w:top w:type="dxa" w:w="40"/>
@@ -4974,13 +5315,13 @@
                 <w:sz w:val="17"/>
                 <w:szCs w:val="17"/>
               </w:rPr>
-              <w:t xml:space="preserve">vm_campaigns</w:t>
-            </w:r>
-          </w:p>
-        </w:tc>
-        <w:tc>
-          <w:tcPr>
-            <w:tcW w:type="pct" w:w="014"/>
+              <w:t xml:space="preserve">tmag_vm_campaigns</w:t>
+            </w:r>
+          </w:p>
+        </w:tc>
+        <w:tc>
+          <w:tcPr>
+            <w:tcW w:type="pct" w:w="013"/>
             <w:shd w:color="F6F7FB" w:val="solid"/>
             <w:tcMar>
               <w:top w:type="dxa" w:w="40"/>
@@ -5005,7 +5346,7 @@
         </w:tc>
         <w:tc>
           <w:tcPr>
-            <w:tcW w:type="pct" w:w="042"/>
+            <w:tcW w:type="pct" w:w="040"/>
             <w:shd w:color="F6F7FB" w:val="solid"/>
             <w:tcMar>
               <w:top w:type="dxa" w:w="40"/>
@@ -5030,26 +5371,26 @@
         </w:tc>
         <w:tc>
           <w:tcPr>
-            <w:tcW w:type="pct" w:w="022"/>
-            <w:shd w:color="F6F7FB" w:val="solid"/>
-            <w:tcMar>
-              <w:top w:type="dxa" w:w="40"/>
-              <w:left w:type="dxa" w:w="80"/>
-              <w:bottom w:type="dxa" w:w="40"/>
-              <w:right w:type="dxa" w:w="80"/>
-            </w:tcMar>
-          </w:tcPr>
-          <w:p>
-            <w:pPr>
-              <w:spacing w:after="0"/>
-            </w:pPr>
-            <w:r>
-              <w:rPr>
-                <w:rFonts w:ascii="Calibri" w:cs="Calibri" w:eastAsia="Calibri" w:hAnsi="Calibri"/>
-                <w:sz w:val="17"/>
-                <w:szCs w:val="17"/>
-              </w:rPr>
-              <w:t xml:space="preserve">BA-owned campaign.</w:t>
+            <w:tcW w:type="pct" w:w="023"/>
+            <w:shd w:color="F6F7FB" w:val="solid"/>
+            <w:tcMar>
+              <w:top w:type="dxa" w:w="40"/>
+              <w:left w:type="dxa" w:w="80"/>
+              <w:bottom w:type="dxa" w:w="40"/>
+              <w:right w:type="dxa" w:w="80"/>
+            </w:tcMar>
+          </w:tcPr>
+          <w:p>
+            <w:pPr>
+              <w:spacing w:after="0"/>
+            </w:pPr>
+            <w:r>
+              <w:rPr>
+                <w:rFonts w:ascii="Calibri" w:cs="Calibri" w:eastAsia="Calibri" w:hAnsi="Calibri"/>
+                <w:sz w:val="17"/>
+                <w:szCs w:val="17"/>
+              </w:rPr>
+              <w:t xml:space="preserve">Member-owned VM campaign.</w:t>
             </w:r>
           </w:p>
         </w:tc>
@@ -5057,7 +5398,7 @@
       <w:tr>
         <w:tc>
           <w:tcPr>
-            <w:tcW w:type="pct" w:w="022"/>
+            <w:tcW w:type="pct" w:w="024"/>
             <w:tcMar>
               <w:top w:type="dxa" w:w="40"/>
               <w:left w:type="dxa" w:w="80"/>
@@ -5075,13 +5416,13 @@
                 <w:sz w:val="17"/>
                 <w:szCs w:val="17"/>
               </w:rPr>
-              <w:t xml:space="preserve">vm_bulk_leads</w:t>
-            </w:r>
-          </w:p>
-        </w:tc>
-        <w:tc>
-          <w:tcPr>
-            <w:tcW w:type="pct" w:w="014"/>
+              <w:t xml:space="preserve">tmag_vm_bulk_leads</w:t>
+            </w:r>
+          </w:p>
+        </w:tc>
+        <w:tc>
+          <w:tcPr>
+            <w:tcW w:type="pct" w:w="013"/>
             <w:tcMar>
               <w:top w:type="dxa" w:w="40"/>
               <w:left w:type="dxa" w:w="80"/>
@@ -5105,7 +5446,7 @@
         </w:tc>
         <w:tc>
           <w:tcPr>
-            <w:tcW w:type="pct" w:w="042"/>
+            <w:tcW w:type="pct" w:w="040"/>
             <w:tcMar>
               <w:top w:type="dxa" w:w="40"/>
               <w:left w:type="dxa" w:w="80"/>
@@ -5129,7 +5470,7 @@
         </w:tc>
         <w:tc>
           <w:tcPr>
-            <w:tcW w:type="pct" w:w="022"/>
+            <w:tcW w:type="pct" w:w="023"/>
             <w:tcMar>
               <w:top w:type="dxa" w:w="40"/>
               <w:left w:type="dxa" w:w="80"/>
@@ -5155,7 +5496,7 @@
       <w:tr>
         <w:tc>
           <w:tcPr>
-            <w:tcW w:type="pct" w:w="022"/>
+            <w:tcW w:type="pct" w:w="024"/>
             <w:shd w:color="F6F7FB" w:val="solid"/>
             <w:tcMar>
               <w:top w:type="dxa" w:w="40"/>
@@ -5174,13 +5515,13 @@
                 <w:sz w:val="17"/>
                 <w:szCs w:val="17"/>
               </w:rPr>
-              <w:t xml:space="preserve">vm_queue_jobs</w:t>
-            </w:r>
-          </w:p>
-        </w:tc>
-        <w:tc>
-          <w:tcPr>
-            <w:tcW w:type="pct" w:w="014"/>
+              <w:t xml:space="preserve">tmag_vm_queue_jobs</w:t>
+            </w:r>
+          </w:p>
+        </w:tc>
+        <w:tc>
+          <w:tcPr>
+            <w:tcW w:type="pct" w:w="013"/>
             <w:shd w:color="F6F7FB" w:val="solid"/>
             <w:tcMar>
               <w:top w:type="dxa" w:w="40"/>
@@ -5205,7 +5546,7 @@
         </w:tc>
         <w:tc>
           <w:tcPr>
-            <w:tcW w:type="pct" w:w="042"/>
+            <w:tcW w:type="pct" w:w="040"/>
             <w:shd w:color="F6F7FB" w:val="solid"/>
             <w:tcMar>
               <w:top w:type="dxa" w:w="40"/>
@@ -5230,7 +5571,7 @@
         </w:tc>
         <w:tc>
           <w:tcPr>
-            <w:tcW w:type="pct" w:w="022"/>
+            <w:tcW w:type="pct" w:w="023"/>
             <w:shd w:color="F6F7FB" w:val="solid"/>
             <w:tcMar>
               <w:top w:type="dxa" w:w="40"/>
@@ -5257,7 +5598,7 @@
       <w:tr>
         <w:tc>
           <w:tcPr>
-            <w:tcW w:type="pct" w:w="022"/>
+            <w:tcW w:type="pct" w:w="024"/>
             <w:tcMar>
               <w:top w:type="dxa" w:w="40"/>
               <w:left w:type="dxa" w:w="80"/>
@@ -5275,13 +5616,13 @@
                 <w:sz w:val="17"/>
                 <w:szCs w:val="17"/>
               </w:rPr>
-              <w:t xml:space="preserve">vm_delivery_events</w:t>
-            </w:r>
-          </w:p>
-        </w:tc>
-        <w:tc>
-          <w:tcPr>
-            <w:tcW w:type="pct" w:w="014"/>
+              <w:t xml:space="preserve">tmag_vm_delivery_events</w:t>
+            </w:r>
+          </w:p>
+        </w:tc>
+        <w:tc>
+          <w:tcPr>
+            <w:tcW w:type="pct" w:w="013"/>
             <w:tcMar>
               <w:top w:type="dxa" w:w="40"/>
               <w:left w:type="dxa" w:w="80"/>
@@ -5305,7 +5646,7 @@
         </w:tc>
         <w:tc>
           <w:tcPr>
-            <w:tcW w:type="pct" w:w="042"/>
+            <w:tcW w:type="pct" w:w="040"/>
             <w:tcMar>
               <w:top w:type="dxa" w:w="40"/>
               <w:left w:type="dxa" w:w="80"/>
@@ -5329,7 +5670,7 @@
         </w:tc>
         <w:tc>
           <w:tcPr>
-            <w:tcW w:type="pct" w:w="022"/>
+            <w:tcW w:type="pct" w:w="023"/>
             <w:tcMar>
               <w:top w:type="dxa" w:w="40"/>
               <w:left w:type="dxa" w:w="80"/>
@@ -5355,7 +5696,7 @@
       <w:tr>
         <w:tc>
           <w:tcPr>
-            <w:tcW w:type="pct" w:w="022"/>
+            <w:tcW w:type="pct" w:w="024"/>
             <w:shd w:color="F6F7FB" w:val="solid"/>
             <w:tcMar>
               <w:top w:type="dxa" w:w="40"/>
@@ -5374,13 +5715,13 @@
                 <w:sz w:val="17"/>
                 <w:szCs w:val="17"/>
               </w:rPr>
-              <w:t xml:space="preserve">vm_provider_webhook_events</w:t>
-            </w:r>
-          </w:p>
-        </w:tc>
-        <w:tc>
-          <w:tcPr>
-            <w:tcW w:type="pct" w:w="014"/>
+              <w:t xml:space="preserve">tmag_vm_provider_webhook_events</w:t>
+            </w:r>
+          </w:p>
+        </w:tc>
+        <w:tc>
+          <w:tcPr>
+            <w:tcW w:type="pct" w:w="013"/>
             <w:shd w:color="F6F7FB" w:val="solid"/>
             <w:tcMar>
               <w:top w:type="dxa" w:w="40"/>
@@ -5405,7 +5746,7 @@
         </w:tc>
         <w:tc>
           <w:tcPr>
-            <w:tcW w:type="pct" w:w="042"/>
+            <w:tcW w:type="pct" w:w="040"/>
             <w:shd w:color="F6F7FB" w:val="solid"/>
             <w:tcMar>
               <w:top w:type="dxa" w:w="40"/>
@@ -5430,7 +5771,7 @@
         </w:tc>
         <w:tc>
           <w:tcPr>
-            <w:tcW w:type="pct" w:w="022"/>
+            <w:tcW w:type="pct" w:w="023"/>
             <w:shd w:color="F6F7FB" w:val="solid"/>
             <w:tcMar>
               <w:top w:type="dxa" w:w="40"/>
@@ -5457,7 +5798,7 @@
       <w:tr>
         <w:tc>
           <w:tcPr>
-            <w:tcW w:type="pct" w:w="022"/>
+            <w:tcW w:type="pct" w:w="024"/>
             <w:tcMar>
               <w:top w:type="dxa" w:w="40"/>
               <w:left w:type="dxa" w:w="80"/>
@@ -5475,13 +5816,13 @@
                 <w:sz w:val="17"/>
                 <w:szCs w:val="17"/>
               </w:rPr>
-              <w:t xml:space="preserve">vm_audit_events</w:t>
-            </w:r>
-          </w:p>
-        </w:tc>
-        <w:tc>
-          <w:tcPr>
-            <w:tcW w:type="pct" w:w="014"/>
+              <w:t xml:space="preserve">tmag_vm_audit_events</w:t>
+            </w:r>
+          </w:p>
+        </w:tc>
+        <w:tc>
+          <w:tcPr>
+            <w:tcW w:type="pct" w:w="013"/>
             <w:tcMar>
               <w:top w:type="dxa" w:w="40"/>
               <w:left w:type="dxa" w:w="80"/>
@@ -5505,7 +5846,7 @@
         </w:tc>
         <w:tc>
           <w:tcPr>
-            <w:tcW w:type="pct" w:w="042"/>
+            <w:tcW w:type="pct" w:w="040"/>
             <w:tcMar>
               <w:top w:type="dxa" w:w="40"/>
               <w:left w:type="dxa" w:w="80"/>
@@ -5529,7 +5870,7 @@
         </w:tc>
         <w:tc>
           <w:tcPr>
-            <w:tcW w:type="pct" w:w="022"/>
+            <w:tcW w:type="pct" w:w="023"/>
             <w:tcMar>
               <w:top w:type="dxa" w:w="40"/>
               <w:left w:type="dxa" w:w="80"/>
@@ -5555,7 +5896,7 @@
       <w:tr>
         <w:tc>
           <w:tcPr>
-            <w:tcW w:type="pct" w:w="022"/>
+            <w:tcW w:type="pct" w:w="024"/>
             <w:shd w:color="F6F7FB" w:val="solid"/>
             <w:tcMar>
               <w:top w:type="dxa" w:w="40"/>
@@ -5574,13 +5915,13 @@
                 <w:sz w:val="17"/>
                 <w:szCs w:val="17"/>
               </w:rPr>
-              <w:t xml:space="preserve">vm_suppression_list</w:t>
-            </w:r>
-          </w:p>
-        </w:tc>
-        <w:tc>
-          <w:tcPr>
-            <w:tcW w:type="pct" w:w="014"/>
+              <w:t xml:space="preserve">tmag_vm_suppression_list</w:t>
+            </w:r>
+          </w:p>
+        </w:tc>
+        <w:tc>
+          <w:tcPr>
+            <w:tcW w:type="pct" w:w="013"/>
             <w:shd w:color="F6F7FB" w:val="solid"/>
             <w:tcMar>
               <w:top w:type="dxa" w:w="40"/>
@@ -5605,7 +5946,7 @@
         </w:tc>
         <w:tc>
           <w:tcPr>
-            <w:tcW w:type="pct" w:w="042"/>
+            <w:tcW w:type="pct" w:w="040"/>
             <w:shd w:color="F6F7FB" w:val="solid"/>
             <w:tcMar>
               <w:top w:type="dxa" w:w="40"/>
@@ -5630,7 +5971,7 @@
         </w:tc>
         <w:tc>
           <w:tcPr>
-            <w:tcW w:type="pct" w:w="022"/>
+            <w:tcW w:type="pct" w:w="023"/>
             <w:shd w:color="F6F7FB" w:val="solid"/>
             <w:tcMar>
               <w:top w:type="dxa" w:w="40"/>
@@ -5657,7 +5998,7 @@
       <w:tr>
         <w:tc>
           <w:tcPr>
-            <w:tcW w:type="pct" w:w="022"/>
+            <w:tcW w:type="pct" w:w="024"/>
             <w:tcMar>
               <w:top w:type="dxa" w:w="40"/>
               <w:left w:type="dxa" w:w="80"/>
@@ -5675,13 +6016,13 @@
                 <w:sz w:val="17"/>
                 <w:szCs w:val="17"/>
               </w:rPr>
-              <w:t xml:space="preserve">broadcasts</w:t>
-            </w:r>
-          </w:p>
-        </w:tc>
-        <w:tc>
-          <w:tcPr>
-            <w:tcW w:type="pct" w:w="014"/>
+              <w:t xml:space="preserve">tmag_broadcasts</w:t>
+            </w:r>
+          </w:p>
+        </w:tc>
+        <w:tc>
+          <w:tcPr>
+            <w:tcW w:type="pct" w:w="013"/>
             <w:tcMar>
               <w:top w:type="dxa" w:w="40"/>
               <w:left w:type="dxa" w:w="80"/>
@@ -5705,7 +6046,7 @@
         </w:tc>
         <w:tc>
           <w:tcPr>
-            <w:tcW w:type="pct" w:w="042"/>
+            <w:tcW w:type="pct" w:w="040"/>
             <w:tcMar>
               <w:top w:type="dxa" w:w="40"/>
               <w:left w:type="dxa" w:w="80"/>
@@ -5729,7 +6070,7 @@
         </w:tc>
         <w:tc>
           <w:tcPr>
-            <w:tcW w:type="pct" w:w="022"/>
+            <w:tcW w:type="pct" w:w="023"/>
             <w:tcMar>
               <w:top w:type="dxa" w:w="40"/>
               <w:left w:type="dxa" w:w="80"/>
@@ -5755,7 +6096,7 @@
       <w:tr>
         <w:tc>
           <w:tcPr>
-            <w:tcW w:type="pct" w:w="022"/>
+            <w:tcW w:type="pct" w:w="024"/>
             <w:shd w:color="F6F7FB" w:val="solid"/>
             <w:tcMar>
               <w:top w:type="dxa" w:w="40"/>
@@ -5774,13 +6115,13 @@
                 <w:sz w:val="17"/>
                 <w:szCs w:val="17"/>
               </w:rPr>
-              <w:t xml:space="preserve">broadcast_recipients</w:t>
-            </w:r>
-          </w:p>
-        </w:tc>
-        <w:tc>
-          <w:tcPr>
-            <w:tcW w:type="pct" w:w="014"/>
+              <w:t xml:space="preserve">tmag_broadcast_recipients</w:t>
+            </w:r>
+          </w:p>
+        </w:tc>
+        <w:tc>
+          <w:tcPr>
+            <w:tcW w:type="pct" w:w="013"/>
             <w:shd w:color="F6F7FB" w:val="solid"/>
             <w:tcMar>
               <w:top w:type="dxa" w:w="40"/>
@@ -5805,7 +6146,7 @@
         </w:tc>
         <w:tc>
           <w:tcPr>
-            <w:tcW w:type="pct" w:w="042"/>
+            <w:tcW w:type="pct" w:w="040"/>
             <w:shd w:color="F6F7FB" w:val="solid"/>
             <w:tcMar>
               <w:top w:type="dxa" w:w="40"/>
@@ -5830,7 +6171,7 @@
         </w:tc>
         <w:tc>
           <w:tcPr>
-            <w:tcW w:type="pct" w:w="022"/>
+            <w:tcW w:type="pct" w:w="023"/>
             <w:shd w:color="F6F7FB" w:val="solid"/>
             <w:tcMar>
               <w:top w:type="dxa" w:w="40"/>
@@ -5857,7 +6198,7 @@
       <w:tr>
         <w:tc>
           <w:tcPr>
-            <w:tcW w:type="pct" w:w="022"/>
+            <w:tcW w:type="pct" w:w="024"/>
             <w:tcMar>
               <w:top w:type="dxa" w:w="40"/>
               <w:left w:type="dxa" w:w="80"/>
@@ -5875,13 +6216,13 @@
                 <w:sz w:val="17"/>
                 <w:szCs w:val="17"/>
               </w:rPr>
-              <w:t xml:space="preserve">broadcast_optouts</w:t>
-            </w:r>
-          </w:p>
-        </w:tc>
-        <w:tc>
-          <w:tcPr>
-            <w:tcW w:type="pct" w:w="014"/>
+              <w:t xml:space="preserve">tmag_broadcast_optouts</w:t>
+            </w:r>
+          </w:p>
+        </w:tc>
+        <w:tc>
+          <w:tcPr>
+            <w:tcW w:type="pct" w:w="013"/>
             <w:tcMar>
               <w:top w:type="dxa" w:w="40"/>
               <w:left w:type="dxa" w:w="80"/>
@@ -5905,7 +6246,7 @@
         </w:tc>
         <w:tc>
           <w:tcPr>
-            <w:tcW w:type="pct" w:w="042"/>
+            <w:tcW w:type="pct" w:w="040"/>
             <w:tcMar>
               <w:top w:type="dxa" w:w="40"/>
               <w:left w:type="dxa" w:w="80"/>
@@ -5929,7 +6270,7 @@
         </w:tc>
         <w:tc>
           <w:tcPr>
-            <w:tcW w:type="pct" w:w="022"/>
+            <w:tcW w:type="pct" w:w="023"/>
             <w:tcMar>
               <w:top w:type="dxa" w:w="40"/>
               <w:left w:type="dxa" w:w="80"/>
@@ -5967,7 +6308,7 @@
           <w:sz w:val="24"/>
           <w:szCs w:val="24"/>
         </w:rPr>
-        <w:t xml:space="preserve">F · Memory / Learning (Phase 7)</w:t>
+        <w:t xml:space="preserve">F · Memory / Learning (system, mcs_)</w:t>
       </w:r>
     </w:p>
     <w:tbl>
@@ -5994,7 +6335,7 @@
         </w:trPr>
         <w:tc>
           <w:tcPr>
-            <w:tcW w:type="pct" w:w="022"/>
+            <w:tcW w:type="pct" w:w="024"/>
             <w:shd w:color="14161C" w:val="solid"/>
             <w:tcMar>
               <w:top w:type="dxa" w:w="40"/>
@@ -6022,7 +6363,7 @@
         </w:tc>
         <w:tc>
           <w:tcPr>
-            <w:tcW w:type="pct" w:w="014"/>
+            <w:tcW w:type="pct" w:w="013"/>
             <w:shd w:color="14161C" w:val="solid"/>
             <w:tcMar>
               <w:top w:type="dxa" w:w="40"/>
@@ -6050,7 +6391,7 @@
         </w:tc>
         <w:tc>
           <w:tcPr>
-            <w:tcW w:type="pct" w:w="042"/>
+            <w:tcW w:type="pct" w:w="040"/>
             <w:shd w:color="14161C" w:val="solid"/>
             <w:tcMar>
               <w:top w:type="dxa" w:w="40"/>
@@ -6078,7 +6419,7 @@
         </w:tc>
         <w:tc>
           <w:tcPr>
-            <w:tcW w:type="pct" w:w="022"/>
+            <w:tcW w:type="pct" w:w="023"/>
             <w:shd w:color="14161C" w:val="solid"/>
             <w:tcMar>
               <w:top w:type="dxa" w:w="40"/>
@@ -6108,7 +6449,7 @@
       <w:tr>
         <w:tc>
           <w:tcPr>
-            <w:tcW w:type="pct" w:w="022"/>
+            <w:tcW w:type="pct" w:w="024"/>
             <w:tcMar>
               <w:top w:type="dxa" w:w="40"/>
               <w:left w:type="dxa" w:w="80"/>
@@ -6132,7 +6473,7 @@
         </w:tc>
         <w:tc>
           <w:tcPr>
-            <w:tcW w:type="pct" w:w="014"/>
+            <w:tcW w:type="pct" w:w="013"/>
             <w:tcMar>
               <w:top w:type="dxa" w:w="40"/>
               <w:left w:type="dxa" w:w="80"/>
@@ -6156,7 +6497,7 @@
         </w:tc>
         <w:tc>
           <w:tcPr>
-            <w:tcW w:type="pct" w:w="042"/>
+            <w:tcW w:type="pct" w:w="040"/>
             <w:tcMar>
               <w:top w:type="dxa" w:w="40"/>
               <w:left w:type="dxa" w:w="80"/>
@@ -6180,25 +6521,25 @@
         </w:tc>
         <w:tc>
           <w:tcPr>
-            <w:tcW w:type="pct" w:w="022"/>
-            <w:tcMar>
-              <w:top w:type="dxa" w:w="40"/>
-              <w:left w:type="dxa" w:w="80"/>
-              <w:bottom w:type="dxa" w:w="40"/>
-              <w:right w:type="dxa" w:w="80"/>
-            </w:tcMar>
-          </w:tcPr>
-          <w:p>
-            <w:pPr>
-              <w:spacing w:after="0"/>
-            </w:pPr>
-            <w:r>
-              <w:rPr>
-                <w:rFonts w:ascii="Calibri" w:cs="Calibri" w:eastAsia="Calibri" w:hAnsi="Calibri"/>
-                <w:sz w:val="17"/>
-                <w:szCs w:val="17"/>
-              </w:rPr>
-              <w:t xml:space="preserve">BA-confirmed prospect resolution (R1).</w:t>
+            <w:tcW w:type="pct" w:w="023"/>
+            <w:tcMar>
+              <w:top w:type="dxa" w:w="40"/>
+              <w:left w:type="dxa" w:w="80"/>
+              <w:bottom w:type="dxa" w:w="40"/>
+              <w:right w:type="dxa" w:w="80"/>
+            </w:tcMar>
+          </w:tcPr>
+          <w:p>
+            <w:pPr>
+              <w:spacing w:after="0"/>
+            </w:pPr>
+            <w:r>
+              <w:rPr>
+                <w:rFonts w:ascii="Calibri" w:cs="Calibri" w:eastAsia="Calibri" w:hAnsi="Calibri"/>
+                <w:sz w:val="17"/>
+                <w:szCs w:val="17"/>
+              </w:rPr>
+              <w:t xml:space="preserve">MEMORY (R1). Member-confirmed prospect resolution — the raw signal the system learns from.</w:t>
             </w:r>
           </w:p>
         </w:tc>
@@ -6206,7 +6547,7 @@
       <w:tr>
         <w:tc>
           <w:tcPr>
-            <w:tcW w:type="pct" w:w="022"/>
+            <w:tcW w:type="pct" w:w="024"/>
             <w:shd w:color="F6F7FB" w:val="solid"/>
             <w:tcMar>
               <w:top w:type="dxa" w:w="40"/>
@@ -6231,7 +6572,7 @@
         </w:tc>
         <w:tc>
           <w:tcPr>
-            <w:tcW w:type="pct" w:w="014"/>
+            <w:tcW w:type="pct" w:w="013"/>
             <w:shd w:color="F6F7FB" w:val="solid"/>
             <w:tcMar>
               <w:top w:type="dxa" w:w="40"/>
@@ -6256,7 +6597,7 @@
         </w:tc>
         <w:tc>
           <w:tcPr>
-            <w:tcW w:type="pct" w:w="042"/>
+            <w:tcW w:type="pct" w:w="040"/>
             <w:shd w:color="F6F7FB" w:val="solid"/>
             <w:tcMar>
               <w:top w:type="dxa" w:w="40"/>
@@ -6281,26 +6622,26 @@
         </w:tc>
         <w:tc>
           <w:tcPr>
-            <w:tcW w:type="pct" w:w="022"/>
-            <w:shd w:color="F6F7FB" w:val="solid"/>
-            <w:tcMar>
-              <w:top w:type="dxa" w:w="40"/>
-              <w:left w:type="dxa" w:w="80"/>
-              <w:bottom w:type="dxa" w:w="40"/>
-              <w:right w:type="dxa" w:w="80"/>
-            </w:tcMar>
-          </w:tcPr>
-          <w:p>
-            <w:pPr>
-              <w:spacing w:after="0"/>
-            </w:pPr>
-            <w:r>
-              <w:rPr>
-                <w:rFonts w:ascii="Calibri" w:cs="Calibri" w:eastAsia="Calibri" w:hAnsi="Calibri"/>
-                <w:sz w:val="17"/>
-                <w:szCs w:val="17"/>
-              </w:rPr>
-              <w:t xml:space="preserve">Review-only proposed learning (R2). No agent may approve.</w:t>
+            <w:tcW w:type="pct" w:w="023"/>
+            <w:shd w:color="F6F7FB" w:val="solid"/>
+            <w:tcMar>
+              <w:top w:type="dxa" w:w="40"/>
+              <w:left w:type="dxa" w:w="80"/>
+              <w:bottom w:type="dxa" w:w="40"/>
+              <w:right w:type="dxa" w:w="80"/>
+            </w:tcMar>
+          </w:tcPr>
+          <w:p>
+            <w:pPr>
+              <w:spacing w:after="0"/>
+            </w:pPr>
+            <w:r>
+              <w:rPr>
+                <w:rFonts w:ascii="Calibri" w:cs="Calibri" w:eastAsia="Calibri" w:hAnsi="Calibri"/>
+                <w:sz w:val="17"/>
+                <w:szCs w:val="17"/>
+              </w:rPr>
+              <w:t xml:space="preserve">MEMORY (R2). A PROPOSED insight derived from outcomes ("this seems to work"), awaiting KEVIN's approval. No agent may approve.</w:t>
             </w:r>
           </w:p>
         </w:tc>
@@ -6308,7 +6649,7 @@
       <w:tr>
         <w:tc>
           <w:tcPr>
-            <w:tcW w:type="pct" w:w="022"/>
+            <w:tcW w:type="pct" w:w="024"/>
             <w:tcMar>
               <w:top w:type="dxa" w:w="40"/>
               <w:left w:type="dxa" w:w="80"/>
@@ -6332,7 +6673,7 @@
         </w:tc>
         <w:tc>
           <w:tcPr>
-            <w:tcW w:type="pct" w:w="014"/>
+            <w:tcW w:type="pct" w:w="013"/>
             <w:tcMar>
               <w:top w:type="dxa" w:w="40"/>
               <w:left w:type="dxa" w:w="80"/>
@@ -6356,7 +6697,7 @@
         </w:tc>
         <w:tc>
           <w:tcPr>
-            <w:tcW w:type="pct" w:w="042"/>
+            <w:tcW w:type="pct" w:w="040"/>
             <w:tcMar>
               <w:top w:type="dxa" w:w="40"/>
               <w:left w:type="dxa" w:w="80"/>
@@ -6380,25 +6721,25 @@
         </w:tc>
         <w:tc>
           <w:tcPr>
-            <w:tcW w:type="pct" w:w="022"/>
-            <w:tcMar>
-              <w:top w:type="dxa" w:w="40"/>
-              <w:left w:type="dxa" w:w="80"/>
-              <w:bottom w:type="dxa" w:w="40"/>
-              <w:right w:type="dxa" w:w="80"/>
-            </w:tcMar>
-          </w:tcPr>
-          <w:p>
-            <w:pPr>
-              <w:spacing w:after="0"/>
-            </w:pPr>
-            <w:r>
-              <w:rPr>
-                <w:rFonts w:ascii="Calibri" w:cs="Calibri" w:eastAsia="Calibri" w:hAnsi="Calibri"/>
-                <w:sz w:val="17"/>
-                <w:szCs w:val="17"/>
-              </w:rPr>
-              <w:t xml:space="preserve">Active-knowledge retrieval index (R3).</w:t>
+            <w:tcW w:type="pct" w:w="023"/>
+            <w:tcMar>
+              <w:top w:type="dxa" w:w="40"/>
+              <w:left w:type="dxa" w:w="80"/>
+              <w:bottom w:type="dxa" w:w="40"/>
+              <w:right w:type="dxa" w:w="80"/>
+            </w:tcMar>
+          </w:tcPr>
+          <w:p>
+            <w:pPr>
+              <w:spacing w:after="0"/>
+            </w:pPr>
+            <w:r>
+              <w:rPr>
+                <w:rFonts w:ascii="Calibri" w:cs="Calibri" w:eastAsia="Calibri" w:hAnsi="Calibri"/>
+                <w:sz w:val="17"/>
+                <w:szCs w:val="17"/>
+              </w:rPr>
+              <w:t xml:space="preserve">MEMORY (R3). Approved ACTIVE knowledge the agent templates pull from at runtime.</w:t>
             </w:r>
           </w:p>
         </w:tc>
@@ -6460,7 +6801,7 @@
         </w:trPr>
         <w:tc>
           <w:tcPr>
-            <w:tcW w:type="pct" w:w="020"/>
+            <w:tcW w:type="pct" w:w="022"/>
             <w:shd w:color="14161C" w:val="solid"/>
             <w:tcMar>
               <w:top w:type="dxa" w:w="40"/>
@@ -6488,7 +6829,7 @@
         </w:tc>
         <w:tc>
           <w:tcPr>
-            <w:tcW w:type="pct" w:w="014"/>
+            <w:tcW w:type="pct" w:w="013"/>
             <w:shd w:color="14161C" w:val="solid"/>
             <w:tcMar>
               <w:top w:type="dxa" w:w="40"/>
@@ -6516,7 +6857,7 @@
         </w:tc>
         <w:tc>
           <w:tcPr>
-            <w:tcW w:type="pct" w:w="044"/>
+            <w:tcW w:type="pct" w:w="043"/>
             <w:shd w:color="14161C" w:val="solid"/>
             <w:tcMar>
               <w:top w:type="dxa" w:w="40"/>
@@ -6574,7 +6915,7 @@
       <w:tr>
         <w:tc>
           <w:tcPr>
-            <w:tcW w:type="pct" w:w="020"/>
+            <w:tcW w:type="pct" w:w="022"/>
             <w:tcMar>
               <w:top w:type="dxa" w:w="40"/>
               <w:left w:type="dxa" w:w="80"/>
@@ -6598,7 +6939,7 @@
         </w:tc>
         <w:tc>
           <w:tcPr>
-            <w:tcW w:type="pct" w:w="014"/>
+            <w:tcW w:type="pct" w:w="013"/>
             <w:tcMar>
               <w:top w:type="dxa" w:w="40"/>
               <w:left w:type="dxa" w:w="80"/>
@@ -6622,25 +6963,25 @@
         </w:tc>
         <w:tc>
           <w:tcPr>
-            <w:tcW w:type="pct" w:w="044"/>
-            <w:tcMar>
-              <w:top w:type="dxa" w:w="40"/>
-              <w:left w:type="dxa" w:w="80"/>
-              <w:bottom w:type="dxa" w:w="40"/>
-              <w:right w:type="dxa" w:w="80"/>
-            </w:tcMar>
-          </w:tcPr>
-          <w:p>
-            <w:pPr>
-              <w:spacing w:after="0"/>
-            </w:pPr>
-            <w:r>
-              <w:rPr>
-                <w:rFonts w:ascii="Calibri" w:cs="Calibri" w:eastAsia="Calibri" w:hAnsi="Calibri"/>
-                <w:sz w:val="17"/>
-                <w:szCs w:val="17"/>
-              </w:rPr>
-              <w:t xml:space="preserve">SPONSORED_BY→(:TeamMagnificentMember); MEMBER_OF→(:TeamMagnificent); HOLDS_CODE→(:AccessCode)</w:t>
+            <w:tcW w:type="pct" w:w="043"/>
+            <w:tcMar>
+              <w:top w:type="dxa" w:w="40"/>
+              <w:left w:type="dxa" w:w="80"/>
+              <w:bottom w:type="dxa" w:w="40"/>
+              <w:right w:type="dxa" w:w="80"/>
+            </w:tcMar>
+          </w:tcPr>
+          <w:p>
+            <w:pPr>
+              <w:spacing w:after="0"/>
+            </w:pPr>
+            <w:r>
+              <w:rPr>
+                <w:rFonts w:ascii="Calibri" w:cs="Calibri" w:eastAsia="Calibri" w:hAnsi="Calibri"/>
+                <w:sz w:val="17"/>
+                <w:szCs w:val="17"/>
+              </w:rPr>
+              <w:t xml:space="preserve">SPONSORED_BY→(:TeamMagnificentMember); MEMBER_OF→(:TeamMagnificent); HOLDS_CODE→(:TmagAccessCode)</w:t>
             </w:r>
           </w:p>
         </w:tc>
@@ -6672,7 +7013,7 @@
       <w:tr>
         <w:tc>
           <w:tcPr>
-            <w:tcW w:type="pct" w:w="020"/>
+            <w:tcW w:type="pct" w:w="022"/>
             <w:shd w:color="F6F7FB" w:val="solid"/>
             <w:tcMar>
               <w:top w:type="dxa" w:w="40"/>
@@ -6697,7 +7038,7 @@
         </w:tc>
         <w:tc>
           <w:tcPr>
-            <w:tcW w:type="pct" w:w="014"/>
+            <w:tcW w:type="pct" w:w="013"/>
             <w:shd w:color="F6F7FB" w:val="solid"/>
             <w:tcMar>
               <w:top w:type="dxa" w:w="40"/>
@@ -6722,7 +7063,7 @@
         </w:tc>
         <w:tc>
           <w:tcPr>
-            <w:tcW w:type="pct" w:w="044"/>
+            <w:tcW w:type="pct" w:w="043"/>
             <w:shd w:color="F6F7FB" w:val="solid"/>
             <w:tcMar>
               <w:top w:type="dxa" w:w="40"/>
@@ -6774,7 +7115,7 @@
       <w:tr>
         <w:tc>
           <w:tcPr>
-            <w:tcW w:type="pct" w:w="020"/>
+            <w:tcW w:type="pct" w:w="022"/>
             <w:tcMar>
               <w:top w:type="dxa" w:w="40"/>
               <w:left w:type="dxa" w:w="80"/>
@@ -6792,13 +7133,13 @@
                 <w:sz w:val="17"/>
                 <w:szCs w:val="17"/>
               </w:rPr>
-              <w:t xml:space="preserve">Prospect</w:t>
-            </w:r>
-          </w:p>
-        </w:tc>
-        <w:tc>
-          <w:tcPr>
-            <w:tcW w:type="pct" w:w="014"/>
+              <w:t xml:space="preserve">TmagProspect</w:t>
+            </w:r>
+          </w:p>
+        </w:tc>
+        <w:tc>
+          <w:tcPr>
+            <w:tcW w:type="pct" w:w="013"/>
             <w:tcMar>
               <w:top w:type="dxa" w:w="40"/>
               <w:left w:type="dxa" w:w="80"/>
@@ -6822,25 +7163,25 @@
         </w:tc>
         <w:tc>
           <w:tcPr>
-            <w:tcW w:type="pct" w:w="044"/>
-            <w:tcMar>
-              <w:top w:type="dxa" w:w="40"/>
-              <w:left w:type="dxa" w:w="80"/>
-              <w:bottom w:type="dxa" w:w="40"/>
-              <w:right w:type="dxa" w:w="80"/>
-            </w:tcMar>
-          </w:tcPr>
-          <w:p>
-            <w:pPr>
-              <w:spacing w:after="0"/>
-            </w:pPr>
-            <w:r>
-              <w:rPr>
-                <w:rFonts w:ascii="Calibri" w:cs="Calibri" w:eastAsia="Calibri" w:hAnsi="Calibri"/>
-                <w:sz w:val="17"/>
-                <w:szCs w:val="17"/>
-              </w:rPr>
-              <w:t xml:space="preserve">SPONSORED_BY→(:TeamMagnificentMember); HAS_TOKEN→(:InviteToken); IN_HOLDING_TANK→(:Pool)</w:t>
+            <w:tcW w:type="pct" w:w="043"/>
+            <w:tcMar>
+              <w:top w:type="dxa" w:w="40"/>
+              <w:left w:type="dxa" w:w="80"/>
+              <w:bottom w:type="dxa" w:w="40"/>
+              <w:right w:type="dxa" w:w="80"/>
+            </w:tcMar>
+          </w:tcPr>
+          <w:p>
+            <w:pPr>
+              <w:spacing w:after="0"/>
+            </w:pPr>
+            <w:r>
+              <w:rPr>
+                <w:rFonts w:ascii="Calibri" w:cs="Calibri" w:eastAsia="Calibri" w:hAnsi="Calibri"/>
+                <w:sz w:val="17"/>
+                <w:szCs w:val="17"/>
+              </w:rPr>
+              <w:t xml:space="preserve">SPONSORED_BY→(:TeamMagnificentMember); HAS_TOKEN→(:TmagInviteToken); IN_HOLDING_TANK→(:TmagPool)</w:t>
             </w:r>
           </w:p>
         </w:tc>
@@ -6872,7 +7213,7 @@
       <w:tr>
         <w:tc>
           <w:tcPr>
-            <w:tcW w:type="pct" w:w="020"/>
+            <w:tcW w:type="pct" w:w="022"/>
             <w:shd w:color="F6F7FB" w:val="solid"/>
             <w:tcMar>
               <w:top w:type="dxa" w:w="40"/>
@@ -6891,13 +7232,13 @@
                 <w:sz w:val="17"/>
                 <w:szCs w:val="17"/>
               </w:rPr>
-              <w:t xml:space="preserve">Outcome</w:t>
-            </w:r>
-          </w:p>
-        </w:tc>
-        <w:tc>
-          <w:tcPr>
-            <w:tcW w:type="pct" w:w="014"/>
+              <w:t xml:space="preserve">TmagOutcome</w:t>
+            </w:r>
+          </w:p>
+        </w:tc>
+        <w:tc>
+          <w:tcPr>
+            <w:tcW w:type="pct" w:w="013"/>
             <w:shd w:color="F6F7FB" w:val="solid"/>
             <w:tcMar>
               <w:top w:type="dxa" w:w="40"/>
@@ -6922,26 +7263,26 @@
         </w:tc>
         <w:tc>
           <w:tcPr>
-            <w:tcW w:type="pct" w:w="044"/>
-            <w:shd w:color="F6F7FB" w:val="solid"/>
-            <w:tcMar>
-              <w:top w:type="dxa" w:w="40"/>
-              <w:left w:type="dxa" w:w="80"/>
-              <w:bottom w:type="dxa" w:w="40"/>
-              <w:right w:type="dxa" w:w="80"/>
-            </w:tcMar>
-          </w:tcPr>
-          <w:p>
-            <w:pPr>
-              <w:spacing w:after="0"/>
-            </w:pPr>
-            <w:r>
-              <w:rPr>
-                <w:rFonts w:ascii="Calibri" w:cs="Calibri" w:eastAsia="Calibri" w:hAnsi="Calibri"/>
-                <w:sz w:val="17"/>
-                <w:szCs w:val="17"/>
-              </w:rPr>
-              <w:t xml:space="preserve">CONFIRMED_BY→(:TeamMagnificentMember); ABOUT_PROSPECT→(:Prospect); SUPERSEDES; SCOPED_TO→(:TeamMagnificent)</w:t>
+            <w:tcW w:type="pct" w:w="043"/>
+            <w:shd w:color="F6F7FB" w:val="solid"/>
+            <w:tcMar>
+              <w:top w:type="dxa" w:w="40"/>
+              <w:left w:type="dxa" w:w="80"/>
+              <w:bottom w:type="dxa" w:w="40"/>
+              <w:right w:type="dxa" w:w="80"/>
+            </w:tcMar>
+          </w:tcPr>
+          <w:p>
+            <w:pPr>
+              <w:spacing w:after="0"/>
+            </w:pPr>
+            <w:r>
+              <w:rPr>
+                <w:rFonts w:ascii="Calibri" w:cs="Calibri" w:eastAsia="Calibri" w:hAnsi="Calibri"/>
+                <w:sz w:val="17"/>
+                <w:szCs w:val="17"/>
+              </w:rPr>
+              <w:t xml:space="preserve">CONFIRMED_BY→(:TeamMagnificentMember); ABOUT_PROSPECT→(:TmagProspect); SUPERSEDES; SCOPED_TO→(:TeamMagnificent)</w:t>
             </w:r>
           </w:p>
         </w:tc>
@@ -6966,7 +7307,7 @@
                 <w:sz w:val="17"/>
                 <w:szCs w:val="17"/>
               </w:rPr>
-              <w:t xml:space="preserve">R1 outcome lineage.</w:t>
+              <w:t xml:space="preserve">R1 outcome lineage (graph side of mcs_outcomes).</w:t>
             </w:r>
           </w:p>
         </w:tc>
@@ -6974,7 +7315,7 @@
       <w:tr>
         <w:tc>
           <w:tcPr>
-            <w:tcW w:type="pct" w:w="020"/>
+            <w:tcW w:type="pct" w:w="022"/>
             <w:tcMar>
               <w:top w:type="dxa" w:w="40"/>
               <w:left w:type="dxa" w:w="80"/>
@@ -6992,13 +7333,13 @@
                 <w:sz w:val="17"/>
                 <w:szCs w:val="17"/>
               </w:rPr>
-              <w:t xml:space="preserve">LearningCandidate</w:t>
-            </w:r>
-          </w:p>
-        </w:tc>
-        <w:tc>
-          <w:tcPr>
-            <w:tcW w:type="pct" w:w="014"/>
+              <w:t xml:space="preserve">TmagLearningCandidate</w:t>
+            </w:r>
+          </w:p>
+        </w:tc>
+        <w:tc>
+          <w:tcPr>
+            <w:tcW w:type="pct" w:w="013"/>
             <w:tcMar>
               <w:top w:type="dxa" w:w="40"/>
               <w:left w:type="dxa" w:w="80"/>
@@ -7022,25 +7363,25 @@
         </w:tc>
         <w:tc>
           <w:tcPr>
-            <w:tcW w:type="pct" w:w="044"/>
-            <w:tcMar>
-              <w:top w:type="dxa" w:w="40"/>
-              <w:left w:type="dxa" w:w="80"/>
-              <w:bottom w:type="dxa" w:w="40"/>
-              <w:right w:type="dxa" w:w="80"/>
-            </w:tcMar>
-          </w:tcPr>
-          <w:p>
-            <w:pPr>
-              <w:spacing w:after="0"/>
-            </w:pPr>
-            <w:r>
-              <w:rPr>
-                <w:rFonts w:ascii="Calibri" w:cs="Calibri" w:eastAsia="Calibri" w:hAnsi="Calibri"/>
-                <w:sz w:val="17"/>
-                <w:szCs w:val="17"/>
-              </w:rPr>
-              <w:t xml:space="preserve">DERIVED_FROM→(:Outcome); SCOPED_TO→(:TeamMagnificent)</w:t>
+            <w:tcW w:type="pct" w:w="043"/>
+            <w:tcMar>
+              <w:top w:type="dxa" w:w="40"/>
+              <w:left w:type="dxa" w:w="80"/>
+              <w:bottom w:type="dxa" w:w="40"/>
+              <w:right w:type="dxa" w:w="80"/>
+            </w:tcMar>
+          </w:tcPr>
+          <w:p>
+            <w:pPr>
+              <w:spacing w:after="0"/>
+            </w:pPr>
+            <w:r>
+              <w:rPr>
+                <w:rFonts w:ascii="Calibri" w:cs="Calibri" w:eastAsia="Calibri" w:hAnsi="Calibri"/>
+                <w:sz w:val="17"/>
+                <w:szCs w:val="17"/>
+              </w:rPr>
+              <w:t xml:space="preserve">DERIVED_FROM→(:TmagOutcome); SCOPED_TO→(:TeamMagnificent)</w:t>
             </w:r>
           </w:p>
         </w:tc>
@@ -7064,7 +7405,7 @@
                 <w:sz w:val="17"/>
                 <w:szCs w:val="17"/>
               </w:rPr>
-              <w:t xml:space="preserve">R2 candidate provenance.</w:t>
+              <w:t xml:space="preserve">R2 provenance: a proposed insight and the outcomes it came from.</w:t>
             </w:r>
           </w:p>
         </w:tc>
@@ -7072,7 +7413,7 @@
       <w:tr>
         <w:tc>
           <w:tcPr>
-            <w:tcW w:type="pct" w:w="020"/>
+            <w:tcW w:type="pct" w:w="022"/>
             <w:shd w:color="F6F7FB" w:val="solid"/>
             <w:tcMar>
               <w:top w:type="dxa" w:w="40"/>
@@ -7091,13 +7432,13 @@
                 <w:sz w:val="17"/>
                 <w:szCs w:val="17"/>
               </w:rPr>
-              <w:t xml:space="preserve">Knowledge</w:t>
-            </w:r>
-          </w:p>
-        </w:tc>
-        <w:tc>
-          <w:tcPr>
-            <w:tcW w:type="pct" w:w="014"/>
+              <w:t xml:space="preserve">TmagKnowledge</w:t>
+            </w:r>
+          </w:p>
+        </w:tc>
+        <w:tc>
+          <w:tcPr>
+            <w:tcW w:type="pct" w:w="013"/>
             <w:shd w:color="F6F7FB" w:val="solid"/>
             <w:tcMar>
               <w:top w:type="dxa" w:w="40"/>
@@ -7122,7 +7463,7 @@
         </w:tc>
         <w:tc>
           <w:tcPr>
-            <w:tcW w:type="pct" w:w="044"/>
+            <w:tcW w:type="pct" w:w="043"/>
             <w:shd w:color="F6F7FB" w:val="solid"/>
             <w:tcMar>
               <w:top w:type="dxa" w:w="40"/>
@@ -7166,7 +7507,7 @@
                 <w:sz w:val="17"/>
                 <w:szCs w:val="17"/>
               </w:rPr>
-              <w:t xml:space="preserve">R3 active-knowledge nodes.</w:t>
+              <w:t xml:space="preserve">R3 active-knowledge nodes (graph side of mcs_graphrag).</w:t>
             </w:r>
           </w:p>
         </w:tc>
@@ -7174,7 +7515,7 @@
       <w:tr>
         <w:tc>
           <w:tcPr>
-            <w:tcW w:type="pct" w:w="020"/>
+            <w:tcW w:type="pct" w:w="022"/>
             <w:tcMar>
               <w:top w:type="dxa" w:w="40"/>
               <w:left w:type="dxa" w:w="80"/>
@@ -7192,13 +7533,13 @@
                 <w:sz w:val="17"/>
                 <w:szCs w:val="17"/>
               </w:rPr>
-              <w:t xml:space="preserve">AuditEntry</w:t>
-            </w:r>
-          </w:p>
-        </w:tc>
-        <w:tc>
-          <w:tcPr>
-            <w:tcW w:type="pct" w:w="014"/>
+              <w:t xml:space="preserve">TmagAuditEntry</w:t>
+            </w:r>
+          </w:p>
+        </w:tc>
+        <w:tc>
+          <w:tcPr>
+            <w:tcW w:type="pct" w:w="013"/>
             <w:tcMar>
               <w:top w:type="dxa" w:w="40"/>
               <w:left w:type="dxa" w:w="80"/>
@@ -7222,7 +7563,7 @@
         </w:tc>
         <w:tc>
           <w:tcPr>
-            <w:tcW w:type="pct" w:w="044"/>
+            <w:tcW w:type="pct" w:w="043"/>
             <w:tcMar>
               <w:top w:type="dxa" w:w="40"/>
               <w:left w:type="dxa" w:w="80"/>
@@ -7264,7 +7605,7 @@
                 <w:sz w:val="17"/>
                 <w:szCs w:val="17"/>
               </w:rPr>
-              <w:t xml:space="preserve">Shared audit substrate.</w:t>
+              <w:t xml:space="preserve">Graph side of mcs_audit_log: links each audited action to who did it.</w:t>
             </w:r>
           </w:p>
         </w:tc>
@@ -7272,7 +7613,7 @@
       <w:tr>
         <w:tc>
           <w:tcPr>
-            <w:tcW w:type="pct" w:w="020"/>
+            <w:tcW w:type="pct" w:w="022"/>
             <w:shd w:color="F6F7FB" w:val="solid"/>
             <w:tcMar>
               <w:top w:type="dxa" w:w="40"/>
@@ -7291,13 +7632,13 @@
                 <w:sz w:val="17"/>
                 <w:szCs w:val="17"/>
               </w:rPr>
-              <w:t xml:space="preserve">(business labels)</w:t>
-            </w:r>
-          </w:p>
-        </w:tc>
-        <w:tc>
-          <w:tcPr>
-            <w:tcW w:type="pct" w:w="014"/>
+              <w:t xml:space="preserve">Tmag&lt;BusinessLabel&gt;</w:t>
+            </w:r>
+          </w:p>
+        </w:tc>
+        <w:tc>
+          <w:tcPr>
+            <w:tcW w:type="pct" w:w="013"/>
             <w:shd w:color="F6F7FB" w:val="solid"/>
             <w:tcMar>
               <w:top w:type="dxa" w:w="40"/>
@@ -7322,26 +7663,26 @@
         </w:tc>
         <w:tc>
           <w:tcPr>
-            <w:tcW w:type="pct" w:w="044"/>
-            <w:shd w:color="F6F7FB" w:val="solid"/>
-            <w:tcMar>
-              <w:top w:type="dxa" w:w="40"/>
-              <w:left w:type="dxa" w:w="80"/>
-              <w:bottom w:type="dxa" w:w="40"/>
-              <w:right w:type="dxa" w:w="80"/>
-            </w:tcMar>
-          </w:tcPr>
-          <w:p>
-            <w:pPr>
-              <w:spacing w:after="0"/>
-            </w:pPr>
-            <w:r>
-              <w:rPr>
-                <w:rFonts w:ascii="Calibri" w:cs="Calibri" w:eastAsia="Calibri" w:hAnsi="Calibri"/>
-                <w:sz w:val="17"/>
-                <w:szCs w:val="17"/>
-              </w:rPr>
-              <w:t xml:space="preserve">InviteToken.token · AccessCode.code · WebinarEvent.eventId · IvoryName.ivoryId · Broadcast.broadcastId · VMCampaign.vmCampaignId · …</w:t>
+            <w:tcW w:type="pct" w:w="043"/>
+            <w:shd w:color="F6F7FB" w:val="solid"/>
+            <w:tcMar>
+              <w:top w:type="dxa" w:w="40"/>
+              <w:left w:type="dxa" w:w="80"/>
+              <w:bottom w:type="dxa" w:w="40"/>
+              <w:right w:type="dxa" w:w="80"/>
+            </w:tcMar>
+          </w:tcPr>
+          <w:p>
+            <w:pPr>
+              <w:spacing w:after="0"/>
+            </w:pPr>
+            <w:r>
+              <w:rPr>
+                <w:rFonts w:ascii="Calibri" w:cs="Calibri" w:eastAsia="Calibri" w:hAnsi="Calibri"/>
+                <w:sz w:val="17"/>
+                <w:szCs w:val="17"/>
+              </w:rPr>
+              <w:t xml:space="preserve">TmagInviteToken.token · TmagAccessCode.code · TmagWebinarEvent.eventId · TmagIvoryName.ivoryId · TmagBroadcast.broadcastId · TmagVmCampaign.vmCampaignId · …</w:t>
             </w:r>
           </w:p>
         </w:tc>
@@ -7366,7 +7707,7 @@
                 <w:sz w:val="17"/>
                 <w:szCs w:val="17"/>
               </w:rPr>
-              <w:t xml:space="preserve">Per-label uniqueness constraints (P10 §6).</w:t>
+              <w:t xml:space="preserve">Per-label uniqueness constraints. This SET GROWS as features are added — same constraint pattern each time (P10 §6).</w:t>
             </w:r>
           </w:p>
         </w:tc>
@@ -7386,7 +7727,22 @@
           <w:sz w:val="30"/>
           <w:szCs w:val="30"/>
         </w:rPr>
-        <w:t xml:space="preserve">3 · ChromaDB — collections (mcs_ prefixed, 384-dim, @8200)</w:t>
+        <w:t xml:space="preserve">3 · ChromaDB — collections (384-dim, @8200)</w:t>
+      </w:r>
+    </w:p>
+    <w:p>
+      <w:pPr>
+        <w:spacing w:after="80"/>
+      </w:pPr>
+      <w:r>
+        <w:rPr>
+          <w:rFonts w:ascii="Calibri" w:cs="Calibri" w:eastAsia="Calibri" w:hAnsi="Calibri"/>
+          <w:i/>
+          <w:iCs/>
+          <w:sz w:val="17"/>
+          <w:szCs w:val="17"/>
+        </w:rPr>
+        <w:t xml:space="preserve">Names mirror the Mongo collections (one name across all three stores); memory layer stays mcs_.</w:t>
       </w:r>
     </w:p>
     <w:tbl>
@@ -7411,7 +7767,7 @@
         </w:trPr>
         <w:tc>
           <w:tcPr>
-            <w:tcW w:type="pct" w:w="022"/>
+            <w:tcW w:type="pct" w:w="024"/>
             <w:shd w:color="14161C" w:val="solid"/>
             <w:tcMar>
               <w:top w:type="dxa" w:w="40"/>
@@ -7439,7 +7795,7 @@
         </w:tc>
         <w:tc>
           <w:tcPr>
-            <w:tcW w:type="pct" w:w="078"/>
+            <w:tcW w:type="pct" w:w="076"/>
             <w:shd w:color="14161C" w:val="solid"/>
             <w:tcMar>
               <w:top w:type="dxa" w:w="40"/>
@@ -7469,7 +7825,7 @@
       <w:tr>
         <w:tc>
           <w:tcPr>
-            <w:tcW w:type="pct" w:w="022"/>
+            <w:tcW w:type="pct" w:w="024"/>
             <w:tcMar>
               <w:top w:type="dxa" w:w="40"/>
               <w:left w:type="dxa" w:w="80"/>
@@ -7487,31 +7843,31 @@
                 <w:sz w:val="17"/>
                 <w:szCs w:val="17"/>
               </w:rPr>
-              <w:t xml:space="preserve">Identity/onboarding</w:t>
-            </w:r>
-          </w:p>
-        </w:tc>
-        <w:tc>
-          <w:tcPr>
-            <w:tcW w:type="pct" w:w="078"/>
-            <w:tcMar>
-              <w:top w:type="dxa" w:w="40"/>
-              <w:left w:type="dxa" w:w="80"/>
-              <w:bottom w:type="dxa" w:w="40"/>
-              <w:right w:type="dxa" w:w="80"/>
-            </w:tcMar>
-          </w:tcPr>
-          <w:p>
-            <w:pPr>
-              <w:spacing w:after="0"/>
-            </w:pPr>
-            <w:r>
-              <w:rPr>
-                <w:rFonts w:ascii="Calibri" w:cs="Calibri" w:eastAsia="Calibri" w:hAnsi="Calibri"/>
-                <w:sz w:val="17"/>
-                <w:szCs w:val="17"/>
-              </w:rPr>
-              <w:t xml:space="preserve">mcs_team_magnificent_members · mcs_access_codes · mcs_commitments · mcs_ba_questionnaires · mcs_ba_workbooks · mcs_steve_discoveries · mcs_training_progress</w:t>
+              <w:t xml:space="preserve">Identity / onboarding</w:t>
+            </w:r>
+          </w:p>
+        </w:tc>
+        <w:tc>
+          <w:tcPr>
+            <w:tcW w:type="pct" w:w="076"/>
+            <w:tcMar>
+              <w:top w:type="dxa" w:w="40"/>
+              <w:left w:type="dxa" w:w="80"/>
+              <w:bottom w:type="dxa" w:w="40"/>
+              <w:right w:type="dxa" w:w="80"/>
+            </w:tcMar>
+          </w:tcPr>
+          <w:p>
+            <w:pPr>
+              <w:spacing w:after="0"/>
+            </w:pPr>
+            <w:r>
+              <w:rPr>
+                <w:rFonts w:ascii="Calibri" w:cs="Calibri" w:eastAsia="Calibri" w:hAnsi="Calibri"/>
+                <w:sz w:val="17"/>
+                <w:szCs w:val="17"/>
+              </w:rPr>
+              <w:t xml:space="preserve">team_magnificent_members · tmag_access_codes · tmag_commitments · tmag_questionnaires · tmag_workbooks · tmag_steve_success_interview · tmag_fast_start_progress</w:t>
             </w:r>
           </w:p>
         </w:tc>
@@ -7519,7 +7875,7 @@
       <w:tr>
         <w:tc>
           <w:tcPr>
-            <w:tcW w:type="pct" w:w="022"/>
+            <w:tcW w:type="pct" w:w="024"/>
             <w:shd w:color="F6F7FB" w:val="solid"/>
             <w:tcMar>
               <w:top w:type="dxa" w:w="40"/>
@@ -7538,32 +7894,32 @@
                 <w:sz w:val="17"/>
                 <w:szCs w:val="17"/>
               </w:rPr>
-              <w:t xml:space="preserve">Prospect/funnel</w:t>
-            </w:r>
-          </w:p>
-        </w:tc>
-        <w:tc>
-          <w:tcPr>
-            <w:tcW w:type="pct" w:w="078"/>
-            <w:shd w:color="F6F7FB" w:val="solid"/>
-            <w:tcMar>
-              <w:top w:type="dxa" w:w="40"/>
-              <w:left w:type="dxa" w:w="80"/>
-              <w:bottom w:type="dxa" w:w="40"/>
-              <w:right w:type="dxa" w:w="80"/>
-            </w:tcMar>
-          </w:tcPr>
-          <w:p>
-            <w:pPr>
-              <w:spacing w:after="0"/>
-            </w:pPr>
-            <w:r>
-              <w:rPr>
-                <w:rFonts w:ascii="Calibri" w:cs="Calibri" w:eastAsia="Calibri" w:hAnsi="Calibri"/>
-                <w:sz w:val="17"/>
-                <w:szCs w:val="17"/>
-              </w:rPr>
-              <w:t xml:space="preserve">mcs_invitations · mcs_callback_requests · mcs_pool_events · mcs_prospect_accounts · mcs_prospect_magic_links · mcs_webinar_reservations · mcs_prospect_crm · mcs_prospect_timeline</w:t>
+              <w:t xml:space="preserve">Prospect / funnel</w:t>
+            </w:r>
+          </w:p>
+        </w:tc>
+        <w:tc>
+          <w:tcPr>
+            <w:tcW w:type="pct" w:w="076"/>
+            <w:shd w:color="F6F7FB" w:val="solid"/>
+            <w:tcMar>
+              <w:top w:type="dxa" w:w="40"/>
+              <w:left w:type="dxa" w:w="80"/>
+              <w:bottom w:type="dxa" w:w="40"/>
+              <w:right w:type="dxa" w:w="80"/>
+            </w:tcMar>
+          </w:tcPr>
+          <w:p>
+            <w:pPr>
+              <w:spacing w:after="0"/>
+            </w:pPr>
+            <w:r>
+              <w:rPr>
+                <w:rFonts w:ascii="Calibri" w:cs="Calibri" w:eastAsia="Calibri" w:hAnsi="Calibri"/>
+                <w:sz w:val="17"/>
+                <w:szCs w:val="17"/>
+              </w:rPr>
+              <w:t xml:space="preserve">tmag_prospect_invitation_activity · tmag_prospect_callback_requests · tmag_prospect_htank_events · tmag_prospect_magic_links · tmag_prospect_webinar_reservations · tmag_prospect_crm_records · tmag_prospect_timeline_events</w:t>
             </w:r>
           </w:p>
         </w:tc>
@@ -7571,7 +7927,7 @@
       <w:tr>
         <w:tc>
           <w:tcPr>
-            <w:tcW w:type="pct" w:w="022"/>
+            <w:tcW w:type="pct" w:w="024"/>
             <w:tcMar>
               <w:top w:type="dxa" w:w="40"/>
               <w:left w:type="dxa" w:w="80"/>
@@ -7589,31 +7945,31 @@
                 <w:sz w:val="17"/>
                 <w:szCs w:val="17"/>
               </w:rPr>
-              <w:t xml:space="preserve">Agents/admin</w:t>
-            </w:r>
-          </w:p>
-        </w:tc>
-        <w:tc>
-          <w:tcPr>
-            <w:tcW w:type="pct" w:w="078"/>
-            <w:tcMar>
-              <w:top w:type="dxa" w:w="40"/>
-              <w:left w:type="dxa" w:w="80"/>
-              <w:bottom w:type="dxa" w:w="40"/>
-              <w:right w:type="dxa" w:w="80"/>
-            </w:tcMar>
-          </w:tcPr>
-          <w:p>
-            <w:pPr>
-              <w:spacing w:after="0"/>
-            </w:pPr>
-            <w:r>
-              <w:rPr>
-                <w:rFonts w:ascii="Calibri" w:cs="Calibri" w:eastAsia="Calibri" w:hAnsi="Calibri"/>
-                <w:sz w:val="17"/>
-                <w:szCs w:val="17"/>
-              </w:rPr>
-              <w:t xml:space="preserve">mcs_ivory · mcs_agent_events · mcs_audit_log · mcs_tenant_settings · mcs_master_content · mcs_broadcasts</w:t>
+              <w:t xml:space="preserve">Agents / templates / admin</w:t>
+            </w:r>
+          </w:p>
+        </w:tc>
+        <w:tc>
+          <w:tcPr>
+            <w:tcW w:type="pct" w:w="076"/>
+            <w:tcMar>
+              <w:top w:type="dxa" w:w="40"/>
+              <w:left w:type="dxa" w:w="80"/>
+              <w:bottom w:type="dxa" w:w="40"/>
+              <w:right w:type="dxa" w:w="80"/>
+            </w:tcMar>
+          </w:tcPr>
+          <w:p>
+            <w:pPr>
+              <w:spacing w:after="0"/>
+            </w:pPr>
+            <w:r>
+              <w:rPr>
+                <w:rFonts w:ascii="Calibri" w:cs="Calibri" w:eastAsia="Calibri" w:hAnsi="Calibri"/>
+                <w:sz w:val="17"/>
+                <w:szCs w:val="17"/>
+              </w:rPr>
+              <w:t xml:space="preserve">tmag_agent_ivory_events · tmag_agent_michael_events · tmag_agent_steve_events · tmag_agent_templates · tmag_ivory_prospect_names · mcs_audit_log · tmag_content_templates · tmag_broadcasts</w:t>
             </w:r>
           </w:p>
         </w:tc>
@@ -7621,7 +7977,7 @@
       <w:tr>
         <w:tc>
           <w:tcPr>
-            <w:tcW w:type="pct" w:w="022"/>
+            <w:tcW w:type="pct" w:w="024"/>
             <w:shd w:color="F6F7FB" w:val="solid"/>
             <w:tcMar>
               <w:top w:type="dxa" w:w="40"/>
@@ -7646,26 +8002,26 @@
         </w:tc>
         <w:tc>
           <w:tcPr>
-            <w:tcW w:type="pct" w:w="078"/>
-            <w:shd w:color="F6F7FB" w:val="solid"/>
-            <w:tcMar>
-              <w:top w:type="dxa" w:w="40"/>
-              <w:left w:type="dxa" w:w="80"/>
-              <w:bottom w:type="dxa" w:w="40"/>
-              <w:right w:type="dxa" w:w="80"/>
-            </w:tcMar>
-          </w:tcPr>
-          <w:p>
-            <w:pPr>
-              <w:spacing w:after="0"/>
-            </w:pPr>
-            <w:r>
-              <w:rPr>
-                <w:rFonts w:ascii="Calibri" w:cs="Calibri" w:eastAsia="Calibri" w:hAnsi="Calibri"/>
-                <w:sz w:val="17"/>
-                <w:szCs w:val="17"/>
-              </w:rPr>
-              <w:t xml:space="preserve">mcs_vm_lead_batches · mcs_vm_leads · mcs_vm_campaigns · mcs_vm_delivery_events</w:t>
+            <w:tcW w:type="pct" w:w="076"/>
+            <w:shd w:color="F6F7FB" w:val="solid"/>
+            <w:tcMar>
+              <w:top w:type="dxa" w:w="40"/>
+              <w:left w:type="dxa" w:w="80"/>
+              <w:bottom w:type="dxa" w:w="40"/>
+              <w:right w:type="dxa" w:w="80"/>
+            </w:tcMar>
+          </w:tcPr>
+          <w:p>
+            <w:pPr>
+              <w:spacing w:after="0"/>
+            </w:pPr>
+            <w:r>
+              <w:rPr>
+                <w:rFonts w:ascii="Calibri" w:cs="Calibri" w:eastAsia="Calibri" w:hAnsi="Calibri"/>
+                <w:sz w:val="17"/>
+                <w:szCs w:val="17"/>
+              </w:rPr>
+              <w:t xml:space="preserve">tmag_vm_lead_batches · tmag_vm_bulk_leads · tmag_vm_campaigns · tmag_vm_delivery_events</w:t>
             </w:r>
           </w:p>
         </w:tc>
@@ -7673,7 +8029,7 @@
       <w:tr>
         <w:tc>
           <w:tcPr>
-            <w:tcW w:type="pct" w:w="022"/>
+            <w:tcW w:type="pct" w:w="024"/>
             <w:tcMar>
               <w:top w:type="dxa" w:w="40"/>
               <w:left w:type="dxa" w:w="80"/>
@@ -7691,13 +8047,13 @@
                 <w:sz w:val="17"/>
                 <w:szCs w:val="17"/>
               </w:rPr>
-              <w:t xml:space="preserve">Phase 7 memory</w:t>
-            </w:r>
-          </w:p>
-        </w:tc>
-        <w:tc>
-          <w:tcPr>
-            <w:tcW w:type="pct" w:w="078"/>
+              <w:t xml:space="preserve">Memory / learning (system)</w:t>
+            </w:r>
+          </w:p>
+        </w:tc>
+        <w:tc>
+          <w:tcPr>
+            <w:tcW w:type="pct" w:w="076"/>
             <w:tcMar>
               <w:top w:type="dxa" w:w="40"/>
               <w:left w:type="dxa" w:w="80"/>
@@ -8040,7 +8396,7 @@
                 <w:sz w:val="17"/>
                 <w:szCs w:val="17"/>
               </w:rPr>
-              <w:t xml:space="preserve">Learning domain</w:t>
+              <w:t xml:space="preserve">Agent template kind</w:t>
             </w:r>
           </w:p>
         </w:tc>
@@ -8064,7 +8420,7 @@
                 <w:sz w:val="17"/>
                 <w:szCs w:val="17"/>
               </w:rPr>
-              <w:t xml:space="preserve">success · training · relationship · performance · organizational</w:t>
+              <w:t xml:space="preserve">learning · interviewing · invitation · (+ future)</w:t>
             </w:r>
           </w:p>
         </w:tc>
@@ -8091,7 +8447,7 @@
                 <w:sz w:val="17"/>
                 <w:szCs w:val="17"/>
               </w:rPr>
-              <w:t xml:space="preserve">Language</w:t>
+              <w:t xml:space="preserve">Learning domain</w:t>
             </w:r>
           </w:p>
         </w:tc>
@@ -8116,7 +8472,7 @@
                 <w:sz w:val="17"/>
                 <w:szCs w:val="17"/>
               </w:rPr>
-              <w:t xml:space="preserve">en · es</w:t>
+              <w:t xml:space="preserve">success · training · relationship · performance · organizational</w:t>
             </w:r>
           </w:p>
         </w:tc>
@@ -8142,7 +8498,7 @@
                 <w:sz w:val="17"/>
                 <w:szCs w:val="17"/>
               </w:rPr>
-              <w:t xml:space="preserve">Runtime audit action</w:t>
+              <w:t xml:space="preserve">Language</w:t>
             </w:r>
           </w:p>
         </w:tc>
@@ -8166,7 +8522,7 @@
                 <w:sz w:val="17"/>
                 <w:szCs w:val="17"/>
               </w:rPr>
-              <w:t xml:space="preserve">runtime.turn.{opened,draft_emitted,closed} · runtime.gate.{allowed,denied} · runtime.persistence.{enabled,disabled}</w:t>
+              <w:t xml:space="preserve">en · es</w:t>
             </w:r>
           </w:p>
         </w:tc>
@@ -8193,6 +8549,57 @@
                 <w:sz w:val="17"/>
                 <w:szCs w:val="17"/>
               </w:rPr>
+              <w:t xml:space="preserve">Runtime audit action</w:t>
+            </w:r>
+          </w:p>
+        </w:tc>
+        <w:tc>
+          <w:tcPr>
+            <w:tcW w:type="pct" w:w="074"/>
+            <w:shd w:color="F6F7FB" w:val="solid"/>
+            <w:tcMar>
+              <w:top w:type="dxa" w:w="40"/>
+              <w:left w:type="dxa" w:w="80"/>
+              <w:bottom w:type="dxa" w:w="40"/>
+              <w:right w:type="dxa" w:w="80"/>
+            </w:tcMar>
+          </w:tcPr>
+          <w:p>
+            <w:pPr>
+              <w:spacing w:after="0"/>
+            </w:pPr>
+            <w:r>
+              <w:rPr>
+                <w:rFonts w:ascii="Calibri" w:cs="Calibri" w:eastAsia="Calibri" w:hAnsi="Calibri"/>
+                <w:sz w:val="17"/>
+                <w:szCs w:val="17"/>
+              </w:rPr>
+              <w:t xml:space="preserve">runtime.turn.{opened,draft_emitted,closed} · runtime.gate.{allowed,denied} · runtime.persistence.{enabled,disabled}</w:t>
+            </w:r>
+          </w:p>
+        </w:tc>
+      </w:tr>
+      <w:tr>
+        <w:tc>
+          <w:tcPr>
+            <w:tcW w:type="pct" w:w="026"/>
+            <w:tcMar>
+              <w:top w:type="dxa" w:w="40"/>
+              <w:left w:type="dxa" w:w="80"/>
+              <w:bottom w:type="dxa" w:w="40"/>
+              <w:right w:type="dxa" w:w="80"/>
+            </w:tcMar>
+          </w:tcPr>
+          <w:p>
+            <w:pPr>
+              <w:spacing w:after="0"/>
+            </w:pPr>
+            <w:r>
+              <w:rPr>
+                <w:rFonts w:ascii="Consolas" w:cs="Consolas" w:eastAsia="Consolas" w:hAnsi="Consolas"/>
+                <w:sz w:val="17"/>
+                <w:szCs w:val="17"/>
+              </w:rPr>
               <w:t xml:space="preserve">Persistence mode</w:t>
             </w:r>
           </w:p>
@@ -8200,7 +8607,6 @@
         <w:tc>
           <w:tcPr>
             <w:tcW w:type="pct" w:w="074"/>
-            <w:shd w:color="F6F7FB" w:val="solid"/>
             <w:tcMar>
               <w:top w:type="dxa" w:w="40"/>
               <w:left w:type="dxa" w:w="80"/>
